--- a/ManualPracticasunidad4.docx
+++ b/ManualPracticasunidad4.docx
@@ -413,6 +413,7 @@
       <w:r>
         <w:rPr>
           <w:rFonts w:ascii="Arial" w:hAnsi="Arial" w:cs="Arial"/>
+          <w:noProof/>
         </w:rPr>
         <w:drawing>
           <wp:inline distT="0" distB="0" distL="0" distR="0" wp14:anchorId="35912010" wp14:editId="664F866E">
@@ -460,6 +461,7 @@
       <w:r>
         <w:rPr>
           <w:rFonts w:ascii="Arial" w:hAnsi="Arial" w:cs="Arial"/>
+          <w:noProof/>
         </w:rPr>
         <w:lastRenderedPageBreak/>
         <w:drawing>
@@ -536,6 +538,7 @@
       <w:r>
         <w:rPr>
           <w:rFonts w:ascii="Arial" w:hAnsi="Arial" w:cs="Arial"/>
+          <w:noProof/>
         </w:rPr>
         <w:drawing>
           <wp:inline distT="0" distB="0" distL="0" distR="0" wp14:anchorId="56A7523A" wp14:editId="3AAB3690">
@@ -701,8 +704,18 @@
                 <w:b/>
                 <w:bCs/>
               </w:rPr>
-              <w:t>Descripción en Español</w:t>
-            </w:r>
+              <w:t xml:space="preserve">Descripción en </w:t>
+            </w:r>
+            <w:proofErr w:type="gramStart"/>
+            <w:r>
+              <w:rPr>
+                <w:rFonts w:ascii="Arial" w:hAnsi="Arial" w:cs="Arial"/>
+                <w:b/>
+                <w:bCs/>
+              </w:rPr>
+              <w:t>Español</w:t>
+            </w:r>
+            <w:proofErr w:type="gramEnd"/>
           </w:p>
         </w:tc>
         <w:tc>
@@ -1300,7 +1313,21 @@
               <w:rPr>
                 <w:rFonts w:ascii="Arial" w:hAnsi="Arial" w:cs="Arial"/>
               </w:rPr>
-              <w:t>(N1.length()==0 || N2.length()==0)</w:t>
+              <w:t>(N</w:t>
+            </w:r>
+            <w:proofErr w:type="gramStart"/>
+            <w:r>
+              <w:rPr>
+                <w:rFonts w:ascii="Arial" w:hAnsi="Arial" w:cs="Arial"/>
+              </w:rPr>
+              <w:t>1.length</w:t>
+            </w:r>
+            <w:proofErr w:type="gramEnd"/>
+            <w:r>
+              <w:rPr>
+                <w:rFonts w:ascii="Arial" w:hAnsi="Arial" w:cs="Arial"/>
+              </w:rPr>
+              <w:t>()==0 || N2.length()==0)</w:t>
             </w:r>
           </w:p>
         </w:tc>
@@ -1772,7 +1799,21 @@
               <w:rPr>
                 <w:rFonts w:ascii="Arial" w:hAnsi="Arial" w:cs="Arial"/>
               </w:rPr>
-              <w:t xml:space="preserve"> { ... }</w:t>
+              <w:t xml:space="preserve"> </w:t>
+            </w:r>
+            <w:proofErr w:type="gramStart"/>
+            <w:r>
+              <w:rPr>
+                <w:rFonts w:ascii="Arial" w:hAnsi="Arial" w:cs="Arial"/>
+              </w:rPr>
+              <w:t>{ ...</w:t>
+            </w:r>
+            <w:proofErr w:type="gramEnd"/>
+            <w:r>
+              <w:rPr>
+                <w:rFonts w:ascii="Arial" w:hAnsi="Arial" w:cs="Arial"/>
+              </w:rPr>
+              <w:t xml:space="preserve"> }</w:t>
             </w:r>
           </w:p>
         </w:tc>
@@ -2841,12 +2882,14 @@
           <w:rFonts w:ascii="Arial" w:hAnsi="Arial" w:cs="Arial"/>
         </w:rPr>
       </w:pPr>
+      <w:proofErr w:type="gramStart"/>
       <w:r>
         <w:rPr>
           <w:rFonts w:ascii="Arial" w:hAnsi="Arial" w:cs="Arial"/>
         </w:rPr>
         <w:t>Implementación.-</w:t>
       </w:r>
+      <w:proofErr w:type="gramEnd"/>
     </w:p>
     <w:p>
       <w:pPr>
@@ -2857,6 +2900,7 @@
       <w:r>
         <w:rPr>
           <w:rFonts w:ascii="Arial" w:hAnsi="Arial" w:cs="Arial"/>
+          <w:noProof/>
         </w:rPr>
         <w:drawing>
           <wp:inline distT="0" distB="0" distL="0" distR="0" wp14:anchorId="7E7A9A52" wp14:editId="5448B5D4">
@@ -2904,6 +2948,7 @@
       <w:r>
         <w:rPr>
           <w:rFonts w:ascii="Arial" w:hAnsi="Arial" w:cs="Arial"/>
+          <w:noProof/>
         </w:rPr>
         <w:lastRenderedPageBreak/>
         <w:drawing>
@@ -3012,7 +3057,7 @@
         <w:rPr>
           <w:rFonts w:ascii="Arial" w:hAnsi="Arial" w:cs="Arial"/>
         </w:rPr>
-        <w:t xml:space="preserve">En esta practica ya hicimos algo mas complejo al meter mas ventanas y </w:t>
+        <w:t xml:space="preserve">En esta practica ya hicimos algo mas complejo al meter </w:t>
       </w:r>
       <w:proofErr w:type="spellStart"/>
       <w:r>
@@ -3026,7 +3071,35 @@
         <w:rPr>
           <w:rFonts w:ascii="Arial" w:hAnsi="Arial" w:cs="Arial"/>
         </w:rPr>
-        <w:t xml:space="preserve"> código, esta practica lo que hace es crear un </w:t>
+        <w:t xml:space="preserve"> ventanas y </w:t>
+      </w:r>
+      <w:proofErr w:type="spellStart"/>
+      <w:r>
+        <w:rPr>
+          <w:rFonts w:ascii="Arial" w:hAnsi="Arial" w:cs="Arial"/>
+        </w:rPr>
+        <w:t>mas</w:t>
+      </w:r>
+      <w:proofErr w:type="spellEnd"/>
+      <w:r>
+        <w:rPr>
+          <w:rFonts w:ascii="Arial" w:hAnsi="Arial" w:cs="Arial"/>
+        </w:rPr>
+        <w:t xml:space="preserve"> código, esta </w:t>
+      </w:r>
+      <w:proofErr w:type="spellStart"/>
+      <w:r>
+        <w:rPr>
+          <w:rFonts w:ascii="Arial" w:hAnsi="Arial" w:cs="Arial"/>
+        </w:rPr>
+        <w:t>practica</w:t>
+      </w:r>
+      <w:proofErr w:type="spellEnd"/>
+      <w:r>
+        <w:rPr>
+          <w:rFonts w:ascii="Arial" w:hAnsi="Arial" w:cs="Arial"/>
+        </w:rPr>
+        <w:t xml:space="preserve"> lo que hace es crear un </w:t>
       </w:r>
       <w:proofErr w:type="spellStart"/>
       <w:r>
@@ -3054,7 +3127,21 @@
         <w:rPr>
           <w:rFonts w:ascii="Arial" w:hAnsi="Arial" w:cs="Arial"/>
         </w:rPr>
-        <w:t xml:space="preserve"> o el mas alto, tiene </w:t>
+        <w:t xml:space="preserve"> o el </w:t>
+      </w:r>
+      <w:proofErr w:type="spellStart"/>
+      <w:r>
+        <w:rPr>
+          <w:rFonts w:ascii="Arial" w:hAnsi="Arial" w:cs="Arial"/>
+        </w:rPr>
+        <w:t>mas</w:t>
+      </w:r>
+      <w:proofErr w:type="spellEnd"/>
+      <w:r>
+        <w:rPr>
+          <w:rFonts w:ascii="Arial" w:hAnsi="Arial" w:cs="Arial"/>
+        </w:rPr>
+        <w:t xml:space="preserve"> alto, tiene </w:t>
       </w:r>
       <w:proofErr w:type="spellStart"/>
       <w:r>
@@ -3205,6 +3292,7 @@
       <w:r>
         <w:rPr>
           <w:rFonts w:ascii="Arial" w:hAnsi="Arial" w:cs="Arial"/>
+          <w:noProof/>
         </w:rPr>
         <w:lastRenderedPageBreak/>
         <w:drawing>
@@ -3253,6 +3341,7 @@
       <w:r>
         <w:rPr>
           <w:rFonts w:ascii="Arial" w:hAnsi="Arial" w:cs="Arial"/>
+          <w:noProof/>
         </w:rPr>
         <w:lastRenderedPageBreak/>
         <w:drawing>
@@ -3301,6 +3390,7 @@
       <w:r>
         <w:rPr>
           <w:rFonts w:ascii="Arial" w:hAnsi="Arial" w:cs="Arial"/>
+          <w:noProof/>
         </w:rPr>
         <w:lastRenderedPageBreak/>
         <w:drawing>
@@ -3342,6 +3432,9 @@
     </w:p>
     <w:p>
       <w:r>
+        <w:rPr>
+          <w:noProof/>
+        </w:rPr>
         <w:drawing>
           <wp:inline distT="0" distB="0" distL="0" distR="0" wp14:anchorId="49CB070B" wp14:editId="4BDFFDBB">
             <wp:extent cx="4829849" cy="3648584"/>
@@ -3381,6 +3474,9 @@
     </w:p>
     <w:p>
       <w:r>
+        <w:rPr>
+          <w:noProof/>
+        </w:rPr>
         <w:lastRenderedPageBreak/>
         <w:drawing>
           <wp:inline distT="0" distB="0" distL="0" distR="0" wp14:anchorId="3AD3CF65" wp14:editId="1486D4B9">
@@ -3507,8 +3603,17 @@
                 <w:b/>
                 <w:bCs/>
               </w:rPr>
-              <w:t>Descripción en Español</w:t>
-            </w:r>
+              <w:t xml:space="preserve">Descripción en </w:t>
+            </w:r>
+            <w:proofErr w:type="gramStart"/>
+            <w:r>
+              <w:rPr>
+                <w:b/>
+                <w:bCs/>
+              </w:rPr>
+              <w:t>Español</w:t>
+            </w:r>
+            <w:proofErr w:type="gramEnd"/>
           </w:p>
         </w:tc>
         <w:tc>
@@ -3560,7 +3665,15 @@
             </w:r>
             <w:proofErr w:type="spellEnd"/>
             <w:r>
-              <w:t xml:space="preserve"> principal() { ... }</w:t>
+              <w:t xml:space="preserve"> </w:t>
+            </w:r>
+            <w:proofErr w:type="gramStart"/>
+            <w:r>
+              <w:t>principal(</w:t>
+            </w:r>
+            <w:proofErr w:type="gramEnd"/>
+            <w:r>
+              <w:t>) { ... }</w:t>
             </w:r>
           </w:p>
         </w:tc>
@@ -3703,12 +3816,17 @@
           </w:tcPr>
           <w:p>
             <w:proofErr w:type="spellStart"/>
+            <w:proofErr w:type="gramStart"/>
             <w:r>
               <w:t>initComponents</w:t>
             </w:r>
             <w:proofErr w:type="spellEnd"/>
             <w:r>
-              <w:t>();</w:t>
+              <w:t>(</w:t>
+            </w:r>
+            <w:proofErr w:type="gramEnd"/>
+            <w:r>
+              <w:t>);</w:t>
             </w:r>
           </w:p>
         </w:tc>
@@ -3842,11 +3960,13 @@
           </w:tcPr>
           <w:p>
             <w:proofErr w:type="spellStart"/>
+            <w:proofErr w:type="gramStart"/>
             <w:r>
               <w:lastRenderedPageBreak/>
               <w:t>this.setExtendedState</w:t>
             </w:r>
             <w:proofErr w:type="spellEnd"/>
+            <w:proofErr w:type="gramEnd"/>
             <w:r>
               <w:t>(...)</w:t>
             </w:r>
@@ -4290,10 +4410,12 @@
           </w:tcPr>
           <w:p>
             <w:proofErr w:type="spellStart"/>
+            <w:proofErr w:type="gramStart"/>
             <w:r>
               <w:t>lo.setVisible</w:t>
             </w:r>
             <w:proofErr w:type="spellEnd"/>
+            <w:proofErr w:type="gramEnd"/>
             <w:r>
               <w:t>(true);</w:t>
             </w:r>
@@ -4446,8 +4568,8 @@
     </w:tbl>
     <w:p>
       <w:r>
-        <w:pict>
-          <v:rect id="_x0000_i1031" style="width:0;height:1.5pt" o:hralign="center" o:hrstd="t" o:hr="t" fillcolor="#a0a0a0" stroked="f"/>
+        <w:pict w14:anchorId="31839A1F">
+          <v:rect id="_x0000_i1025" style="width:0;height:1.5pt" o:hralign="center" o:hrstd="t" o:hr="t" fillcolor="#a0a0a0" stroked="f"/>
         </w:pict>
       </w:r>
     </w:p>
@@ -4545,8 +4667,18 @@
                 <w:b/>
                 <w:bCs/>
               </w:rPr>
-              <w:t>Descripción en Español</w:t>
-            </w:r>
+              <w:t xml:space="preserve">Descripción en </w:t>
+            </w:r>
+            <w:proofErr w:type="gramStart"/>
+            <w:r>
+              <w:rPr>
+                <w:rFonts w:ascii="Arial" w:hAnsi="Arial" w:cs="Arial"/>
+                <w:b/>
+                <w:bCs/>
+              </w:rPr>
+              <w:t>Español</w:t>
+            </w:r>
+            <w:proofErr w:type="gramEnd"/>
           </w:p>
         </w:tc>
         <w:tc>
@@ -5500,6 +5632,7 @@
               </w:rPr>
             </w:pPr>
             <w:proofErr w:type="spellStart"/>
+            <w:proofErr w:type="gramStart"/>
             <w:r>
               <w:rPr>
                 <w:rFonts w:ascii="Arial" w:hAnsi="Arial" w:cs="Arial"/>
@@ -5507,6 +5640,7 @@
               <w:t>lo.setVisible</w:t>
             </w:r>
             <w:proofErr w:type="spellEnd"/>
+            <w:proofErr w:type="gramEnd"/>
             <w:r>
               <w:rPr>
                 <w:rFonts w:ascii="Arial" w:hAnsi="Arial" w:cs="Arial"/>
@@ -5792,8 +5926,18 @@
                 <w:b/>
                 <w:bCs/>
               </w:rPr>
-              <w:t>Descripción en Español</w:t>
-            </w:r>
+              <w:t xml:space="preserve">Descripción en </w:t>
+            </w:r>
+            <w:proofErr w:type="gramStart"/>
+            <w:r>
+              <w:rPr>
+                <w:rFonts w:ascii="Arial" w:hAnsi="Arial" w:cs="Arial"/>
+                <w:b/>
+                <w:bCs/>
+              </w:rPr>
+              <w:t>Español</w:t>
+            </w:r>
+            <w:proofErr w:type="gramEnd"/>
           </w:p>
         </w:tc>
         <w:tc>
@@ -5872,6 +6016,7 @@
               <w:t xml:space="preserve"> ab = new </w:t>
             </w:r>
             <w:proofErr w:type="spellStart"/>
+            <w:proofErr w:type="gramStart"/>
             <w:r>
               <w:rPr>
                 <w:rFonts w:ascii="Arial" w:hAnsi="Arial" w:cs="Arial"/>
@@ -5883,7 +6028,14 @@
               <w:rPr>
                 <w:rFonts w:ascii="Arial" w:hAnsi="Arial" w:cs="Arial"/>
               </w:rPr>
-              <w:t>();</w:t>
+              <w:t>(</w:t>
+            </w:r>
+            <w:proofErr w:type="gramEnd"/>
+            <w:r>
+              <w:rPr>
+                <w:rFonts w:ascii="Arial" w:hAnsi="Arial" w:cs="Arial"/>
+              </w:rPr>
+              <w:t>);</w:t>
             </w:r>
           </w:p>
         </w:tc>
@@ -6358,6 +6510,7 @@
               </w:rPr>
             </w:pPr>
             <w:proofErr w:type="spellStart"/>
+            <w:proofErr w:type="gramStart"/>
             <w:r>
               <w:rPr>
                 <w:rFonts w:ascii="Arial" w:hAnsi="Arial" w:cs="Arial"/>
@@ -6365,6 +6518,7 @@
               <w:t>ab.setVisible</w:t>
             </w:r>
             <w:proofErr w:type="spellEnd"/>
+            <w:proofErr w:type="gramEnd"/>
             <w:r>
               <w:rPr>
                 <w:rFonts w:ascii="Arial" w:hAnsi="Arial" w:cs="Arial"/>
@@ -6673,8 +6827,18 @@
                 <w:b/>
                 <w:bCs/>
               </w:rPr>
-              <w:t>Descripción en Español</w:t>
-            </w:r>
+              <w:t xml:space="preserve">Descripción en </w:t>
+            </w:r>
+            <w:proofErr w:type="gramStart"/>
+            <w:r>
+              <w:rPr>
+                <w:rFonts w:ascii="Arial" w:hAnsi="Arial" w:cs="Arial"/>
+                <w:b/>
+                <w:bCs/>
+              </w:rPr>
+              <w:t>Español</w:t>
+            </w:r>
+            <w:proofErr w:type="gramEnd"/>
           </w:p>
         </w:tc>
         <w:tc>
@@ -6756,7 +6920,21 @@
               <w:rPr>
                 <w:rFonts w:ascii="Arial" w:hAnsi="Arial" w:cs="Arial"/>
               </w:rPr>
-              <w:t xml:space="preserve"> = new Listas();</w:t>
+              <w:t xml:space="preserve"> = new </w:t>
+            </w:r>
+            <w:proofErr w:type="gramStart"/>
+            <w:r>
+              <w:rPr>
+                <w:rFonts w:ascii="Arial" w:hAnsi="Arial" w:cs="Arial"/>
+              </w:rPr>
+              <w:t>Listas(</w:t>
+            </w:r>
+            <w:proofErr w:type="gramEnd"/>
+            <w:r>
+              <w:rPr>
+                <w:rFonts w:ascii="Arial" w:hAnsi="Arial" w:cs="Arial"/>
+              </w:rPr>
+              <w:t>);</w:t>
             </w:r>
           </w:p>
         </w:tc>
@@ -7524,8 +7702,18 @@
                 <w:b/>
                 <w:bCs/>
               </w:rPr>
-              <w:t>Descripción en Español</w:t>
-            </w:r>
+              <w:t xml:space="preserve">Descripción en </w:t>
+            </w:r>
+            <w:proofErr w:type="gramStart"/>
+            <w:r>
+              <w:rPr>
+                <w:rFonts w:ascii="Arial" w:hAnsi="Arial" w:cs="Arial"/>
+                <w:b/>
+                <w:bCs/>
+              </w:rPr>
+              <w:t>Español</w:t>
+            </w:r>
+            <w:proofErr w:type="gramEnd"/>
           </w:p>
         </w:tc>
         <w:tc>
@@ -7593,7 +7781,21 @@
               <w:rPr>
                 <w:rFonts w:ascii="Arial" w:hAnsi="Arial" w:cs="Arial"/>
               </w:rPr>
-              <w:t>Productos pro = new Productos();</w:t>
+              <w:t xml:space="preserve">Productos pro = new </w:t>
+            </w:r>
+            <w:proofErr w:type="gramStart"/>
+            <w:r>
+              <w:rPr>
+                <w:rFonts w:ascii="Arial" w:hAnsi="Arial" w:cs="Arial"/>
+              </w:rPr>
+              <w:t>Productos(</w:t>
+            </w:r>
+            <w:proofErr w:type="gramEnd"/>
+            <w:r>
+              <w:rPr>
+                <w:rFonts w:ascii="Arial" w:hAnsi="Arial" w:cs="Arial"/>
+              </w:rPr>
+              <w:t>);</w:t>
             </w:r>
           </w:p>
         </w:tc>
@@ -8040,6 +8242,7 @@
               </w:rPr>
             </w:pPr>
             <w:proofErr w:type="spellStart"/>
+            <w:proofErr w:type="gramStart"/>
             <w:r>
               <w:rPr>
                 <w:rFonts w:ascii="Arial" w:hAnsi="Arial" w:cs="Arial"/>
@@ -8047,6 +8250,7 @@
               <w:t>pro.setVisible</w:t>
             </w:r>
             <w:proofErr w:type="spellEnd"/>
+            <w:proofErr w:type="gramEnd"/>
             <w:r>
               <w:rPr>
                 <w:rFonts w:ascii="Arial" w:hAnsi="Arial" w:cs="Arial"/>
@@ -8357,8 +8561,18 @@
                 <w:b/>
                 <w:bCs/>
               </w:rPr>
-              <w:t>Descripción en Español</w:t>
-            </w:r>
+              <w:t xml:space="preserve">Descripción en </w:t>
+            </w:r>
+            <w:proofErr w:type="gramStart"/>
+            <w:r>
+              <w:rPr>
+                <w:rFonts w:ascii="Arial" w:hAnsi="Arial" w:cs="Arial"/>
+                <w:b/>
+                <w:bCs/>
+              </w:rPr>
+              <w:t>Español</w:t>
+            </w:r>
+            <w:proofErr w:type="gramEnd"/>
           </w:p>
         </w:tc>
         <w:tc>
@@ -8880,6 +9094,7 @@
               <w:t>(</w:t>
             </w:r>
             <w:proofErr w:type="spellStart"/>
+            <w:proofErr w:type="gramStart"/>
             <w:r>
               <w:rPr>
                 <w:rFonts w:ascii="Arial" w:hAnsi="Arial" w:cs="Arial"/>
@@ -8887,6 +9102,7 @@
               <w:t>u.length</w:t>
             </w:r>
             <w:proofErr w:type="spellEnd"/>
+            <w:proofErr w:type="gramEnd"/>
             <w:r>
               <w:rPr>
                 <w:rFonts w:ascii="Arial" w:hAnsi="Arial" w:cs="Arial"/>
@@ -9169,6 +9385,7 @@
               <w:t>(</w:t>
             </w:r>
             <w:proofErr w:type="spellStart"/>
+            <w:proofErr w:type="gramStart"/>
             <w:r>
               <w:rPr>
                 <w:rFonts w:ascii="Arial" w:hAnsi="Arial" w:cs="Arial"/>
@@ -9176,6 +9393,7 @@
               <w:t>u.equals</w:t>
             </w:r>
             <w:proofErr w:type="spellEnd"/>
+            <w:proofErr w:type="gramEnd"/>
             <w:r>
               <w:rPr>
                 <w:rFonts w:ascii="Arial" w:hAnsi="Arial" w:cs="Arial"/>
@@ -9478,6 +9696,7 @@
               <w:t>(</w:t>
             </w:r>
             <w:proofErr w:type="spellStart"/>
+            <w:proofErr w:type="gramStart"/>
             <w:r>
               <w:rPr>
                 <w:rFonts w:ascii="Arial" w:hAnsi="Arial" w:cs="Arial"/>
@@ -9485,6 +9704,7 @@
               <w:t>u.equals</w:t>
             </w:r>
             <w:proofErr w:type="spellEnd"/>
+            <w:proofErr w:type="gramEnd"/>
             <w:r>
               <w:rPr>
                 <w:rFonts w:ascii="Arial" w:hAnsi="Arial" w:cs="Arial"/>
@@ -9687,6 +9907,7 @@
               <w:t>(</w:t>
             </w:r>
             <w:proofErr w:type="spellStart"/>
+            <w:proofErr w:type="gramStart"/>
             <w:r>
               <w:rPr>
                 <w:rFonts w:ascii="Arial" w:hAnsi="Arial" w:cs="Arial"/>
@@ -9694,6 +9915,7 @@
               <w:t>u.equals</w:t>
             </w:r>
             <w:proofErr w:type="spellEnd"/>
+            <w:proofErr w:type="gramEnd"/>
             <w:r>
               <w:rPr>
                 <w:rFonts w:ascii="Arial" w:hAnsi="Arial" w:cs="Arial"/>
@@ -9732,7 +9954,25 @@
                 <w:b/>
                 <w:bCs/>
               </w:rPr>
-              <w:t>Rol Secretaria:</w:t>
+              <w:t xml:space="preserve">Rol </w:t>
+            </w:r>
+            <w:proofErr w:type="gramStart"/>
+            <w:r>
+              <w:rPr>
+                <w:rFonts w:ascii="Arial" w:hAnsi="Arial" w:cs="Arial"/>
+                <w:b/>
+                <w:bCs/>
+              </w:rPr>
+              <w:t>Secretaria</w:t>
+            </w:r>
+            <w:proofErr w:type="gramEnd"/>
+            <w:r>
+              <w:rPr>
+                <w:rFonts w:ascii="Arial" w:hAnsi="Arial" w:cs="Arial"/>
+                <w:b/>
+                <w:bCs/>
+              </w:rPr>
+              <w:t>:</w:t>
             </w:r>
             <w:r>
               <w:rPr>
@@ -10106,6 +10346,7 @@
               </w:rPr>
             </w:pPr>
             <w:proofErr w:type="spellStart"/>
+            <w:proofErr w:type="gramStart"/>
             <w:r>
               <w:rPr>
                 <w:rFonts w:ascii="Arial" w:hAnsi="Arial" w:cs="Arial"/>
@@ -10114,6 +10355,7 @@
               <w:t>this.dispose</w:t>
             </w:r>
             <w:proofErr w:type="spellEnd"/>
+            <w:proofErr w:type="gramEnd"/>
             <w:r>
               <w:rPr>
                 <w:rFonts w:ascii="Arial" w:hAnsi="Arial" w:cs="Arial"/>
@@ -10365,7 +10607,21 @@
               <w:rPr>
                 <w:rFonts w:ascii="Arial" w:hAnsi="Arial" w:cs="Arial"/>
               </w:rPr>
-              <w:t xml:space="preserve"> { ... "Faltan... datos" }</w:t>
+              <w:t xml:space="preserve"> </w:t>
+            </w:r>
+            <w:proofErr w:type="gramStart"/>
+            <w:r>
+              <w:rPr>
+                <w:rFonts w:ascii="Arial" w:hAnsi="Arial" w:cs="Arial"/>
+              </w:rPr>
+              <w:t>{ ...</w:t>
+            </w:r>
+            <w:proofErr w:type="gramEnd"/>
+            <w:r>
+              <w:rPr>
+                <w:rFonts w:ascii="Arial" w:hAnsi="Arial" w:cs="Arial"/>
+              </w:rPr>
+              <w:t xml:space="preserve"> "Faltan... datos" }</w:t>
             </w:r>
           </w:p>
         </w:tc>
@@ -10678,8 +10934,18 @@
                 <w:b/>
                 <w:bCs/>
               </w:rPr>
-              <w:t>Descripción en Español</w:t>
-            </w:r>
+              <w:t xml:space="preserve">Descripción en </w:t>
+            </w:r>
+            <w:proofErr w:type="gramStart"/>
+            <w:r>
+              <w:rPr>
+                <w:rFonts w:ascii="Arial" w:hAnsi="Arial" w:cs="Arial"/>
+                <w:b/>
+                <w:bCs/>
+              </w:rPr>
+              <w:t>Español</w:t>
+            </w:r>
+            <w:proofErr w:type="gramEnd"/>
           </w:p>
         </w:tc>
         <w:tc>
@@ -11239,6 +11505,7 @@
               </w:rPr>
             </w:pPr>
             <w:proofErr w:type="spellStart"/>
+            <w:proofErr w:type="gramStart"/>
             <w:r>
               <w:rPr>
                 <w:rFonts w:ascii="Arial" w:hAnsi="Arial" w:cs="Arial"/>
@@ -11254,6 +11521,7 @@
               <w:t>(</w:t>
             </w:r>
             <w:proofErr w:type="spellStart"/>
+            <w:proofErr w:type="gramEnd"/>
             <w:r>
               <w:rPr>
                 <w:rFonts w:ascii="Arial" w:hAnsi="Arial" w:cs="Arial"/>
@@ -11927,6 +12195,7 @@
               <w:t xml:space="preserve"> </w:t>
             </w:r>
             <w:proofErr w:type="spellStart"/>
+            <w:proofErr w:type="gramStart"/>
             <w:r>
               <w:rPr>
                 <w:rFonts w:ascii="Arial" w:hAnsi="Arial" w:cs="Arial"/>
@@ -11941,6 +12210,7 @@
               <w:t>(</w:t>
             </w:r>
             <w:proofErr w:type="spellStart"/>
+            <w:proofErr w:type="gramEnd"/>
             <w:r>
               <w:rPr>
                 <w:rFonts w:ascii="Arial" w:hAnsi="Arial" w:cs="Arial"/>
@@ -12216,6 +12486,7 @@
               </w:rPr>
             </w:pPr>
             <w:proofErr w:type="spellStart"/>
+            <w:proofErr w:type="gramStart"/>
             <w:r>
               <w:rPr>
                 <w:rFonts w:ascii="Arial" w:hAnsi="Arial" w:cs="Arial"/>
@@ -12230,6 +12501,7 @@
               <w:t>(</w:t>
             </w:r>
             <w:proofErr w:type="spellStart"/>
+            <w:proofErr w:type="gramEnd"/>
             <w:r>
               <w:rPr>
                 <w:rFonts w:ascii="Arial" w:hAnsi="Arial" w:cs="Arial"/>
@@ -12531,13 +12803,23 @@
                 <w:rFonts w:ascii="Arial" w:hAnsi="Arial" w:cs="Arial"/>
               </w:rPr>
             </w:pPr>
-            <w:r>
-              <w:rPr>
-                <w:rFonts w:ascii="Arial" w:hAnsi="Arial" w:cs="Arial"/>
-                <w:b/>
-                <w:bCs/>
-              </w:rPr>
-              <w:t>Total Final:</w:t>
+            <w:proofErr w:type="gramStart"/>
+            <w:r>
+              <w:rPr>
+                <w:rFonts w:ascii="Arial" w:hAnsi="Arial" w:cs="Arial"/>
+                <w:b/>
+                <w:bCs/>
+              </w:rPr>
+              <w:t>Total</w:t>
+            </w:r>
+            <w:proofErr w:type="gramEnd"/>
+            <w:r>
+              <w:rPr>
+                <w:rFonts w:ascii="Arial" w:hAnsi="Arial" w:cs="Arial"/>
+                <w:b/>
+                <w:bCs/>
+              </w:rPr>
+              <w:t xml:space="preserve"> Final:</w:t>
             </w:r>
             <w:r>
               <w:rPr>
@@ -13107,8 +13389,18 @@
                 <w:b/>
                 <w:bCs/>
               </w:rPr>
-              <w:t>Descripción en Español</w:t>
-            </w:r>
+              <w:t xml:space="preserve">Descripción en </w:t>
+            </w:r>
+            <w:proofErr w:type="gramStart"/>
+            <w:r>
+              <w:rPr>
+                <w:rFonts w:ascii="Arial" w:hAnsi="Arial" w:cs="Arial"/>
+                <w:b/>
+                <w:bCs/>
+              </w:rPr>
+              <w:t>Español</w:t>
+            </w:r>
+            <w:proofErr w:type="gramEnd"/>
           </w:p>
         </w:tc>
         <w:tc>
@@ -13173,6 +13465,7 @@
               </w:rPr>
             </w:pPr>
             <w:proofErr w:type="spellStart"/>
+            <w:proofErr w:type="gramStart"/>
             <w:r>
               <w:rPr>
                 <w:rFonts w:ascii="Arial" w:hAnsi="Arial" w:cs="Arial"/>
@@ -13180,6 +13473,7 @@
               <w:t>this.dispose</w:t>
             </w:r>
             <w:proofErr w:type="spellEnd"/>
+            <w:proofErr w:type="gramEnd"/>
             <w:r>
               <w:rPr>
                 <w:rFonts w:ascii="Arial" w:hAnsi="Arial" w:cs="Arial"/>
@@ -13618,8 +13912,18 @@
                 <w:b/>
                 <w:bCs/>
               </w:rPr>
-              <w:t>Descripción en Español</w:t>
-            </w:r>
+              <w:t xml:space="preserve">Descripción en </w:t>
+            </w:r>
+            <w:proofErr w:type="gramStart"/>
+            <w:r>
+              <w:rPr>
+                <w:rFonts w:ascii="Arial" w:hAnsi="Arial" w:cs="Arial"/>
+                <w:b/>
+                <w:bCs/>
+              </w:rPr>
+              <w:t>Español</w:t>
+            </w:r>
+            <w:proofErr w:type="gramEnd"/>
           </w:p>
         </w:tc>
         <w:tc>
@@ -13710,6 +14014,7 @@
               <w:t xml:space="preserve"> modelo = new </w:t>
             </w:r>
             <w:proofErr w:type="spellStart"/>
+            <w:proofErr w:type="gramStart"/>
             <w:r>
               <w:rPr>
                 <w:rFonts w:ascii="Arial" w:hAnsi="Arial" w:cs="Arial"/>
@@ -13721,7 +14026,14 @@
               <w:rPr>
                 <w:rFonts w:ascii="Arial" w:hAnsi="Arial" w:cs="Arial"/>
               </w:rPr>
-              <w:t>();</w:t>
+              <w:t>(</w:t>
+            </w:r>
+            <w:proofErr w:type="gramEnd"/>
+            <w:r>
+              <w:rPr>
+                <w:rFonts w:ascii="Arial" w:hAnsi="Arial" w:cs="Arial"/>
+              </w:rPr>
+              <w:t>);</w:t>
             </w:r>
           </w:p>
         </w:tc>
@@ -14486,8 +14798,18 @@
                 <w:b/>
                 <w:bCs/>
               </w:rPr>
-              <w:t>Descripción en Español</w:t>
-            </w:r>
+              <w:t xml:space="preserve">Descripción en </w:t>
+            </w:r>
+            <w:proofErr w:type="gramStart"/>
+            <w:r>
+              <w:rPr>
+                <w:rFonts w:ascii="Arial" w:hAnsi="Arial" w:cs="Arial"/>
+                <w:b/>
+                <w:bCs/>
+              </w:rPr>
+              <w:t>Español</w:t>
+            </w:r>
+            <w:proofErr w:type="gramEnd"/>
           </w:p>
         </w:tc>
         <w:tc>
@@ -14871,6 +15193,7 @@
               </w:rPr>
             </w:pPr>
             <w:proofErr w:type="spellStart"/>
+            <w:proofErr w:type="gramStart"/>
             <w:r>
               <w:rPr>
                 <w:rFonts w:ascii="Arial" w:hAnsi="Arial" w:cs="Arial"/>
@@ -14878,6 +15201,7 @@
               <w:t>modelo.addElement</w:t>
             </w:r>
             <w:proofErr w:type="spellEnd"/>
+            <w:proofErr w:type="gramEnd"/>
             <w:r>
               <w:rPr>
                 <w:rFonts w:ascii="Arial" w:hAnsi="Arial" w:cs="Arial"/>
@@ -15216,6 +15540,7 @@
               </w:rPr>
             </w:pPr>
             <w:proofErr w:type="spellStart"/>
+            <w:proofErr w:type="gramStart"/>
             <w:r>
               <w:rPr>
                 <w:rFonts w:ascii="Arial" w:hAnsi="Arial" w:cs="Arial"/>
@@ -15223,6 +15548,7 @@
               <w:t>lstelementos.setModel</w:t>
             </w:r>
             <w:proofErr w:type="spellEnd"/>
+            <w:proofErr w:type="gramEnd"/>
             <w:r>
               <w:rPr>
                 <w:rFonts w:ascii="Arial" w:hAnsi="Arial" w:cs="Arial"/>
@@ -15595,8 +15921,18 @@
                 <w:b/>
                 <w:bCs/>
               </w:rPr>
-              <w:t>Descripción en Español</w:t>
-            </w:r>
+              <w:t xml:space="preserve">Descripción en </w:t>
+            </w:r>
+            <w:proofErr w:type="gramStart"/>
+            <w:r>
+              <w:rPr>
+                <w:rFonts w:ascii="Arial" w:hAnsi="Arial" w:cs="Arial"/>
+                <w:b/>
+                <w:bCs/>
+              </w:rPr>
+              <w:t>Español</w:t>
+            </w:r>
+            <w:proofErr w:type="gramEnd"/>
           </w:p>
         </w:tc>
         <w:tc>
@@ -15687,6 +16023,7 @@
               <w:t xml:space="preserve"> = </w:t>
             </w:r>
             <w:proofErr w:type="spellStart"/>
+            <w:proofErr w:type="gramStart"/>
             <w:r>
               <w:rPr>
                 <w:rFonts w:ascii="Arial" w:hAnsi="Arial" w:cs="Arial"/>
@@ -15694,6 +16031,7 @@
               <w:t>lstelementos.getSelectedIndex</w:t>
             </w:r>
             <w:proofErr w:type="spellEnd"/>
+            <w:proofErr w:type="gramEnd"/>
             <w:r>
               <w:rPr>
                 <w:rFonts w:ascii="Arial" w:hAnsi="Arial" w:cs="Arial"/>
@@ -15990,6 +16328,7 @@
               </w:rPr>
             </w:pPr>
             <w:proofErr w:type="spellStart"/>
+            <w:proofErr w:type="gramStart"/>
             <w:r>
               <w:rPr>
                 <w:rFonts w:ascii="Arial" w:hAnsi="Arial" w:cs="Arial"/>
@@ -16004,6 +16343,7 @@
               <w:t>(</w:t>
             </w:r>
             <w:proofErr w:type="spellStart"/>
+            <w:proofErr w:type="gramEnd"/>
             <w:r>
               <w:rPr>
                 <w:rFonts w:ascii="Arial" w:hAnsi="Arial" w:cs="Arial"/>
@@ -16293,6 +16633,7 @@
               </w:rPr>
             </w:pPr>
             <w:proofErr w:type="spellStart"/>
+            <w:proofErr w:type="gramStart"/>
             <w:r>
               <w:rPr>
                 <w:rFonts w:ascii="Arial" w:hAnsi="Arial" w:cs="Arial"/>
@@ -16300,6 +16641,7 @@
               <w:t>btnborrar.setEnabled</w:t>
             </w:r>
             <w:proofErr w:type="spellEnd"/>
+            <w:proofErr w:type="gramEnd"/>
             <w:r>
               <w:rPr>
                 <w:rFonts w:ascii="Arial" w:hAnsi="Arial" w:cs="Arial"/>
@@ -16540,6 +16882,7 @@
               </w:rPr>
             </w:pPr>
             <w:proofErr w:type="spellStart"/>
+            <w:proofErr w:type="gramStart"/>
             <w:r>
               <w:rPr>
                 <w:rFonts w:ascii="Arial" w:hAnsi="Arial" w:cs="Arial"/>
@@ -16548,6 +16891,7 @@
               <w:t>btnmodificar.setEnabled</w:t>
             </w:r>
             <w:proofErr w:type="spellEnd"/>
+            <w:proofErr w:type="gramEnd"/>
             <w:r>
               <w:rPr>
                 <w:rFonts w:ascii="Arial" w:hAnsi="Arial" w:cs="Arial"/>
@@ -16743,7 +17087,21 @@
               <w:rPr>
                 <w:rFonts w:ascii="Arial" w:hAnsi="Arial" w:cs="Arial"/>
               </w:rPr>
-              <w:t xml:space="preserve"> { ... "La lista esta </w:t>
+              <w:t xml:space="preserve"> </w:t>
+            </w:r>
+            <w:proofErr w:type="gramStart"/>
+            <w:r>
+              <w:rPr>
+                <w:rFonts w:ascii="Arial" w:hAnsi="Arial" w:cs="Arial"/>
+              </w:rPr>
+              <w:t>{ ...</w:t>
+            </w:r>
+            <w:proofErr w:type="gramEnd"/>
+            <w:r>
+              <w:rPr>
+                <w:rFonts w:ascii="Arial" w:hAnsi="Arial" w:cs="Arial"/>
+              </w:rPr>
+              <w:t xml:space="preserve"> "La lista esta </w:t>
             </w:r>
             <w:proofErr w:type="spellStart"/>
             <w:r>
@@ -17176,8 +17534,18 @@
                 <w:b/>
                 <w:bCs/>
               </w:rPr>
-              <w:t>Descripción en Español</w:t>
-            </w:r>
+              <w:t xml:space="preserve">Descripción en </w:t>
+            </w:r>
+            <w:proofErr w:type="gramStart"/>
+            <w:r>
+              <w:rPr>
+                <w:rFonts w:ascii="Arial" w:hAnsi="Arial" w:cs="Arial"/>
+                <w:b/>
+                <w:bCs/>
+              </w:rPr>
+              <w:t>Español</w:t>
+            </w:r>
+            <w:proofErr w:type="gramEnd"/>
           </w:p>
         </w:tc>
         <w:tc>
@@ -17254,6 +17622,7 @@
               </w:rPr>
             </w:pPr>
             <w:proofErr w:type="spellStart"/>
+            <w:proofErr w:type="gramStart"/>
             <w:r>
               <w:rPr>
                 <w:rFonts w:ascii="Arial" w:hAnsi="Arial" w:cs="Arial"/>
@@ -17261,6 +17630,7 @@
               <w:t>modelo.remove</w:t>
             </w:r>
             <w:proofErr w:type="spellEnd"/>
+            <w:proofErr w:type="gramEnd"/>
             <w:r>
               <w:rPr>
                 <w:rFonts w:ascii="Arial" w:hAnsi="Arial" w:cs="Arial"/>
@@ -17610,8 +17980,18 @@
                 <w:b/>
                 <w:bCs/>
               </w:rPr>
-              <w:t>Descripción en Español</w:t>
-            </w:r>
+              <w:t xml:space="preserve">Descripción en </w:t>
+            </w:r>
+            <w:proofErr w:type="gramStart"/>
+            <w:r>
+              <w:rPr>
+                <w:rFonts w:ascii="Arial" w:hAnsi="Arial" w:cs="Arial"/>
+                <w:b/>
+                <w:bCs/>
+              </w:rPr>
+              <w:t>Español</w:t>
+            </w:r>
+            <w:proofErr w:type="gramEnd"/>
           </w:p>
         </w:tc>
         <w:tc>
@@ -17688,6 +18068,7 @@
               </w:rPr>
             </w:pPr>
             <w:proofErr w:type="spellStart"/>
+            <w:proofErr w:type="gramStart"/>
             <w:r>
               <w:rPr>
                 <w:rFonts w:ascii="Arial" w:hAnsi="Arial" w:cs="Arial"/>
@@ -17702,6 +18083,7 @@
               <w:t>(</w:t>
             </w:r>
             <w:proofErr w:type="spellStart"/>
+            <w:proofErr w:type="gramEnd"/>
             <w:r>
               <w:rPr>
                 <w:rFonts w:ascii="Arial" w:hAnsi="Arial" w:cs="Arial"/>
@@ -18406,6 +18788,7 @@
               </w:rPr>
             </w:pPr>
             <w:proofErr w:type="spellStart"/>
+            <w:proofErr w:type="gramStart"/>
             <w:r>
               <w:rPr>
                 <w:rFonts w:ascii="Arial" w:hAnsi="Arial" w:cs="Arial"/>
@@ -18420,6 +18803,7 @@
               <w:t>(</w:t>
             </w:r>
             <w:proofErr w:type="spellStart"/>
+            <w:proofErr w:type="gramEnd"/>
             <w:r>
               <w:rPr>
                 <w:rFonts w:ascii="Arial" w:hAnsi="Arial" w:cs="Arial"/>
@@ -19009,7 +19393,21 @@
               <w:rPr>
                 <w:rFonts w:ascii="Arial" w:hAnsi="Arial" w:cs="Arial"/>
               </w:rPr>
-              <w:t xml:space="preserve"> { ... "Primero selecciona..." }</w:t>
+              <w:t xml:space="preserve"> </w:t>
+            </w:r>
+            <w:proofErr w:type="gramStart"/>
+            <w:r>
+              <w:rPr>
+                <w:rFonts w:ascii="Arial" w:hAnsi="Arial" w:cs="Arial"/>
+              </w:rPr>
+              <w:t>{ ...</w:t>
+            </w:r>
+            <w:proofErr w:type="gramEnd"/>
+            <w:r>
+              <w:rPr>
+                <w:rFonts w:ascii="Arial" w:hAnsi="Arial" w:cs="Arial"/>
+              </w:rPr>
+              <w:t xml:space="preserve"> "Primero selecciona..." }</w:t>
             </w:r>
           </w:p>
         </w:tc>
@@ -19409,8 +19807,18 @@
                 <w:b/>
                 <w:bCs/>
               </w:rPr>
-              <w:t>Descripción en Español</w:t>
-            </w:r>
+              <w:t xml:space="preserve">Descripción en </w:t>
+            </w:r>
+            <w:proofErr w:type="gramStart"/>
+            <w:r>
+              <w:rPr>
+                <w:rFonts w:ascii="Arial" w:hAnsi="Arial" w:cs="Arial"/>
+                <w:b/>
+                <w:bCs/>
+              </w:rPr>
+              <w:t>Español</w:t>
+            </w:r>
+            <w:proofErr w:type="gramEnd"/>
           </w:p>
         </w:tc>
         <w:tc>
@@ -19487,6 +19895,7 @@
               </w:rPr>
             </w:pPr>
             <w:proofErr w:type="spellStart"/>
+            <w:proofErr w:type="gramStart"/>
             <w:r>
               <w:rPr>
                 <w:rFonts w:ascii="Arial" w:hAnsi="Arial" w:cs="Arial"/>
@@ -19494,6 +19903,7 @@
               <w:t>this.dispose</w:t>
             </w:r>
             <w:proofErr w:type="spellEnd"/>
+            <w:proofErr w:type="gramEnd"/>
             <w:r>
               <w:rPr>
                 <w:rFonts w:ascii="Arial" w:hAnsi="Arial" w:cs="Arial"/>
@@ -19851,6 +20261,7 @@
       <w:r>
         <w:rPr>
           <w:rFonts w:ascii="Arial" w:hAnsi="Arial" w:cs="Arial"/>
+          <w:noProof/>
         </w:rPr>
         <w:lastRenderedPageBreak/>
         <w:drawing>
@@ -19899,6 +20310,7 @@
       <w:r>
         <w:rPr>
           <w:rFonts w:ascii="Arial" w:hAnsi="Arial" w:cs="Arial"/>
+          <w:noProof/>
         </w:rPr>
         <w:drawing>
           <wp:inline distT="0" distB="0" distL="0" distR="0" wp14:anchorId="6AE33D0D" wp14:editId="7358D76C">
@@ -19946,6 +20358,7 @@
       <w:r>
         <w:rPr>
           <w:rFonts w:ascii="Arial" w:hAnsi="Arial" w:cs="Arial"/>
+          <w:noProof/>
         </w:rPr>
         <w:lastRenderedPageBreak/>
         <w:drawing>
@@ -19994,6 +20407,7 @@
       <w:r>
         <w:rPr>
           <w:rFonts w:ascii="Arial" w:hAnsi="Arial" w:cs="Arial"/>
+          <w:noProof/>
         </w:rPr>
         <w:drawing>
           <wp:inline distT="0" distB="0" distL="0" distR="0" wp14:anchorId="14D3C386" wp14:editId="23F27230">
@@ -20092,6 +20506,5128 @@
         </w:rPr>
         <w:t>es que se asimila a lo que vemos día a día y no sabíamos el cómo se creaba</w:t>
       </w:r>
+    </w:p>
+    <w:p>
+      <w:pPr>
+        <w:rPr>
+          <w:rFonts w:ascii="Arial" w:hAnsi="Arial" w:cs="Arial"/>
+        </w:rPr>
+      </w:pPr>
+    </w:p>
+    <w:p>
+      <w:pPr>
+        <w:rPr>
+          <w:rFonts w:ascii="Arial" w:hAnsi="Arial" w:cs="Arial"/>
+        </w:rPr>
+      </w:pPr>
+      <w:r>
+        <w:rPr>
+          <w:rFonts w:ascii="Arial" w:hAnsi="Arial" w:cs="Arial"/>
+        </w:rPr>
+        <w:t>Programa 3 (Parte2Examen)</w:t>
+      </w:r>
+    </w:p>
+    <w:p>
+      <w:pPr>
+        <w:rPr>
+          <w:rFonts w:ascii="Arial" w:hAnsi="Arial" w:cs="Arial"/>
+        </w:rPr>
+      </w:pPr>
+      <w:r>
+        <w:rPr>
+          <w:rFonts w:ascii="Arial" w:hAnsi="Arial" w:cs="Arial"/>
+        </w:rPr>
+        <w:t xml:space="preserve">Descripción. </w:t>
+      </w:r>
+      <w:r>
+        <w:rPr>
+          <w:rFonts w:ascii="Arial" w:hAnsi="Arial" w:cs="Arial"/>
+        </w:rPr>
+        <w:t>–</w:t>
+      </w:r>
+    </w:p>
+    <w:p>
+      <w:pPr>
+        <w:rPr>
+          <w:rFonts w:ascii="Arial" w:hAnsi="Arial" w:cs="Arial"/>
+        </w:rPr>
+      </w:pPr>
+      <w:r>
+        <w:rPr>
+          <w:rFonts w:ascii="Arial" w:hAnsi="Arial" w:cs="Arial"/>
+        </w:rPr>
+        <w:t xml:space="preserve"> En esta </w:t>
+      </w:r>
+      <w:r>
+        <w:rPr>
+          <w:rFonts w:ascii="Arial" w:hAnsi="Arial" w:cs="Arial"/>
+        </w:rPr>
+        <w:t>práctica</w:t>
+      </w:r>
+      <w:r>
+        <w:rPr>
+          <w:rFonts w:ascii="Arial" w:hAnsi="Arial" w:cs="Arial"/>
+        </w:rPr>
+        <w:t xml:space="preserve">, fue primero examen pero al no pasarlo nadie, el profe la dejo de actividad para que nos sirviera de repaso, el programa consiste en 3 secciones en el cual la primera, </w:t>
+      </w:r>
+      <w:r>
+        <w:rPr>
+          <w:rFonts w:ascii="Arial" w:hAnsi="Arial" w:cs="Arial"/>
+        </w:rPr>
+        <w:t xml:space="preserve">al ingresar un carácter o caracteres, te </w:t>
+      </w:r>
+      <w:r>
+        <w:rPr>
+          <w:rFonts w:ascii="Arial" w:hAnsi="Arial" w:cs="Arial"/>
+        </w:rPr>
+        <w:t>dirá</w:t>
+      </w:r>
+      <w:r>
+        <w:rPr>
+          <w:rFonts w:ascii="Arial" w:hAnsi="Arial" w:cs="Arial"/>
+        </w:rPr>
+        <w:t xml:space="preserve"> si es una letra, numero o signo, En la segunda sección al escribir </w:t>
+      </w:r>
+      <w:r>
+        <w:rPr>
+          <w:rFonts w:ascii="Arial" w:hAnsi="Arial" w:cs="Arial"/>
+        </w:rPr>
+        <w:t xml:space="preserve">una palabra y una letra debajo de esa palabra, el programa nos </w:t>
+      </w:r>
+      <w:r>
+        <w:rPr>
+          <w:rFonts w:ascii="Arial" w:hAnsi="Arial" w:cs="Arial"/>
+        </w:rPr>
+        <w:t>dirá</w:t>
+      </w:r>
+      <w:r>
+        <w:rPr>
+          <w:rFonts w:ascii="Arial" w:hAnsi="Arial" w:cs="Arial"/>
+        </w:rPr>
+        <w:t xml:space="preserve"> si la letra se encuentra en</w:t>
+      </w:r>
+      <w:r>
+        <w:rPr>
+          <w:rFonts w:ascii="Arial" w:hAnsi="Arial" w:cs="Arial"/>
+        </w:rPr>
+        <w:t xml:space="preserve"> la palabra o si no, Y ya en la tercere uy ultima sección consta de </w:t>
+      </w:r>
+      <w:r>
+        <w:rPr>
+          <w:rFonts w:ascii="Arial" w:hAnsi="Arial" w:cs="Arial"/>
+        </w:rPr>
+        <w:t>dos</w:t>
+      </w:r>
+      <w:r>
+        <w:rPr>
+          <w:rFonts w:ascii="Arial" w:hAnsi="Arial" w:cs="Arial"/>
+        </w:rPr>
+        <w:t xml:space="preserve"> </w:t>
+      </w:r>
+      <w:r>
+        <w:rPr>
+          <w:rFonts w:ascii="Arial" w:hAnsi="Arial" w:cs="Arial"/>
+        </w:rPr>
+        <w:t xml:space="preserve">Cajas de texto donde la de la izquierda tendremos que poner un </w:t>
+      </w:r>
+      <w:r>
+        <w:rPr>
+          <w:rFonts w:ascii="Arial" w:hAnsi="Arial" w:cs="Arial"/>
+        </w:rPr>
+        <w:t>número</w:t>
+      </w:r>
+      <w:r>
+        <w:rPr>
+          <w:rFonts w:ascii="Arial" w:hAnsi="Arial" w:cs="Arial"/>
+        </w:rPr>
+        <w:t>, y ese se potenciara a el numero que este en la ca</w:t>
+      </w:r>
+      <w:r>
+        <w:rPr>
+          <w:rFonts w:ascii="Arial" w:hAnsi="Arial" w:cs="Arial"/>
+        </w:rPr>
+        <w:t>ja</w:t>
+      </w:r>
+      <w:r>
+        <w:rPr>
+          <w:rFonts w:ascii="Arial" w:hAnsi="Arial" w:cs="Arial"/>
+        </w:rPr>
+        <w:t xml:space="preserve"> de</w:t>
+      </w:r>
+      <w:r>
+        <w:rPr>
+          <w:rFonts w:ascii="Arial" w:hAnsi="Arial" w:cs="Arial"/>
+        </w:rPr>
+        <w:t xml:space="preserve"> </w:t>
+      </w:r>
+      <w:r>
+        <w:rPr>
+          <w:rFonts w:ascii="Arial" w:hAnsi="Arial" w:cs="Arial"/>
+        </w:rPr>
+        <w:t>texto derecha</w:t>
+      </w:r>
+      <w:r>
+        <w:rPr>
+          <w:rFonts w:ascii="Arial" w:hAnsi="Arial" w:cs="Arial"/>
+        </w:rPr>
+        <w:br/>
+      </w:r>
+    </w:p>
+    <w:p>
+      <w:pPr>
+        <w:rPr>
+          <w:rFonts w:ascii="Arial" w:hAnsi="Arial" w:cs="Arial"/>
+        </w:rPr>
+      </w:pPr>
+      <w:r>
+        <w:rPr>
+          <w:rFonts w:ascii="Arial" w:hAnsi="Arial" w:cs="Arial"/>
+        </w:rPr>
+        <w:t xml:space="preserve">Diseño. </w:t>
+      </w:r>
+      <w:r>
+        <w:rPr>
+          <w:rFonts w:ascii="Arial" w:hAnsi="Arial" w:cs="Arial"/>
+        </w:rPr>
+        <w:t>–</w:t>
+      </w:r>
+    </w:p>
+    <w:p>
+      <w:r>
+        <w:drawing>
+          <wp:inline distT="0" distB="0" distL="0" distR="0" wp14:anchorId="777E8649" wp14:editId="5193E2C5">
+            <wp:extent cx="5612130" cy="2756535"/>
+            <wp:effectExtent l="0" t="0" r="7620" b="5715"/>
+            <wp:docPr id="1821332812" name="Imagen 1" descr="Tabla&#10;&#10;Descripción generada automáticamente"/>
+            <wp:cNvGraphicFramePr>
+              <a:graphicFrameLocks xmlns:a="http://schemas.openxmlformats.org/drawingml/2006/main" noChangeAspect="1"/>
+            </wp:cNvGraphicFramePr>
+            <a:graphic xmlns:a="http://schemas.openxmlformats.org/drawingml/2006/main">
+              <a:graphicData uri="http://schemas.openxmlformats.org/drawingml/2006/picture">
+                <pic:pic xmlns:pic="http://schemas.openxmlformats.org/drawingml/2006/picture">
+                  <pic:nvPicPr>
+                    <pic:cNvPr id="1821332812" name="Imagen 1" descr="Tabla&#10;&#10;Descripción generada automáticamente"/>
+                    <pic:cNvPicPr/>
+                  </pic:nvPicPr>
+                  <pic:blipFill>
+                    <a:blip r:embed="rId21"/>
+                    <a:stretch>
+                      <a:fillRect/>
+                    </a:stretch>
+                  </pic:blipFill>
+                  <pic:spPr>
+                    <a:xfrm>
+                      <a:off x="0" y="0"/>
+                      <a:ext cx="5612130" cy="2756535"/>
+                    </a:xfrm>
+                    <a:prstGeom prst="rect">
+                      <a:avLst/>
+                    </a:prstGeom>
+                  </pic:spPr>
+                </pic:pic>
+              </a:graphicData>
+            </a:graphic>
+          </wp:inline>
+        </w:drawing>
+      </w:r>
+    </w:p>
+    <w:p/>
+    <w:p/>
+    <w:p>
+      <w:r>
+        <w:lastRenderedPageBreak/>
+        <w:t>Código. –</w:t>
+      </w:r>
+    </w:p>
+    <w:p>
+      <w:r>
+        <w:t>Tercera sección</w:t>
+      </w:r>
+    </w:p>
+    <w:p>
+      <w:pPr>
+        <w:rPr>
+          <w:b/>
+          <w:bCs/>
+        </w:rPr>
+      </w:pPr>
+      <w:r>
+        <w:rPr>
+          <w:b/>
+          <w:bCs/>
+        </w:rPr>
+        <w:t>Análisis del Código Línea por Línea</w:t>
+      </w:r>
+    </w:p>
+    <w:tbl>
+      <w:tblPr>
+        <w:tblW w:w="0" w:type="auto"/>
+        <w:tblCellSpacing w:w="15" w:type="dxa"/>
+        <w:tblCellMar>
+          <w:top w:w="15" w:type="dxa"/>
+          <w:left w:w="15" w:type="dxa"/>
+          <w:bottom w:w="15" w:type="dxa"/>
+          <w:right w:w="15" w:type="dxa"/>
+        </w:tblCellMar>
+        <w:tblLook w:val="04A0" w:firstRow="1" w:lastRow="0" w:firstColumn="1" w:lastColumn="0" w:noHBand="0" w:noVBand="1"/>
+      </w:tblPr>
+      <w:tblGrid>
+        <w:gridCol w:w="4019"/>
+        <w:gridCol w:w="2424"/>
+        <w:gridCol w:w="2379"/>
+      </w:tblGrid>
+      <w:tr>
+        <w:trPr>
+          <w:tblHeader/>
+          <w:tblCellSpacing w:w="15" w:type="dxa"/>
+        </w:trPr>
+        <w:tc>
+          <w:tcPr>
+            <w:tcW w:w="0" w:type="auto"/>
+            <w:tcBorders>
+              <w:top w:val="single" w:sz="6" w:space="0" w:color="auto"/>
+              <w:left w:val="single" w:sz="6" w:space="0" w:color="auto"/>
+              <w:bottom w:val="single" w:sz="6" w:space="0" w:color="auto"/>
+              <w:right w:val="single" w:sz="6" w:space="0" w:color="auto"/>
+            </w:tcBorders>
+            <w:vAlign w:val="center"/>
+            <w:hideMark/>
+          </w:tcPr>
+          <w:p>
+            <w:r>
+              <w:rPr>
+                <w:b/>
+                <w:bCs/>
+              </w:rPr>
+              <w:t>Línea de Código</w:t>
+            </w:r>
+          </w:p>
+        </w:tc>
+        <w:tc>
+          <w:tcPr>
+            <w:tcW w:w="0" w:type="auto"/>
+            <w:tcBorders>
+              <w:top w:val="single" w:sz="6" w:space="0" w:color="auto"/>
+              <w:left w:val="single" w:sz="6" w:space="0" w:color="auto"/>
+              <w:bottom w:val="single" w:sz="6" w:space="0" w:color="auto"/>
+              <w:right w:val="single" w:sz="6" w:space="0" w:color="auto"/>
+            </w:tcBorders>
+            <w:vAlign w:val="center"/>
+            <w:hideMark/>
+          </w:tcPr>
+          <w:p>
+            <w:r>
+              <w:rPr>
+                <w:b/>
+                <w:bCs/>
+              </w:rPr>
+              <w:t xml:space="preserve">Descripción en </w:t>
+            </w:r>
+            <w:proofErr w:type="gramStart"/>
+            <w:r>
+              <w:rPr>
+                <w:b/>
+                <w:bCs/>
+              </w:rPr>
+              <w:t>Español</w:t>
+            </w:r>
+            <w:proofErr w:type="gramEnd"/>
+          </w:p>
+        </w:tc>
+        <w:tc>
+          <w:tcPr>
+            <w:tcW w:w="0" w:type="auto"/>
+            <w:tcBorders>
+              <w:top w:val="single" w:sz="6" w:space="0" w:color="auto"/>
+              <w:left w:val="single" w:sz="6" w:space="0" w:color="auto"/>
+              <w:bottom w:val="single" w:sz="6" w:space="0" w:color="auto"/>
+              <w:right w:val="single" w:sz="6" w:space="0" w:color="auto"/>
+            </w:tcBorders>
+            <w:vAlign w:val="center"/>
+            <w:hideMark/>
+          </w:tcPr>
+          <w:p>
+            <w:proofErr w:type="spellStart"/>
+            <w:r>
+              <w:rPr>
+                <w:b/>
+                <w:bCs/>
+              </w:rPr>
+              <w:t>Description</w:t>
+            </w:r>
+            <w:proofErr w:type="spellEnd"/>
+            <w:r>
+              <w:rPr>
+                <w:b/>
+                <w:bCs/>
+              </w:rPr>
+              <w:t xml:space="preserve"> in English</w:t>
+            </w:r>
+          </w:p>
+        </w:tc>
+      </w:tr>
+      <w:tr>
+        <w:trPr>
+          <w:tblCellSpacing w:w="15" w:type="dxa"/>
+        </w:trPr>
+        <w:tc>
+          <w:tcPr>
+            <w:tcW w:w="0" w:type="auto"/>
+            <w:tcBorders>
+              <w:top w:val="single" w:sz="6" w:space="0" w:color="auto"/>
+              <w:left w:val="single" w:sz="6" w:space="0" w:color="auto"/>
+              <w:bottom w:val="single" w:sz="6" w:space="0" w:color="auto"/>
+              <w:right w:val="single" w:sz="6" w:space="0" w:color="auto"/>
+            </w:tcBorders>
+            <w:vAlign w:val="center"/>
+            <w:hideMark/>
+          </w:tcPr>
+          <w:p>
+            <w:proofErr w:type="spellStart"/>
+            <w:r>
+              <w:t>String</w:t>
+            </w:r>
+            <w:proofErr w:type="spellEnd"/>
+            <w:r>
+              <w:t xml:space="preserve"> n1 = txtvariable1.getText();</w:t>
+            </w:r>
+          </w:p>
+        </w:tc>
+        <w:tc>
+          <w:tcPr>
+            <w:tcW w:w="0" w:type="auto"/>
+            <w:tcBorders>
+              <w:top w:val="single" w:sz="6" w:space="0" w:color="auto"/>
+              <w:left w:val="single" w:sz="6" w:space="0" w:color="auto"/>
+              <w:bottom w:val="single" w:sz="6" w:space="0" w:color="auto"/>
+              <w:right w:val="single" w:sz="6" w:space="0" w:color="auto"/>
+            </w:tcBorders>
+            <w:vAlign w:val="center"/>
+            <w:hideMark/>
+          </w:tcPr>
+          <w:p>
+            <w:r>
+              <w:t>Obtiene el texto escrito en el campo de texto txtvariable1 y lo guarda en la variable n1.</w:t>
+            </w:r>
+          </w:p>
+        </w:tc>
+        <w:tc>
+          <w:tcPr>
+            <w:tcW w:w="0" w:type="auto"/>
+            <w:tcBorders>
+              <w:top w:val="single" w:sz="6" w:space="0" w:color="auto"/>
+              <w:left w:val="single" w:sz="6" w:space="0" w:color="auto"/>
+              <w:bottom w:val="single" w:sz="6" w:space="0" w:color="auto"/>
+              <w:right w:val="single" w:sz="6" w:space="0" w:color="auto"/>
+            </w:tcBorders>
+            <w:vAlign w:val="center"/>
+            <w:hideMark/>
+          </w:tcPr>
+          <w:p>
+            <w:proofErr w:type="spellStart"/>
+            <w:r>
+              <w:t>Gets</w:t>
+            </w:r>
+            <w:proofErr w:type="spellEnd"/>
+            <w:r>
+              <w:t xml:space="preserve"> </w:t>
+            </w:r>
+            <w:proofErr w:type="spellStart"/>
+            <w:r>
+              <w:t>the</w:t>
+            </w:r>
+            <w:proofErr w:type="spellEnd"/>
+            <w:r>
+              <w:t xml:space="preserve"> </w:t>
+            </w:r>
+            <w:proofErr w:type="spellStart"/>
+            <w:r>
+              <w:t>text</w:t>
+            </w:r>
+            <w:proofErr w:type="spellEnd"/>
+            <w:r>
+              <w:t xml:space="preserve"> </w:t>
+            </w:r>
+            <w:proofErr w:type="spellStart"/>
+            <w:r>
+              <w:t>entered</w:t>
+            </w:r>
+            <w:proofErr w:type="spellEnd"/>
+            <w:r>
+              <w:t xml:space="preserve"> in </w:t>
+            </w:r>
+            <w:proofErr w:type="spellStart"/>
+            <w:r>
+              <w:t>the</w:t>
+            </w:r>
+            <w:proofErr w:type="spellEnd"/>
+            <w:r>
+              <w:t xml:space="preserve"> txtvariable1 </w:t>
+            </w:r>
+            <w:proofErr w:type="spellStart"/>
+            <w:r>
+              <w:t>text</w:t>
+            </w:r>
+            <w:proofErr w:type="spellEnd"/>
+            <w:r>
+              <w:t xml:space="preserve"> </w:t>
+            </w:r>
+            <w:proofErr w:type="spellStart"/>
+            <w:r>
+              <w:t>field</w:t>
+            </w:r>
+            <w:proofErr w:type="spellEnd"/>
+            <w:r>
+              <w:t xml:space="preserve"> and </w:t>
+            </w:r>
+            <w:proofErr w:type="spellStart"/>
+            <w:r>
+              <w:t>stores</w:t>
+            </w:r>
+            <w:proofErr w:type="spellEnd"/>
+            <w:r>
+              <w:t xml:space="preserve"> </w:t>
+            </w:r>
+            <w:proofErr w:type="spellStart"/>
+            <w:r>
+              <w:t>it</w:t>
+            </w:r>
+            <w:proofErr w:type="spellEnd"/>
+            <w:r>
+              <w:t xml:space="preserve"> in </w:t>
+            </w:r>
+            <w:proofErr w:type="spellStart"/>
+            <w:r>
+              <w:t>the</w:t>
+            </w:r>
+            <w:proofErr w:type="spellEnd"/>
+            <w:r>
+              <w:t xml:space="preserve"> n1 variable.</w:t>
+            </w:r>
+          </w:p>
+        </w:tc>
+      </w:tr>
+      <w:tr>
+        <w:trPr>
+          <w:tblCellSpacing w:w="15" w:type="dxa"/>
+        </w:trPr>
+        <w:tc>
+          <w:tcPr>
+            <w:tcW w:w="0" w:type="auto"/>
+            <w:tcBorders>
+              <w:top w:val="single" w:sz="6" w:space="0" w:color="auto"/>
+              <w:left w:val="single" w:sz="6" w:space="0" w:color="auto"/>
+              <w:bottom w:val="single" w:sz="6" w:space="0" w:color="auto"/>
+              <w:right w:val="single" w:sz="6" w:space="0" w:color="auto"/>
+            </w:tcBorders>
+            <w:vAlign w:val="center"/>
+            <w:hideMark/>
+          </w:tcPr>
+          <w:p>
+            <w:proofErr w:type="spellStart"/>
+            <w:r>
+              <w:t>String</w:t>
+            </w:r>
+            <w:proofErr w:type="spellEnd"/>
+            <w:r>
+              <w:t xml:space="preserve"> n2 = txtvariable2.getText();</w:t>
+            </w:r>
+          </w:p>
+        </w:tc>
+        <w:tc>
+          <w:tcPr>
+            <w:tcW w:w="0" w:type="auto"/>
+            <w:tcBorders>
+              <w:top w:val="single" w:sz="6" w:space="0" w:color="auto"/>
+              <w:left w:val="single" w:sz="6" w:space="0" w:color="auto"/>
+              <w:bottom w:val="single" w:sz="6" w:space="0" w:color="auto"/>
+              <w:right w:val="single" w:sz="6" w:space="0" w:color="auto"/>
+            </w:tcBorders>
+            <w:vAlign w:val="center"/>
+            <w:hideMark/>
+          </w:tcPr>
+          <w:p>
+            <w:r>
+              <w:t>Obtiene el texto escrito en el campo de texto txtvariable2 y lo guarda en la variable n2.</w:t>
+            </w:r>
+          </w:p>
+        </w:tc>
+        <w:tc>
+          <w:tcPr>
+            <w:tcW w:w="0" w:type="auto"/>
+            <w:tcBorders>
+              <w:top w:val="single" w:sz="6" w:space="0" w:color="auto"/>
+              <w:left w:val="single" w:sz="6" w:space="0" w:color="auto"/>
+              <w:bottom w:val="single" w:sz="6" w:space="0" w:color="auto"/>
+              <w:right w:val="single" w:sz="6" w:space="0" w:color="auto"/>
+            </w:tcBorders>
+            <w:vAlign w:val="center"/>
+            <w:hideMark/>
+          </w:tcPr>
+          <w:p>
+            <w:proofErr w:type="spellStart"/>
+            <w:r>
+              <w:t>Gets</w:t>
+            </w:r>
+            <w:proofErr w:type="spellEnd"/>
+            <w:r>
+              <w:t xml:space="preserve"> </w:t>
+            </w:r>
+            <w:proofErr w:type="spellStart"/>
+            <w:r>
+              <w:t>the</w:t>
+            </w:r>
+            <w:proofErr w:type="spellEnd"/>
+            <w:r>
+              <w:t xml:space="preserve"> </w:t>
+            </w:r>
+            <w:proofErr w:type="spellStart"/>
+            <w:r>
+              <w:t>text</w:t>
+            </w:r>
+            <w:proofErr w:type="spellEnd"/>
+            <w:r>
+              <w:t xml:space="preserve"> </w:t>
+            </w:r>
+            <w:proofErr w:type="spellStart"/>
+            <w:r>
+              <w:t>entered</w:t>
+            </w:r>
+            <w:proofErr w:type="spellEnd"/>
+            <w:r>
+              <w:t xml:space="preserve"> in </w:t>
+            </w:r>
+            <w:proofErr w:type="spellStart"/>
+            <w:r>
+              <w:t>the</w:t>
+            </w:r>
+            <w:proofErr w:type="spellEnd"/>
+            <w:r>
+              <w:t xml:space="preserve"> txtvariable2 </w:t>
+            </w:r>
+            <w:proofErr w:type="spellStart"/>
+            <w:r>
+              <w:t>text</w:t>
+            </w:r>
+            <w:proofErr w:type="spellEnd"/>
+            <w:r>
+              <w:t xml:space="preserve"> </w:t>
+            </w:r>
+            <w:proofErr w:type="spellStart"/>
+            <w:r>
+              <w:t>field</w:t>
+            </w:r>
+            <w:proofErr w:type="spellEnd"/>
+            <w:r>
+              <w:t xml:space="preserve"> and </w:t>
+            </w:r>
+            <w:proofErr w:type="spellStart"/>
+            <w:r>
+              <w:t>stores</w:t>
+            </w:r>
+            <w:proofErr w:type="spellEnd"/>
+            <w:r>
+              <w:t xml:space="preserve"> </w:t>
+            </w:r>
+            <w:proofErr w:type="spellStart"/>
+            <w:r>
+              <w:t>it</w:t>
+            </w:r>
+            <w:proofErr w:type="spellEnd"/>
+            <w:r>
+              <w:t xml:space="preserve"> in </w:t>
+            </w:r>
+            <w:proofErr w:type="spellStart"/>
+            <w:r>
+              <w:t>the</w:t>
+            </w:r>
+            <w:proofErr w:type="spellEnd"/>
+            <w:r>
+              <w:t xml:space="preserve"> n2 variable.</w:t>
+            </w:r>
+          </w:p>
+        </w:tc>
+      </w:tr>
+      <w:tr>
+        <w:trPr>
+          <w:tblCellSpacing w:w="15" w:type="dxa"/>
+        </w:trPr>
+        <w:tc>
+          <w:tcPr>
+            <w:tcW w:w="0" w:type="auto"/>
+            <w:tcBorders>
+              <w:top w:val="single" w:sz="6" w:space="0" w:color="auto"/>
+              <w:left w:val="single" w:sz="6" w:space="0" w:color="auto"/>
+              <w:bottom w:val="single" w:sz="6" w:space="0" w:color="auto"/>
+              <w:right w:val="single" w:sz="6" w:space="0" w:color="auto"/>
+            </w:tcBorders>
+            <w:vAlign w:val="center"/>
+            <w:hideMark/>
+          </w:tcPr>
+          <w:p>
+            <w:proofErr w:type="spellStart"/>
+            <w:r>
+              <w:t>float</w:t>
+            </w:r>
+            <w:proofErr w:type="spellEnd"/>
+            <w:r>
+              <w:t xml:space="preserve"> n1r = </w:t>
+            </w:r>
+            <w:proofErr w:type="spellStart"/>
+            <w:r>
+              <w:t>Float.parseFloat</w:t>
+            </w:r>
+            <w:proofErr w:type="spellEnd"/>
+            <w:r>
+              <w:t>(n1);</w:t>
+            </w:r>
+          </w:p>
+        </w:tc>
+        <w:tc>
+          <w:tcPr>
+            <w:tcW w:w="0" w:type="auto"/>
+            <w:tcBorders>
+              <w:top w:val="single" w:sz="6" w:space="0" w:color="auto"/>
+              <w:left w:val="single" w:sz="6" w:space="0" w:color="auto"/>
+              <w:bottom w:val="single" w:sz="6" w:space="0" w:color="auto"/>
+              <w:right w:val="single" w:sz="6" w:space="0" w:color="auto"/>
+            </w:tcBorders>
+            <w:vAlign w:val="center"/>
+            <w:hideMark/>
+          </w:tcPr>
+          <w:p>
+            <w:r>
+              <w:t xml:space="preserve">Convierte la cadena de texto n1 en un número decimal de tipo </w:t>
+            </w:r>
+            <w:proofErr w:type="spellStart"/>
+            <w:r>
+              <w:t>float</w:t>
+            </w:r>
+            <w:proofErr w:type="spellEnd"/>
+            <w:r>
+              <w:t>.</w:t>
+            </w:r>
+          </w:p>
+        </w:tc>
+        <w:tc>
+          <w:tcPr>
+            <w:tcW w:w="0" w:type="auto"/>
+            <w:tcBorders>
+              <w:top w:val="single" w:sz="6" w:space="0" w:color="auto"/>
+              <w:left w:val="single" w:sz="6" w:space="0" w:color="auto"/>
+              <w:bottom w:val="single" w:sz="6" w:space="0" w:color="auto"/>
+              <w:right w:val="single" w:sz="6" w:space="0" w:color="auto"/>
+            </w:tcBorders>
+            <w:vAlign w:val="center"/>
+            <w:hideMark/>
+          </w:tcPr>
+          <w:p>
+            <w:proofErr w:type="spellStart"/>
+            <w:r>
+              <w:t>Converts</w:t>
+            </w:r>
+            <w:proofErr w:type="spellEnd"/>
+            <w:r>
+              <w:t xml:space="preserve"> </w:t>
+            </w:r>
+            <w:proofErr w:type="spellStart"/>
+            <w:r>
+              <w:t>the</w:t>
+            </w:r>
+            <w:proofErr w:type="spellEnd"/>
+            <w:r>
+              <w:t xml:space="preserve"> </w:t>
+            </w:r>
+            <w:proofErr w:type="spellStart"/>
+            <w:r>
+              <w:t>string</w:t>
+            </w:r>
+            <w:proofErr w:type="spellEnd"/>
+            <w:r>
+              <w:t xml:space="preserve"> n1 </w:t>
+            </w:r>
+            <w:proofErr w:type="spellStart"/>
+            <w:r>
+              <w:t>into</w:t>
+            </w:r>
+            <w:proofErr w:type="spellEnd"/>
+            <w:r>
+              <w:t xml:space="preserve"> a decimal </w:t>
+            </w:r>
+            <w:proofErr w:type="spellStart"/>
+            <w:r>
+              <w:t>number</w:t>
+            </w:r>
+            <w:proofErr w:type="spellEnd"/>
+            <w:r>
+              <w:t xml:space="preserve"> </w:t>
+            </w:r>
+            <w:proofErr w:type="spellStart"/>
+            <w:r>
+              <w:t>of</w:t>
+            </w:r>
+            <w:proofErr w:type="spellEnd"/>
+            <w:r>
+              <w:t xml:space="preserve"> </w:t>
+            </w:r>
+            <w:proofErr w:type="spellStart"/>
+            <w:r>
+              <w:t>type</w:t>
+            </w:r>
+            <w:proofErr w:type="spellEnd"/>
+            <w:r>
+              <w:t xml:space="preserve"> </w:t>
+            </w:r>
+            <w:proofErr w:type="spellStart"/>
+            <w:r>
+              <w:t>float</w:t>
+            </w:r>
+            <w:proofErr w:type="spellEnd"/>
+            <w:r>
+              <w:t>.</w:t>
+            </w:r>
+          </w:p>
+        </w:tc>
+      </w:tr>
+      <w:tr>
+        <w:trPr>
+          <w:tblCellSpacing w:w="15" w:type="dxa"/>
+        </w:trPr>
+        <w:tc>
+          <w:tcPr>
+            <w:tcW w:w="0" w:type="auto"/>
+            <w:tcBorders>
+              <w:top w:val="single" w:sz="6" w:space="0" w:color="auto"/>
+              <w:left w:val="single" w:sz="6" w:space="0" w:color="auto"/>
+              <w:bottom w:val="single" w:sz="6" w:space="0" w:color="auto"/>
+              <w:right w:val="single" w:sz="6" w:space="0" w:color="auto"/>
+            </w:tcBorders>
+            <w:vAlign w:val="center"/>
+            <w:hideMark/>
+          </w:tcPr>
+          <w:p>
+            <w:proofErr w:type="spellStart"/>
+            <w:r>
+              <w:t>float</w:t>
+            </w:r>
+            <w:proofErr w:type="spellEnd"/>
+            <w:r>
+              <w:t xml:space="preserve"> n2r = </w:t>
+            </w:r>
+            <w:proofErr w:type="spellStart"/>
+            <w:r>
+              <w:t>Float.parseFloat</w:t>
+            </w:r>
+            <w:proofErr w:type="spellEnd"/>
+            <w:r>
+              <w:t>(n2);</w:t>
+            </w:r>
+          </w:p>
+        </w:tc>
+        <w:tc>
+          <w:tcPr>
+            <w:tcW w:w="0" w:type="auto"/>
+            <w:tcBorders>
+              <w:top w:val="single" w:sz="6" w:space="0" w:color="auto"/>
+              <w:left w:val="single" w:sz="6" w:space="0" w:color="auto"/>
+              <w:bottom w:val="single" w:sz="6" w:space="0" w:color="auto"/>
+              <w:right w:val="single" w:sz="6" w:space="0" w:color="auto"/>
+            </w:tcBorders>
+            <w:vAlign w:val="center"/>
+            <w:hideMark/>
+          </w:tcPr>
+          <w:p>
+            <w:r>
+              <w:t xml:space="preserve">Convierte la cadena de texto n2 en un número decimal de tipo </w:t>
+            </w:r>
+            <w:proofErr w:type="spellStart"/>
+            <w:r>
+              <w:t>float</w:t>
+            </w:r>
+            <w:proofErr w:type="spellEnd"/>
+            <w:r>
+              <w:t>.</w:t>
+            </w:r>
+          </w:p>
+        </w:tc>
+        <w:tc>
+          <w:tcPr>
+            <w:tcW w:w="0" w:type="auto"/>
+            <w:tcBorders>
+              <w:top w:val="single" w:sz="6" w:space="0" w:color="auto"/>
+              <w:left w:val="single" w:sz="6" w:space="0" w:color="auto"/>
+              <w:bottom w:val="single" w:sz="6" w:space="0" w:color="auto"/>
+              <w:right w:val="single" w:sz="6" w:space="0" w:color="auto"/>
+            </w:tcBorders>
+            <w:vAlign w:val="center"/>
+            <w:hideMark/>
+          </w:tcPr>
+          <w:p>
+            <w:proofErr w:type="spellStart"/>
+            <w:r>
+              <w:t>Converts</w:t>
+            </w:r>
+            <w:proofErr w:type="spellEnd"/>
+            <w:r>
+              <w:t xml:space="preserve"> </w:t>
+            </w:r>
+            <w:proofErr w:type="spellStart"/>
+            <w:r>
+              <w:t>the</w:t>
+            </w:r>
+            <w:proofErr w:type="spellEnd"/>
+            <w:r>
+              <w:t xml:space="preserve"> </w:t>
+            </w:r>
+            <w:proofErr w:type="spellStart"/>
+            <w:r>
+              <w:t>string</w:t>
+            </w:r>
+            <w:proofErr w:type="spellEnd"/>
+            <w:r>
+              <w:t xml:space="preserve"> n2 </w:t>
+            </w:r>
+            <w:proofErr w:type="spellStart"/>
+            <w:r>
+              <w:t>into</w:t>
+            </w:r>
+            <w:proofErr w:type="spellEnd"/>
+            <w:r>
+              <w:t xml:space="preserve"> a decimal </w:t>
+            </w:r>
+            <w:proofErr w:type="spellStart"/>
+            <w:r>
+              <w:t>number</w:t>
+            </w:r>
+            <w:proofErr w:type="spellEnd"/>
+            <w:r>
+              <w:t xml:space="preserve"> </w:t>
+            </w:r>
+            <w:proofErr w:type="spellStart"/>
+            <w:r>
+              <w:t>of</w:t>
+            </w:r>
+            <w:proofErr w:type="spellEnd"/>
+            <w:r>
+              <w:t xml:space="preserve"> </w:t>
+            </w:r>
+            <w:proofErr w:type="spellStart"/>
+            <w:r>
+              <w:t>type</w:t>
+            </w:r>
+            <w:proofErr w:type="spellEnd"/>
+            <w:r>
+              <w:t xml:space="preserve"> </w:t>
+            </w:r>
+            <w:proofErr w:type="spellStart"/>
+            <w:r>
+              <w:t>float</w:t>
+            </w:r>
+            <w:proofErr w:type="spellEnd"/>
+            <w:r>
+              <w:t>.</w:t>
+            </w:r>
+          </w:p>
+        </w:tc>
+      </w:tr>
+      <w:tr>
+        <w:trPr>
+          <w:tblCellSpacing w:w="15" w:type="dxa"/>
+        </w:trPr>
+        <w:tc>
+          <w:tcPr>
+            <w:tcW w:w="0" w:type="auto"/>
+            <w:tcBorders>
+              <w:top w:val="single" w:sz="6" w:space="0" w:color="auto"/>
+              <w:left w:val="single" w:sz="6" w:space="0" w:color="auto"/>
+              <w:bottom w:val="single" w:sz="6" w:space="0" w:color="auto"/>
+              <w:right w:val="single" w:sz="6" w:space="0" w:color="auto"/>
+            </w:tcBorders>
+            <w:vAlign w:val="center"/>
+            <w:hideMark/>
+          </w:tcPr>
+          <w:p>
+            <w:proofErr w:type="spellStart"/>
+            <w:r>
+              <w:t>double</w:t>
+            </w:r>
+            <w:proofErr w:type="spellEnd"/>
+            <w:r>
+              <w:t xml:space="preserve"> resultado = </w:t>
+            </w:r>
+            <w:proofErr w:type="spellStart"/>
+            <w:proofErr w:type="gramStart"/>
+            <w:r>
+              <w:t>Math.pow</w:t>
+            </w:r>
+            <w:proofErr w:type="spellEnd"/>
+            <w:r>
+              <w:t>(</w:t>
+            </w:r>
+            <w:proofErr w:type="gramEnd"/>
+            <w:r>
+              <w:t>n1r, n2r);</w:t>
+            </w:r>
+          </w:p>
+        </w:tc>
+        <w:tc>
+          <w:tcPr>
+            <w:tcW w:w="0" w:type="auto"/>
+            <w:tcBorders>
+              <w:top w:val="single" w:sz="6" w:space="0" w:color="auto"/>
+              <w:left w:val="single" w:sz="6" w:space="0" w:color="auto"/>
+              <w:bottom w:val="single" w:sz="6" w:space="0" w:color="auto"/>
+              <w:right w:val="single" w:sz="6" w:space="0" w:color="auto"/>
+            </w:tcBorders>
+            <w:vAlign w:val="center"/>
+            <w:hideMark/>
+          </w:tcPr>
+          <w:p>
+            <w:r>
+              <w:t xml:space="preserve">Calcula la potencia (n1 elevado a n2) y guarda el resultado en una variable de tipo </w:t>
+            </w:r>
+            <w:proofErr w:type="spellStart"/>
+            <w:r>
+              <w:t>double</w:t>
+            </w:r>
+            <w:proofErr w:type="spellEnd"/>
+            <w:r>
+              <w:t>.</w:t>
+            </w:r>
+          </w:p>
+        </w:tc>
+        <w:tc>
+          <w:tcPr>
+            <w:tcW w:w="0" w:type="auto"/>
+            <w:tcBorders>
+              <w:top w:val="single" w:sz="6" w:space="0" w:color="auto"/>
+              <w:left w:val="single" w:sz="6" w:space="0" w:color="auto"/>
+              <w:bottom w:val="single" w:sz="6" w:space="0" w:color="auto"/>
+              <w:right w:val="single" w:sz="6" w:space="0" w:color="auto"/>
+            </w:tcBorders>
+            <w:vAlign w:val="center"/>
+            <w:hideMark/>
+          </w:tcPr>
+          <w:p>
+            <w:proofErr w:type="spellStart"/>
+            <w:r>
+              <w:t>Calculates</w:t>
+            </w:r>
+            <w:proofErr w:type="spellEnd"/>
+            <w:r>
+              <w:t xml:space="preserve"> </w:t>
+            </w:r>
+            <w:proofErr w:type="spellStart"/>
+            <w:r>
+              <w:t>the</w:t>
+            </w:r>
+            <w:proofErr w:type="spellEnd"/>
+            <w:r>
+              <w:t xml:space="preserve"> </w:t>
+            </w:r>
+            <w:proofErr w:type="spellStart"/>
+            <w:r>
+              <w:t>power</w:t>
+            </w:r>
+            <w:proofErr w:type="spellEnd"/>
+            <w:r>
+              <w:t xml:space="preserve"> ($n1^{n</w:t>
+            </w:r>
+            <w:proofErr w:type="gramStart"/>
+            <w:r>
+              <w:t>2}$</w:t>
+            </w:r>
+            <w:proofErr w:type="gramEnd"/>
+            <w:r>
+              <w:t xml:space="preserve">) and </w:t>
+            </w:r>
+            <w:proofErr w:type="spellStart"/>
+            <w:r>
+              <w:t>stores</w:t>
+            </w:r>
+            <w:proofErr w:type="spellEnd"/>
+            <w:r>
+              <w:t xml:space="preserve"> </w:t>
+            </w:r>
+            <w:proofErr w:type="spellStart"/>
+            <w:r>
+              <w:t>the</w:t>
+            </w:r>
+            <w:proofErr w:type="spellEnd"/>
+            <w:r>
+              <w:t xml:space="preserve"> </w:t>
+            </w:r>
+            <w:proofErr w:type="spellStart"/>
+            <w:r>
+              <w:t>result</w:t>
+            </w:r>
+            <w:proofErr w:type="spellEnd"/>
+            <w:r>
+              <w:t xml:space="preserve"> in a </w:t>
+            </w:r>
+            <w:proofErr w:type="spellStart"/>
+            <w:r>
+              <w:t>double</w:t>
+            </w:r>
+            <w:proofErr w:type="spellEnd"/>
+            <w:r>
+              <w:t xml:space="preserve"> variable.</w:t>
+            </w:r>
+          </w:p>
+        </w:tc>
+      </w:tr>
+      <w:tr>
+        <w:trPr>
+          <w:tblCellSpacing w:w="15" w:type="dxa"/>
+        </w:trPr>
+        <w:tc>
+          <w:tcPr>
+            <w:tcW w:w="0" w:type="auto"/>
+            <w:tcBorders>
+              <w:top w:val="single" w:sz="6" w:space="0" w:color="auto"/>
+              <w:left w:val="single" w:sz="6" w:space="0" w:color="auto"/>
+              <w:bottom w:val="single" w:sz="6" w:space="0" w:color="auto"/>
+              <w:right w:val="single" w:sz="6" w:space="0" w:color="auto"/>
+            </w:tcBorders>
+            <w:vAlign w:val="center"/>
+            <w:hideMark/>
+          </w:tcPr>
+          <w:p>
+            <w:proofErr w:type="spellStart"/>
+            <w:r>
+              <w:t>JOptionPane.showMessageDialog</w:t>
+            </w:r>
+            <w:proofErr w:type="spellEnd"/>
+            <w:r>
+              <w:t>(...);</w:t>
+            </w:r>
+          </w:p>
+        </w:tc>
+        <w:tc>
+          <w:tcPr>
+            <w:tcW w:w="0" w:type="auto"/>
+            <w:tcBorders>
+              <w:top w:val="single" w:sz="6" w:space="0" w:color="auto"/>
+              <w:left w:val="single" w:sz="6" w:space="0" w:color="auto"/>
+              <w:bottom w:val="single" w:sz="6" w:space="0" w:color="auto"/>
+              <w:right w:val="single" w:sz="6" w:space="0" w:color="auto"/>
+            </w:tcBorders>
+            <w:vAlign w:val="center"/>
+            <w:hideMark/>
+          </w:tcPr>
+          <w:p>
+            <w:r>
+              <w:t xml:space="preserve">Muestra una ventana emergente con el mensaje "El resultado </w:t>
+            </w:r>
+            <w:r>
+              <w:lastRenderedPageBreak/>
+              <w:t>es:" seguido del valor calculado.</w:t>
+            </w:r>
+          </w:p>
+        </w:tc>
+        <w:tc>
+          <w:tcPr>
+            <w:tcW w:w="0" w:type="auto"/>
+            <w:tcBorders>
+              <w:top w:val="single" w:sz="6" w:space="0" w:color="auto"/>
+              <w:left w:val="single" w:sz="6" w:space="0" w:color="auto"/>
+              <w:bottom w:val="single" w:sz="6" w:space="0" w:color="auto"/>
+              <w:right w:val="single" w:sz="6" w:space="0" w:color="auto"/>
+            </w:tcBorders>
+            <w:vAlign w:val="center"/>
+            <w:hideMark/>
+          </w:tcPr>
+          <w:p>
+            <w:proofErr w:type="spellStart"/>
+            <w:r>
+              <w:lastRenderedPageBreak/>
+              <w:t>Displays</w:t>
+            </w:r>
+            <w:proofErr w:type="spellEnd"/>
+            <w:r>
+              <w:t xml:space="preserve"> a pop-up </w:t>
+            </w:r>
+            <w:proofErr w:type="spellStart"/>
+            <w:r>
+              <w:t>window</w:t>
+            </w:r>
+            <w:proofErr w:type="spellEnd"/>
+            <w:r>
+              <w:t xml:space="preserve"> </w:t>
+            </w:r>
+            <w:proofErr w:type="spellStart"/>
+            <w:r>
+              <w:t>with</w:t>
+            </w:r>
+            <w:proofErr w:type="spellEnd"/>
+            <w:r>
+              <w:t xml:space="preserve"> </w:t>
+            </w:r>
+            <w:proofErr w:type="spellStart"/>
+            <w:r>
+              <w:t>the</w:t>
+            </w:r>
+            <w:proofErr w:type="spellEnd"/>
+            <w:r>
+              <w:t xml:space="preserve"> </w:t>
+            </w:r>
+            <w:proofErr w:type="spellStart"/>
+            <w:r>
+              <w:t>message</w:t>
+            </w:r>
+            <w:proofErr w:type="spellEnd"/>
+            <w:r>
+              <w:t xml:space="preserve"> "</w:t>
+            </w:r>
+            <w:proofErr w:type="spellStart"/>
+            <w:r>
+              <w:t>The</w:t>
+            </w:r>
+            <w:proofErr w:type="spellEnd"/>
+            <w:r>
+              <w:t xml:space="preserve"> </w:t>
+            </w:r>
+            <w:proofErr w:type="spellStart"/>
+            <w:r>
+              <w:t>result</w:t>
+            </w:r>
+            <w:proofErr w:type="spellEnd"/>
+            <w:r>
+              <w:t xml:space="preserve"> </w:t>
+            </w:r>
+            <w:proofErr w:type="spellStart"/>
+            <w:r>
+              <w:lastRenderedPageBreak/>
+              <w:t>is</w:t>
+            </w:r>
+            <w:proofErr w:type="spellEnd"/>
+            <w:r>
+              <w:t xml:space="preserve">:" </w:t>
+            </w:r>
+            <w:proofErr w:type="spellStart"/>
+            <w:r>
+              <w:t>followed</w:t>
+            </w:r>
+            <w:proofErr w:type="spellEnd"/>
+            <w:r>
+              <w:t xml:space="preserve"> </w:t>
+            </w:r>
+            <w:proofErr w:type="spellStart"/>
+            <w:r>
+              <w:t>by</w:t>
+            </w:r>
+            <w:proofErr w:type="spellEnd"/>
+            <w:r>
+              <w:t xml:space="preserve"> </w:t>
+            </w:r>
+            <w:proofErr w:type="spellStart"/>
+            <w:r>
+              <w:t>the</w:t>
+            </w:r>
+            <w:proofErr w:type="spellEnd"/>
+            <w:r>
+              <w:t xml:space="preserve"> </w:t>
+            </w:r>
+            <w:proofErr w:type="spellStart"/>
+            <w:r>
+              <w:t>calculated</w:t>
+            </w:r>
+            <w:proofErr w:type="spellEnd"/>
+            <w:r>
+              <w:t xml:space="preserve"> </w:t>
+            </w:r>
+            <w:proofErr w:type="spellStart"/>
+            <w:r>
+              <w:t>value</w:t>
+            </w:r>
+            <w:proofErr w:type="spellEnd"/>
+            <w:r>
+              <w:t>.</w:t>
+            </w:r>
+          </w:p>
+        </w:tc>
+      </w:tr>
+    </w:tbl>
+    <w:p/>
+    <w:p>
+      <w:r>
+        <w:t>Segunda sección</w:t>
+      </w:r>
+    </w:p>
+    <w:tbl>
+      <w:tblPr>
+        <w:tblW w:w="0" w:type="auto"/>
+        <w:tblCellSpacing w:w="15" w:type="dxa"/>
+        <w:tblCellMar>
+          <w:left w:w="0" w:type="dxa"/>
+          <w:right w:w="0" w:type="dxa"/>
+        </w:tblCellMar>
+        <w:tblLook w:val="04A0" w:firstRow="1" w:lastRow="0" w:firstColumn="1" w:lastColumn="0" w:noHBand="0" w:noVBand="1"/>
+      </w:tblPr>
+      <w:tblGrid>
+        <w:gridCol w:w="4156"/>
+        <w:gridCol w:w="2568"/>
+        <w:gridCol w:w="2098"/>
+      </w:tblGrid>
+      <w:tr>
+        <w:trPr>
+          <w:tblHeader/>
+          <w:tblCellSpacing w:w="15" w:type="dxa"/>
+        </w:trPr>
+        <w:tc>
+          <w:tcPr>
+            <w:tcW w:w="0" w:type="auto"/>
+            <w:tcBorders>
+              <w:top w:val="single" w:sz="6" w:space="0" w:color="auto"/>
+              <w:left w:val="single" w:sz="6" w:space="0" w:color="auto"/>
+              <w:bottom w:val="single" w:sz="6" w:space="0" w:color="auto"/>
+              <w:right w:val="single" w:sz="6" w:space="0" w:color="auto"/>
+            </w:tcBorders>
+            <w:tcMar>
+              <w:top w:w="240" w:type="dxa"/>
+              <w:left w:w="0" w:type="dxa"/>
+              <w:bottom w:w="240" w:type="dxa"/>
+              <w:right w:w="180" w:type="dxa"/>
+            </w:tcMar>
+            <w:vAlign w:val="center"/>
+            <w:hideMark/>
+          </w:tcPr>
+          <w:p>
+            <w:r>
+              <w:rPr>
+                <w:b/>
+                <w:bCs/>
+              </w:rPr>
+              <w:t>Línea de Código</w:t>
+            </w:r>
+          </w:p>
+        </w:tc>
+        <w:tc>
+          <w:tcPr>
+            <w:tcW w:w="0" w:type="auto"/>
+            <w:tcBorders>
+              <w:top w:val="single" w:sz="6" w:space="0" w:color="auto"/>
+              <w:left w:val="single" w:sz="6" w:space="0" w:color="auto"/>
+              <w:bottom w:val="single" w:sz="6" w:space="0" w:color="auto"/>
+              <w:right w:val="single" w:sz="6" w:space="0" w:color="auto"/>
+            </w:tcBorders>
+            <w:tcMar>
+              <w:top w:w="240" w:type="dxa"/>
+              <w:left w:w="0" w:type="dxa"/>
+              <w:bottom w:w="240" w:type="dxa"/>
+              <w:right w:w="180" w:type="dxa"/>
+            </w:tcMar>
+            <w:vAlign w:val="center"/>
+            <w:hideMark/>
+          </w:tcPr>
+          <w:p>
+            <w:r>
+              <w:rPr>
+                <w:b/>
+                <w:bCs/>
+              </w:rPr>
+              <w:t xml:space="preserve">Descripción en </w:t>
+            </w:r>
+            <w:proofErr w:type="gramStart"/>
+            <w:r>
+              <w:rPr>
+                <w:b/>
+                <w:bCs/>
+              </w:rPr>
+              <w:t>Español</w:t>
+            </w:r>
+            <w:proofErr w:type="gramEnd"/>
+          </w:p>
+        </w:tc>
+        <w:tc>
+          <w:tcPr>
+            <w:tcW w:w="0" w:type="auto"/>
+            <w:tcBorders>
+              <w:top w:val="single" w:sz="6" w:space="0" w:color="auto"/>
+              <w:left w:val="single" w:sz="6" w:space="0" w:color="auto"/>
+              <w:bottom w:val="single" w:sz="6" w:space="0" w:color="auto"/>
+              <w:right w:val="single" w:sz="6" w:space="0" w:color="auto"/>
+            </w:tcBorders>
+            <w:tcMar>
+              <w:top w:w="240" w:type="dxa"/>
+              <w:left w:w="0" w:type="dxa"/>
+              <w:bottom w:w="240" w:type="dxa"/>
+              <w:right w:w="0" w:type="dxa"/>
+            </w:tcMar>
+            <w:vAlign w:val="center"/>
+            <w:hideMark/>
+          </w:tcPr>
+          <w:p>
+            <w:proofErr w:type="spellStart"/>
+            <w:r>
+              <w:rPr>
+                <w:b/>
+                <w:bCs/>
+              </w:rPr>
+              <w:t>Description</w:t>
+            </w:r>
+            <w:proofErr w:type="spellEnd"/>
+            <w:r>
+              <w:rPr>
+                <w:b/>
+                <w:bCs/>
+              </w:rPr>
+              <w:t xml:space="preserve"> in English</w:t>
+            </w:r>
+          </w:p>
+        </w:tc>
+      </w:tr>
+      <w:tr>
+        <w:trPr>
+          <w:tblCellSpacing w:w="15" w:type="dxa"/>
+        </w:trPr>
+        <w:tc>
+          <w:tcPr>
+            <w:tcW w:w="0" w:type="auto"/>
+            <w:tcBorders>
+              <w:top w:val="single" w:sz="6" w:space="0" w:color="auto"/>
+              <w:left w:val="single" w:sz="6" w:space="0" w:color="auto"/>
+              <w:bottom w:val="single" w:sz="6" w:space="0" w:color="auto"/>
+              <w:right w:val="single" w:sz="6" w:space="0" w:color="auto"/>
+            </w:tcBorders>
+            <w:tcMar>
+              <w:top w:w="240" w:type="dxa"/>
+              <w:left w:w="0" w:type="dxa"/>
+              <w:bottom w:w="240" w:type="dxa"/>
+              <w:right w:w="180" w:type="dxa"/>
+            </w:tcMar>
+            <w:vAlign w:val="center"/>
+            <w:hideMark/>
+          </w:tcPr>
+          <w:p>
+            <w:proofErr w:type="spellStart"/>
+            <w:r>
+              <w:t>String</w:t>
+            </w:r>
+            <w:proofErr w:type="spellEnd"/>
+            <w:r>
+              <w:t xml:space="preserve"> p1 = txtV1.getText();</w:t>
+            </w:r>
+          </w:p>
+        </w:tc>
+        <w:tc>
+          <w:tcPr>
+            <w:tcW w:w="0" w:type="auto"/>
+            <w:tcBorders>
+              <w:top w:val="single" w:sz="6" w:space="0" w:color="auto"/>
+              <w:left w:val="single" w:sz="6" w:space="0" w:color="auto"/>
+              <w:bottom w:val="single" w:sz="6" w:space="0" w:color="auto"/>
+              <w:right w:val="single" w:sz="6" w:space="0" w:color="auto"/>
+            </w:tcBorders>
+            <w:tcMar>
+              <w:top w:w="240" w:type="dxa"/>
+              <w:left w:w="0" w:type="dxa"/>
+              <w:bottom w:w="240" w:type="dxa"/>
+              <w:right w:w="180" w:type="dxa"/>
+            </w:tcMar>
+            <w:vAlign w:val="center"/>
+            <w:hideMark/>
+          </w:tcPr>
+          <w:p>
+            <w:r>
+              <w:t>Obtiene el texto del campo txtV1 (la palabra principal) y lo guarda en p1.</w:t>
+            </w:r>
+          </w:p>
+        </w:tc>
+        <w:tc>
+          <w:tcPr>
+            <w:tcW w:w="0" w:type="auto"/>
+            <w:tcBorders>
+              <w:top w:val="single" w:sz="6" w:space="0" w:color="auto"/>
+              <w:left w:val="single" w:sz="6" w:space="0" w:color="auto"/>
+              <w:bottom w:val="single" w:sz="6" w:space="0" w:color="auto"/>
+              <w:right w:val="single" w:sz="6" w:space="0" w:color="auto"/>
+            </w:tcBorders>
+            <w:tcMar>
+              <w:top w:w="240" w:type="dxa"/>
+              <w:left w:w="0" w:type="dxa"/>
+              <w:bottom w:w="240" w:type="dxa"/>
+              <w:right w:w="0" w:type="dxa"/>
+            </w:tcMar>
+            <w:vAlign w:val="center"/>
+            <w:hideMark/>
+          </w:tcPr>
+          <w:p>
+            <w:proofErr w:type="spellStart"/>
+            <w:r>
+              <w:t>Gets</w:t>
+            </w:r>
+            <w:proofErr w:type="spellEnd"/>
+            <w:r>
+              <w:t xml:space="preserve"> </w:t>
+            </w:r>
+            <w:proofErr w:type="spellStart"/>
+            <w:r>
+              <w:t>the</w:t>
+            </w:r>
+            <w:proofErr w:type="spellEnd"/>
+            <w:r>
+              <w:t xml:space="preserve"> </w:t>
+            </w:r>
+            <w:proofErr w:type="spellStart"/>
+            <w:r>
+              <w:t>text</w:t>
+            </w:r>
+            <w:proofErr w:type="spellEnd"/>
+            <w:r>
+              <w:t xml:space="preserve"> </w:t>
+            </w:r>
+            <w:proofErr w:type="spellStart"/>
+            <w:r>
+              <w:t>from</w:t>
+            </w:r>
+            <w:proofErr w:type="spellEnd"/>
+            <w:r>
+              <w:t xml:space="preserve"> </w:t>
+            </w:r>
+            <w:proofErr w:type="spellStart"/>
+            <w:r>
+              <w:t>field</w:t>
+            </w:r>
+            <w:proofErr w:type="spellEnd"/>
+            <w:r>
+              <w:t xml:space="preserve"> txtV1 (</w:t>
+            </w:r>
+            <w:proofErr w:type="spellStart"/>
+            <w:r>
+              <w:t>main</w:t>
+            </w:r>
+            <w:proofErr w:type="spellEnd"/>
+            <w:r>
+              <w:t xml:space="preserve"> </w:t>
+            </w:r>
+            <w:proofErr w:type="spellStart"/>
+            <w:r>
+              <w:t>word</w:t>
+            </w:r>
+            <w:proofErr w:type="spellEnd"/>
+            <w:r>
+              <w:t xml:space="preserve">) and </w:t>
+            </w:r>
+            <w:proofErr w:type="spellStart"/>
+            <w:r>
+              <w:t>stores</w:t>
+            </w:r>
+            <w:proofErr w:type="spellEnd"/>
+            <w:r>
+              <w:t xml:space="preserve"> </w:t>
+            </w:r>
+            <w:proofErr w:type="spellStart"/>
+            <w:r>
+              <w:t>it</w:t>
+            </w:r>
+            <w:proofErr w:type="spellEnd"/>
+            <w:r>
+              <w:t xml:space="preserve"> in p1.</w:t>
+            </w:r>
+          </w:p>
+        </w:tc>
+      </w:tr>
+      <w:tr>
+        <w:trPr>
+          <w:tblCellSpacing w:w="15" w:type="dxa"/>
+        </w:trPr>
+        <w:tc>
+          <w:tcPr>
+            <w:tcW w:w="0" w:type="auto"/>
+            <w:tcBorders>
+              <w:top w:val="single" w:sz="6" w:space="0" w:color="auto"/>
+              <w:left w:val="single" w:sz="6" w:space="0" w:color="auto"/>
+              <w:bottom w:val="single" w:sz="6" w:space="0" w:color="auto"/>
+              <w:right w:val="single" w:sz="6" w:space="0" w:color="auto"/>
+            </w:tcBorders>
+            <w:tcMar>
+              <w:top w:w="240" w:type="dxa"/>
+              <w:left w:w="0" w:type="dxa"/>
+              <w:bottom w:w="240" w:type="dxa"/>
+              <w:right w:w="180" w:type="dxa"/>
+            </w:tcMar>
+            <w:vAlign w:val="center"/>
+            <w:hideMark/>
+          </w:tcPr>
+          <w:p>
+            <w:proofErr w:type="spellStart"/>
+            <w:r>
+              <w:t>String</w:t>
+            </w:r>
+            <w:proofErr w:type="spellEnd"/>
+            <w:r>
+              <w:t xml:space="preserve"> p2 = txtV2.getText();</w:t>
+            </w:r>
+          </w:p>
+        </w:tc>
+        <w:tc>
+          <w:tcPr>
+            <w:tcW w:w="0" w:type="auto"/>
+            <w:tcBorders>
+              <w:top w:val="single" w:sz="6" w:space="0" w:color="auto"/>
+              <w:left w:val="single" w:sz="6" w:space="0" w:color="auto"/>
+              <w:bottom w:val="single" w:sz="6" w:space="0" w:color="auto"/>
+              <w:right w:val="single" w:sz="6" w:space="0" w:color="auto"/>
+            </w:tcBorders>
+            <w:tcMar>
+              <w:top w:w="240" w:type="dxa"/>
+              <w:left w:w="0" w:type="dxa"/>
+              <w:bottom w:w="240" w:type="dxa"/>
+              <w:right w:w="180" w:type="dxa"/>
+            </w:tcMar>
+            <w:vAlign w:val="center"/>
+            <w:hideMark/>
+          </w:tcPr>
+          <w:p>
+            <w:r>
+              <w:t>Obtiene el texto del campo txtV2 (lo que se busca) y lo guarda en p2.</w:t>
+            </w:r>
+          </w:p>
+        </w:tc>
+        <w:tc>
+          <w:tcPr>
+            <w:tcW w:w="0" w:type="auto"/>
+            <w:tcBorders>
+              <w:top w:val="single" w:sz="6" w:space="0" w:color="auto"/>
+              <w:left w:val="single" w:sz="6" w:space="0" w:color="auto"/>
+              <w:bottom w:val="single" w:sz="6" w:space="0" w:color="auto"/>
+              <w:right w:val="single" w:sz="6" w:space="0" w:color="auto"/>
+            </w:tcBorders>
+            <w:tcMar>
+              <w:top w:w="240" w:type="dxa"/>
+              <w:left w:w="0" w:type="dxa"/>
+              <w:bottom w:w="240" w:type="dxa"/>
+              <w:right w:w="0" w:type="dxa"/>
+            </w:tcMar>
+            <w:vAlign w:val="center"/>
+            <w:hideMark/>
+          </w:tcPr>
+          <w:p>
+            <w:proofErr w:type="spellStart"/>
+            <w:r>
+              <w:t>Gets</w:t>
+            </w:r>
+            <w:proofErr w:type="spellEnd"/>
+            <w:r>
+              <w:t xml:space="preserve"> </w:t>
+            </w:r>
+            <w:proofErr w:type="spellStart"/>
+            <w:r>
+              <w:t>the</w:t>
+            </w:r>
+            <w:proofErr w:type="spellEnd"/>
+            <w:r>
+              <w:t xml:space="preserve"> </w:t>
+            </w:r>
+            <w:proofErr w:type="spellStart"/>
+            <w:r>
+              <w:t>text</w:t>
+            </w:r>
+            <w:proofErr w:type="spellEnd"/>
+            <w:r>
+              <w:t xml:space="preserve"> </w:t>
+            </w:r>
+            <w:proofErr w:type="spellStart"/>
+            <w:r>
+              <w:t>from</w:t>
+            </w:r>
+            <w:proofErr w:type="spellEnd"/>
+            <w:r>
+              <w:t xml:space="preserve"> </w:t>
+            </w:r>
+            <w:proofErr w:type="spellStart"/>
+            <w:r>
+              <w:t>field</w:t>
+            </w:r>
+            <w:proofErr w:type="spellEnd"/>
+            <w:r>
+              <w:t xml:space="preserve"> txtV2 (</w:t>
+            </w:r>
+            <w:proofErr w:type="spellStart"/>
+            <w:r>
+              <w:t>search</w:t>
+            </w:r>
+            <w:proofErr w:type="spellEnd"/>
+            <w:r>
+              <w:t xml:space="preserve"> </w:t>
+            </w:r>
+            <w:proofErr w:type="spellStart"/>
+            <w:r>
+              <w:t>term</w:t>
+            </w:r>
+            <w:proofErr w:type="spellEnd"/>
+            <w:r>
+              <w:t xml:space="preserve">) and </w:t>
+            </w:r>
+            <w:proofErr w:type="spellStart"/>
+            <w:r>
+              <w:t>stores</w:t>
+            </w:r>
+            <w:proofErr w:type="spellEnd"/>
+            <w:r>
+              <w:t xml:space="preserve"> </w:t>
+            </w:r>
+            <w:proofErr w:type="spellStart"/>
+            <w:r>
+              <w:t>it</w:t>
+            </w:r>
+            <w:proofErr w:type="spellEnd"/>
+            <w:r>
+              <w:t xml:space="preserve"> in p2.</w:t>
+            </w:r>
+          </w:p>
+        </w:tc>
+      </w:tr>
+      <w:tr>
+        <w:trPr>
+          <w:tblCellSpacing w:w="15" w:type="dxa"/>
+        </w:trPr>
+        <w:tc>
+          <w:tcPr>
+            <w:tcW w:w="0" w:type="auto"/>
+            <w:tcBorders>
+              <w:top w:val="single" w:sz="6" w:space="0" w:color="auto"/>
+              <w:left w:val="single" w:sz="6" w:space="0" w:color="auto"/>
+              <w:bottom w:val="single" w:sz="6" w:space="0" w:color="auto"/>
+              <w:right w:val="single" w:sz="6" w:space="0" w:color="auto"/>
+            </w:tcBorders>
+            <w:tcMar>
+              <w:top w:w="240" w:type="dxa"/>
+              <w:left w:w="0" w:type="dxa"/>
+              <w:bottom w:w="240" w:type="dxa"/>
+              <w:right w:w="180" w:type="dxa"/>
+            </w:tcMar>
+            <w:vAlign w:val="center"/>
+            <w:hideMark/>
+          </w:tcPr>
+          <w:p>
+            <w:proofErr w:type="spellStart"/>
+            <w:r>
+              <w:t>if</w:t>
+            </w:r>
+            <w:proofErr w:type="spellEnd"/>
+            <w:r>
+              <w:t>(p</w:t>
+            </w:r>
+            <w:proofErr w:type="gramStart"/>
+            <w:r>
+              <w:t>1.length</w:t>
+            </w:r>
+            <w:proofErr w:type="gramEnd"/>
+            <w:r>
+              <w:t>()==0 || p2.length()==0)</w:t>
+            </w:r>
+          </w:p>
+        </w:tc>
+        <w:tc>
+          <w:tcPr>
+            <w:tcW w:w="0" w:type="auto"/>
+            <w:tcBorders>
+              <w:top w:val="single" w:sz="6" w:space="0" w:color="auto"/>
+              <w:left w:val="single" w:sz="6" w:space="0" w:color="auto"/>
+              <w:bottom w:val="single" w:sz="6" w:space="0" w:color="auto"/>
+              <w:right w:val="single" w:sz="6" w:space="0" w:color="auto"/>
+            </w:tcBorders>
+            <w:tcMar>
+              <w:top w:w="240" w:type="dxa"/>
+              <w:left w:w="0" w:type="dxa"/>
+              <w:bottom w:w="240" w:type="dxa"/>
+              <w:right w:w="180" w:type="dxa"/>
+            </w:tcMar>
+            <w:vAlign w:val="center"/>
+            <w:hideMark/>
+          </w:tcPr>
+          <w:p>
+            <w:r>
+              <w:t>Verifica si alguno de los dos campos de texto está vacío.</w:t>
+            </w:r>
+          </w:p>
+        </w:tc>
+        <w:tc>
+          <w:tcPr>
+            <w:tcW w:w="0" w:type="auto"/>
+            <w:tcBorders>
+              <w:top w:val="single" w:sz="6" w:space="0" w:color="auto"/>
+              <w:left w:val="single" w:sz="6" w:space="0" w:color="auto"/>
+              <w:bottom w:val="single" w:sz="6" w:space="0" w:color="auto"/>
+              <w:right w:val="single" w:sz="6" w:space="0" w:color="auto"/>
+            </w:tcBorders>
+            <w:tcMar>
+              <w:top w:w="240" w:type="dxa"/>
+              <w:left w:w="0" w:type="dxa"/>
+              <w:bottom w:w="240" w:type="dxa"/>
+              <w:right w:w="0" w:type="dxa"/>
+            </w:tcMar>
+            <w:vAlign w:val="center"/>
+            <w:hideMark/>
+          </w:tcPr>
+          <w:p>
+            <w:proofErr w:type="spellStart"/>
+            <w:r>
+              <w:t>Checks</w:t>
+            </w:r>
+            <w:proofErr w:type="spellEnd"/>
+            <w:r>
+              <w:t xml:space="preserve"> </w:t>
+            </w:r>
+            <w:proofErr w:type="spellStart"/>
+            <w:r>
+              <w:t>if</w:t>
+            </w:r>
+            <w:proofErr w:type="spellEnd"/>
+            <w:r>
+              <w:t xml:space="preserve"> </w:t>
+            </w:r>
+            <w:proofErr w:type="spellStart"/>
+            <w:r>
+              <w:t>either</w:t>
+            </w:r>
+            <w:proofErr w:type="spellEnd"/>
+            <w:r>
+              <w:t xml:space="preserve"> </w:t>
+            </w:r>
+            <w:proofErr w:type="spellStart"/>
+            <w:r>
+              <w:t>of</w:t>
+            </w:r>
+            <w:proofErr w:type="spellEnd"/>
+            <w:r>
+              <w:t xml:space="preserve"> </w:t>
+            </w:r>
+            <w:proofErr w:type="spellStart"/>
+            <w:r>
+              <w:t>the</w:t>
+            </w:r>
+            <w:proofErr w:type="spellEnd"/>
+            <w:r>
+              <w:t xml:space="preserve"> </w:t>
+            </w:r>
+            <w:proofErr w:type="spellStart"/>
+            <w:r>
+              <w:t>two</w:t>
+            </w:r>
+            <w:proofErr w:type="spellEnd"/>
+            <w:r>
+              <w:t xml:space="preserve"> </w:t>
+            </w:r>
+            <w:proofErr w:type="spellStart"/>
+            <w:r>
+              <w:t>text</w:t>
+            </w:r>
+            <w:proofErr w:type="spellEnd"/>
+            <w:r>
+              <w:t xml:space="preserve"> </w:t>
+            </w:r>
+            <w:proofErr w:type="spellStart"/>
+            <w:r>
+              <w:t>fields</w:t>
+            </w:r>
+            <w:proofErr w:type="spellEnd"/>
+            <w:r>
+              <w:t xml:space="preserve"> </w:t>
+            </w:r>
+            <w:proofErr w:type="spellStart"/>
+            <w:r>
+              <w:t>is</w:t>
+            </w:r>
+            <w:proofErr w:type="spellEnd"/>
+            <w:r>
+              <w:t xml:space="preserve"> </w:t>
+            </w:r>
+            <w:proofErr w:type="spellStart"/>
+            <w:r>
+              <w:t>empty</w:t>
+            </w:r>
+            <w:proofErr w:type="spellEnd"/>
+            <w:r>
+              <w:t>.</w:t>
+            </w:r>
+          </w:p>
+        </w:tc>
+      </w:tr>
+      <w:tr>
+        <w:trPr>
+          <w:tblCellSpacing w:w="15" w:type="dxa"/>
+        </w:trPr>
+        <w:tc>
+          <w:tcPr>
+            <w:tcW w:w="0" w:type="auto"/>
+            <w:tcBorders>
+              <w:top w:val="single" w:sz="6" w:space="0" w:color="auto"/>
+              <w:left w:val="single" w:sz="6" w:space="0" w:color="auto"/>
+              <w:bottom w:val="single" w:sz="6" w:space="0" w:color="auto"/>
+              <w:right w:val="single" w:sz="6" w:space="0" w:color="auto"/>
+            </w:tcBorders>
+            <w:tcMar>
+              <w:top w:w="240" w:type="dxa"/>
+              <w:left w:w="0" w:type="dxa"/>
+              <w:bottom w:w="240" w:type="dxa"/>
+              <w:right w:w="180" w:type="dxa"/>
+            </w:tcMar>
+            <w:vAlign w:val="center"/>
+            <w:hideMark/>
+          </w:tcPr>
+          <w:p>
+            <w:proofErr w:type="spellStart"/>
+            <w:r>
+              <w:t>JOptionPane.showMessageDialog</w:t>
+            </w:r>
+            <w:proofErr w:type="spellEnd"/>
+            <w:r>
+              <w:t>(...);</w:t>
+            </w:r>
+          </w:p>
+        </w:tc>
+        <w:tc>
+          <w:tcPr>
+            <w:tcW w:w="0" w:type="auto"/>
+            <w:tcBorders>
+              <w:top w:val="single" w:sz="6" w:space="0" w:color="auto"/>
+              <w:left w:val="single" w:sz="6" w:space="0" w:color="auto"/>
+              <w:bottom w:val="single" w:sz="6" w:space="0" w:color="auto"/>
+              <w:right w:val="single" w:sz="6" w:space="0" w:color="auto"/>
+            </w:tcBorders>
+            <w:tcMar>
+              <w:top w:w="240" w:type="dxa"/>
+              <w:left w:w="0" w:type="dxa"/>
+              <w:bottom w:w="240" w:type="dxa"/>
+              <w:right w:w="180" w:type="dxa"/>
+            </w:tcMar>
+            <w:vAlign w:val="center"/>
+            <w:hideMark/>
+          </w:tcPr>
+          <w:p>
+            <w:r>
+              <w:t>Muestra un error si no hay caracteres para comparar.</w:t>
+            </w:r>
+          </w:p>
+        </w:tc>
+        <w:tc>
+          <w:tcPr>
+            <w:tcW w:w="0" w:type="auto"/>
+            <w:tcBorders>
+              <w:top w:val="single" w:sz="6" w:space="0" w:color="auto"/>
+              <w:left w:val="single" w:sz="6" w:space="0" w:color="auto"/>
+              <w:bottom w:val="single" w:sz="6" w:space="0" w:color="auto"/>
+              <w:right w:val="single" w:sz="6" w:space="0" w:color="auto"/>
+            </w:tcBorders>
+            <w:tcMar>
+              <w:top w:w="240" w:type="dxa"/>
+              <w:left w:w="0" w:type="dxa"/>
+              <w:bottom w:w="240" w:type="dxa"/>
+              <w:right w:w="0" w:type="dxa"/>
+            </w:tcMar>
+            <w:vAlign w:val="center"/>
+            <w:hideMark/>
+          </w:tcPr>
+          <w:p>
+            <w:proofErr w:type="spellStart"/>
+            <w:r>
+              <w:t>Displays</w:t>
+            </w:r>
+            <w:proofErr w:type="spellEnd"/>
+            <w:r>
+              <w:t xml:space="preserve"> </w:t>
+            </w:r>
+            <w:proofErr w:type="spellStart"/>
+            <w:r>
+              <w:t>an</w:t>
+            </w:r>
+            <w:proofErr w:type="spellEnd"/>
+            <w:r>
+              <w:t xml:space="preserve"> error </w:t>
+            </w:r>
+            <w:proofErr w:type="spellStart"/>
+            <w:r>
+              <w:t>if</w:t>
+            </w:r>
+            <w:proofErr w:type="spellEnd"/>
+            <w:r>
+              <w:t xml:space="preserve"> </w:t>
+            </w:r>
+            <w:proofErr w:type="spellStart"/>
+            <w:r>
+              <w:t>there</w:t>
+            </w:r>
+            <w:proofErr w:type="spellEnd"/>
+            <w:r>
+              <w:t xml:space="preserve"> are no </w:t>
+            </w:r>
+            <w:proofErr w:type="spellStart"/>
+            <w:r>
+              <w:t>characters</w:t>
+            </w:r>
+            <w:proofErr w:type="spellEnd"/>
+            <w:r>
+              <w:t xml:space="preserve"> </w:t>
+            </w:r>
+            <w:proofErr w:type="spellStart"/>
+            <w:r>
+              <w:t>to</w:t>
+            </w:r>
+            <w:proofErr w:type="spellEnd"/>
+            <w:r>
+              <w:t xml:space="preserve"> compare.</w:t>
+            </w:r>
+          </w:p>
+        </w:tc>
+      </w:tr>
+      <w:tr>
+        <w:trPr>
+          <w:tblCellSpacing w:w="15" w:type="dxa"/>
+        </w:trPr>
+        <w:tc>
+          <w:tcPr>
+            <w:tcW w:w="0" w:type="auto"/>
+            <w:tcBorders>
+              <w:top w:val="single" w:sz="6" w:space="0" w:color="auto"/>
+              <w:left w:val="single" w:sz="6" w:space="0" w:color="auto"/>
+              <w:bottom w:val="single" w:sz="6" w:space="0" w:color="auto"/>
+              <w:right w:val="single" w:sz="6" w:space="0" w:color="auto"/>
+            </w:tcBorders>
+            <w:tcMar>
+              <w:top w:w="240" w:type="dxa"/>
+              <w:left w:w="0" w:type="dxa"/>
+              <w:bottom w:w="240" w:type="dxa"/>
+              <w:right w:w="180" w:type="dxa"/>
+            </w:tcMar>
+            <w:vAlign w:val="center"/>
+            <w:hideMark/>
+          </w:tcPr>
+          <w:p>
+            <w:proofErr w:type="spellStart"/>
+            <w:r>
+              <w:lastRenderedPageBreak/>
+              <w:t>if</w:t>
+            </w:r>
+            <w:proofErr w:type="spellEnd"/>
+            <w:r>
+              <w:t>(p</w:t>
+            </w:r>
+            <w:proofErr w:type="gramStart"/>
+            <w:r>
+              <w:t>1.contains</w:t>
+            </w:r>
+            <w:proofErr w:type="gramEnd"/>
+            <w:r>
+              <w:t>(p2))</w:t>
+            </w:r>
+          </w:p>
+        </w:tc>
+        <w:tc>
+          <w:tcPr>
+            <w:tcW w:w="0" w:type="auto"/>
+            <w:tcBorders>
+              <w:top w:val="single" w:sz="6" w:space="0" w:color="auto"/>
+              <w:left w:val="single" w:sz="6" w:space="0" w:color="auto"/>
+              <w:bottom w:val="single" w:sz="6" w:space="0" w:color="auto"/>
+              <w:right w:val="single" w:sz="6" w:space="0" w:color="auto"/>
+            </w:tcBorders>
+            <w:tcMar>
+              <w:top w:w="240" w:type="dxa"/>
+              <w:left w:w="0" w:type="dxa"/>
+              <w:bottom w:w="240" w:type="dxa"/>
+              <w:right w:w="180" w:type="dxa"/>
+            </w:tcMar>
+            <w:vAlign w:val="center"/>
+            <w:hideMark/>
+          </w:tcPr>
+          <w:p>
+            <w:r>
+              <w:t>Comprueba si la cadena p1 contiene la secuencia de caracteres de p2.</w:t>
+            </w:r>
+          </w:p>
+        </w:tc>
+        <w:tc>
+          <w:tcPr>
+            <w:tcW w:w="0" w:type="auto"/>
+            <w:tcBorders>
+              <w:top w:val="single" w:sz="6" w:space="0" w:color="auto"/>
+              <w:left w:val="single" w:sz="6" w:space="0" w:color="auto"/>
+              <w:bottom w:val="single" w:sz="6" w:space="0" w:color="auto"/>
+              <w:right w:val="single" w:sz="6" w:space="0" w:color="auto"/>
+            </w:tcBorders>
+            <w:tcMar>
+              <w:top w:w="240" w:type="dxa"/>
+              <w:left w:w="0" w:type="dxa"/>
+              <w:bottom w:w="240" w:type="dxa"/>
+              <w:right w:w="0" w:type="dxa"/>
+            </w:tcMar>
+            <w:vAlign w:val="center"/>
+            <w:hideMark/>
+          </w:tcPr>
+          <w:p>
+            <w:proofErr w:type="spellStart"/>
+            <w:r>
+              <w:t>Checks</w:t>
+            </w:r>
+            <w:proofErr w:type="spellEnd"/>
+            <w:r>
+              <w:t xml:space="preserve"> </w:t>
+            </w:r>
+            <w:proofErr w:type="spellStart"/>
+            <w:r>
+              <w:t>if</w:t>
+            </w:r>
+            <w:proofErr w:type="spellEnd"/>
+            <w:r>
+              <w:t xml:space="preserve"> </w:t>
+            </w:r>
+            <w:proofErr w:type="spellStart"/>
+            <w:r>
+              <w:t>string</w:t>
+            </w:r>
+            <w:proofErr w:type="spellEnd"/>
+            <w:r>
+              <w:t xml:space="preserve"> p1 </w:t>
+            </w:r>
+            <w:proofErr w:type="spellStart"/>
+            <w:r>
+              <w:t>contains</w:t>
+            </w:r>
+            <w:proofErr w:type="spellEnd"/>
+            <w:r>
+              <w:t xml:space="preserve"> </w:t>
+            </w:r>
+            <w:proofErr w:type="spellStart"/>
+            <w:r>
+              <w:t>the</w:t>
+            </w:r>
+            <w:proofErr w:type="spellEnd"/>
+            <w:r>
+              <w:t xml:space="preserve"> </w:t>
+            </w:r>
+            <w:proofErr w:type="spellStart"/>
+            <w:r>
+              <w:t>character</w:t>
+            </w:r>
+            <w:proofErr w:type="spellEnd"/>
+            <w:r>
+              <w:t xml:space="preserve"> </w:t>
+            </w:r>
+            <w:proofErr w:type="spellStart"/>
+            <w:r>
+              <w:t>sequence</w:t>
+            </w:r>
+            <w:proofErr w:type="spellEnd"/>
+            <w:r>
+              <w:t xml:space="preserve"> </w:t>
+            </w:r>
+            <w:proofErr w:type="spellStart"/>
+            <w:r>
+              <w:t>of</w:t>
+            </w:r>
+            <w:proofErr w:type="spellEnd"/>
+            <w:r>
+              <w:t xml:space="preserve"> p2.</w:t>
+            </w:r>
+          </w:p>
+        </w:tc>
+      </w:tr>
+      <w:tr>
+        <w:trPr>
+          <w:tblCellSpacing w:w="15" w:type="dxa"/>
+        </w:trPr>
+        <w:tc>
+          <w:tcPr>
+            <w:tcW w:w="0" w:type="auto"/>
+            <w:tcBorders>
+              <w:top w:val="single" w:sz="6" w:space="0" w:color="auto"/>
+              <w:left w:val="single" w:sz="6" w:space="0" w:color="auto"/>
+              <w:bottom w:val="single" w:sz="6" w:space="0" w:color="auto"/>
+              <w:right w:val="single" w:sz="6" w:space="0" w:color="auto"/>
+            </w:tcBorders>
+            <w:tcMar>
+              <w:top w:w="240" w:type="dxa"/>
+              <w:left w:w="0" w:type="dxa"/>
+              <w:bottom w:w="240" w:type="dxa"/>
+              <w:right w:w="180" w:type="dxa"/>
+            </w:tcMar>
+            <w:vAlign w:val="center"/>
+            <w:hideMark/>
+          </w:tcPr>
+          <w:p>
+            <w:r>
+              <w:t>jLabel2.setText("si coinciden");</w:t>
+            </w:r>
+          </w:p>
+        </w:tc>
+        <w:tc>
+          <w:tcPr>
+            <w:tcW w:w="0" w:type="auto"/>
+            <w:tcBorders>
+              <w:top w:val="single" w:sz="6" w:space="0" w:color="auto"/>
+              <w:left w:val="single" w:sz="6" w:space="0" w:color="auto"/>
+              <w:bottom w:val="single" w:sz="6" w:space="0" w:color="auto"/>
+              <w:right w:val="single" w:sz="6" w:space="0" w:color="auto"/>
+            </w:tcBorders>
+            <w:tcMar>
+              <w:top w:w="240" w:type="dxa"/>
+              <w:left w:w="0" w:type="dxa"/>
+              <w:bottom w:w="240" w:type="dxa"/>
+              <w:right w:w="180" w:type="dxa"/>
+            </w:tcMar>
+            <w:vAlign w:val="center"/>
+            <w:hideMark/>
+          </w:tcPr>
+          <w:p>
+            <w:r>
+              <w:t>Actualiza una etiqueta en la pantalla confirmando que hubo coincidencia.</w:t>
+            </w:r>
+          </w:p>
+        </w:tc>
+        <w:tc>
+          <w:tcPr>
+            <w:tcW w:w="0" w:type="auto"/>
+            <w:tcBorders>
+              <w:top w:val="single" w:sz="6" w:space="0" w:color="auto"/>
+              <w:left w:val="single" w:sz="6" w:space="0" w:color="auto"/>
+              <w:bottom w:val="single" w:sz="6" w:space="0" w:color="auto"/>
+              <w:right w:val="single" w:sz="6" w:space="0" w:color="auto"/>
+            </w:tcBorders>
+            <w:tcMar>
+              <w:top w:w="240" w:type="dxa"/>
+              <w:left w:w="0" w:type="dxa"/>
+              <w:bottom w:w="240" w:type="dxa"/>
+              <w:right w:w="0" w:type="dxa"/>
+            </w:tcMar>
+            <w:vAlign w:val="center"/>
+            <w:hideMark/>
+          </w:tcPr>
+          <w:p>
+            <w:proofErr w:type="spellStart"/>
+            <w:r>
+              <w:t>Updates</w:t>
+            </w:r>
+            <w:proofErr w:type="spellEnd"/>
+            <w:r>
+              <w:t xml:space="preserve"> a </w:t>
+            </w:r>
+            <w:proofErr w:type="spellStart"/>
+            <w:r>
+              <w:t>label</w:t>
+            </w:r>
+            <w:proofErr w:type="spellEnd"/>
+            <w:r>
+              <w:t xml:space="preserve"> </w:t>
+            </w:r>
+            <w:proofErr w:type="spellStart"/>
+            <w:r>
+              <w:t>on</w:t>
+            </w:r>
+            <w:proofErr w:type="spellEnd"/>
+            <w:r>
+              <w:t xml:space="preserve"> </w:t>
+            </w:r>
+            <w:proofErr w:type="spellStart"/>
+            <w:r>
+              <w:t>the</w:t>
+            </w:r>
+            <w:proofErr w:type="spellEnd"/>
+            <w:r>
+              <w:t xml:space="preserve"> </w:t>
+            </w:r>
+            <w:proofErr w:type="spellStart"/>
+            <w:r>
+              <w:t>screen</w:t>
+            </w:r>
+            <w:proofErr w:type="spellEnd"/>
+            <w:r>
+              <w:t xml:space="preserve"> confirming a match </w:t>
+            </w:r>
+            <w:proofErr w:type="spellStart"/>
+            <w:r>
+              <w:t>was</w:t>
+            </w:r>
+            <w:proofErr w:type="spellEnd"/>
+            <w:r>
+              <w:t xml:space="preserve"> </w:t>
+            </w:r>
+            <w:proofErr w:type="spellStart"/>
+            <w:r>
+              <w:t>found</w:t>
+            </w:r>
+            <w:proofErr w:type="spellEnd"/>
+            <w:r>
+              <w:t>.</w:t>
+            </w:r>
+          </w:p>
+        </w:tc>
+      </w:tr>
+      <w:tr>
+        <w:trPr>
+          <w:tblCellSpacing w:w="15" w:type="dxa"/>
+        </w:trPr>
+        <w:tc>
+          <w:tcPr>
+            <w:tcW w:w="0" w:type="auto"/>
+            <w:tcBorders>
+              <w:top w:val="single" w:sz="6" w:space="0" w:color="auto"/>
+              <w:left w:val="single" w:sz="6" w:space="0" w:color="auto"/>
+              <w:bottom w:val="single" w:sz="6" w:space="0" w:color="auto"/>
+              <w:right w:val="single" w:sz="6" w:space="0" w:color="auto"/>
+            </w:tcBorders>
+            <w:tcMar>
+              <w:top w:w="240" w:type="dxa"/>
+              <w:left w:w="0" w:type="dxa"/>
+              <w:bottom w:w="240" w:type="dxa"/>
+              <w:right w:w="180" w:type="dxa"/>
+            </w:tcMar>
+            <w:vAlign w:val="center"/>
+            <w:hideMark/>
+          </w:tcPr>
+          <w:p>
+            <w:proofErr w:type="spellStart"/>
+            <w:r>
+              <w:t>else</w:t>
+            </w:r>
+            <w:proofErr w:type="spellEnd"/>
+            <w:r>
+              <w:t xml:space="preserve"> </w:t>
+            </w:r>
+            <w:proofErr w:type="gramStart"/>
+            <w:r>
+              <w:t>{ ...</w:t>
+            </w:r>
+            <w:proofErr w:type="gramEnd"/>
+            <w:r>
+              <w:t xml:space="preserve"> }</w:t>
+            </w:r>
+          </w:p>
+        </w:tc>
+        <w:tc>
+          <w:tcPr>
+            <w:tcW w:w="0" w:type="auto"/>
+            <w:tcBorders>
+              <w:top w:val="single" w:sz="6" w:space="0" w:color="auto"/>
+              <w:left w:val="single" w:sz="6" w:space="0" w:color="auto"/>
+              <w:bottom w:val="single" w:sz="6" w:space="0" w:color="auto"/>
+              <w:right w:val="single" w:sz="6" w:space="0" w:color="auto"/>
+            </w:tcBorders>
+            <w:tcMar>
+              <w:top w:w="240" w:type="dxa"/>
+              <w:left w:w="0" w:type="dxa"/>
+              <w:bottom w:w="240" w:type="dxa"/>
+              <w:right w:w="180" w:type="dxa"/>
+            </w:tcMar>
+            <w:vAlign w:val="center"/>
+            <w:hideMark/>
+          </w:tcPr>
+          <w:p>
+            <w:r>
+              <w:t xml:space="preserve">Bloque que se ejecuta si la palabra p2 </w:t>
+            </w:r>
+            <w:r>
+              <w:rPr>
+                <w:b/>
+                <w:bCs/>
+              </w:rPr>
+              <w:t>no</w:t>
+            </w:r>
+            <w:r>
+              <w:t xml:space="preserve"> se encuentra dentro de p1.</w:t>
+            </w:r>
+          </w:p>
+        </w:tc>
+        <w:tc>
+          <w:tcPr>
+            <w:tcW w:w="0" w:type="auto"/>
+            <w:tcBorders>
+              <w:top w:val="single" w:sz="6" w:space="0" w:color="auto"/>
+              <w:left w:val="single" w:sz="6" w:space="0" w:color="auto"/>
+              <w:bottom w:val="single" w:sz="6" w:space="0" w:color="auto"/>
+              <w:right w:val="single" w:sz="6" w:space="0" w:color="auto"/>
+            </w:tcBorders>
+            <w:tcMar>
+              <w:top w:w="240" w:type="dxa"/>
+              <w:left w:w="0" w:type="dxa"/>
+              <w:bottom w:w="240" w:type="dxa"/>
+              <w:right w:w="0" w:type="dxa"/>
+            </w:tcMar>
+            <w:vAlign w:val="center"/>
+            <w:hideMark/>
+          </w:tcPr>
+          <w:p>
+            <w:r>
+              <w:t xml:space="preserve">Block </w:t>
+            </w:r>
+            <w:proofErr w:type="spellStart"/>
+            <w:r>
+              <w:t>executed</w:t>
+            </w:r>
+            <w:proofErr w:type="spellEnd"/>
+            <w:r>
+              <w:t xml:space="preserve"> </w:t>
+            </w:r>
+            <w:proofErr w:type="spellStart"/>
+            <w:r>
+              <w:t>if</w:t>
+            </w:r>
+            <w:proofErr w:type="spellEnd"/>
+            <w:r>
+              <w:t xml:space="preserve"> </w:t>
+            </w:r>
+            <w:proofErr w:type="spellStart"/>
+            <w:r>
+              <w:t>word</w:t>
+            </w:r>
+            <w:proofErr w:type="spellEnd"/>
+            <w:r>
+              <w:t xml:space="preserve"> p2 </w:t>
+            </w:r>
+            <w:proofErr w:type="spellStart"/>
+            <w:r>
+              <w:t>is</w:t>
+            </w:r>
+            <w:proofErr w:type="spellEnd"/>
+            <w:r>
+              <w:t xml:space="preserve"> </w:t>
+            </w:r>
+            <w:proofErr w:type="spellStart"/>
+            <w:r>
+              <w:rPr>
+                <w:b/>
+                <w:bCs/>
+              </w:rPr>
+              <w:t>not</w:t>
+            </w:r>
+            <w:proofErr w:type="spellEnd"/>
+            <w:r>
+              <w:t xml:space="preserve"> </w:t>
+            </w:r>
+            <w:proofErr w:type="spellStart"/>
+            <w:r>
+              <w:t>found</w:t>
+            </w:r>
+            <w:proofErr w:type="spellEnd"/>
+            <w:r>
+              <w:t xml:space="preserve"> </w:t>
+            </w:r>
+            <w:proofErr w:type="spellStart"/>
+            <w:r>
+              <w:t>within</w:t>
+            </w:r>
+            <w:proofErr w:type="spellEnd"/>
+            <w:r>
+              <w:t xml:space="preserve"> p1.</w:t>
+            </w:r>
+          </w:p>
+        </w:tc>
+      </w:tr>
+      <w:tr>
+        <w:trPr>
+          <w:tblCellSpacing w:w="15" w:type="dxa"/>
+        </w:trPr>
+        <w:tc>
+          <w:tcPr>
+            <w:tcW w:w="0" w:type="auto"/>
+            <w:tcBorders>
+              <w:top w:val="single" w:sz="6" w:space="0" w:color="auto"/>
+              <w:left w:val="single" w:sz="6" w:space="0" w:color="auto"/>
+              <w:bottom w:val="single" w:sz="6" w:space="0" w:color="auto"/>
+              <w:right w:val="single" w:sz="6" w:space="0" w:color="auto"/>
+            </w:tcBorders>
+            <w:tcMar>
+              <w:top w:w="240" w:type="dxa"/>
+              <w:left w:w="0" w:type="dxa"/>
+              <w:bottom w:w="240" w:type="dxa"/>
+              <w:right w:w="180" w:type="dxa"/>
+            </w:tcMar>
+            <w:vAlign w:val="center"/>
+            <w:hideMark/>
+          </w:tcPr>
+          <w:p>
+            <w:proofErr w:type="spellStart"/>
+            <w:r>
+              <w:t>System.out.println</w:t>
+            </w:r>
+            <w:proofErr w:type="spellEnd"/>
+            <w:r>
+              <w:t>(V</w:t>
+            </w:r>
+            <w:proofErr w:type="gramStart"/>
+            <w:r>
+              <w:t>1.contains</w:t>
+            </w:r>
+            <w:proofErr w:type="gramEnd"/>
+            <w:r>
+              <w:t>(...))</w:t>
+            </w:r>
+          </w:p>
+        </w:tc>
+        <w:tc>
+          <w:tcPr>
+            <w:tcW w:w="0" w:type="auto"/>
+            <w:tcBorders>
+              <w:top w:val="single" w:sz="6" w:space="0" w:color="auto"/>
+              <w:left w:val="single" w:sz="6" w:space="0" w:color="auto"/>
+              <w:bottom w:val="single" w:sz="6" w:space="0" w:color="auto"/>
+              <w:right w:val="single" w:sz="6" w:space="0" w:color="auto"/>
+            </w:tcBorders>
+            <w:tcMar>
+              <w:top w:w="240" w:type="dxa"/>
+              <w:left w:w="0" w:type="dxa"/>
+              <w:bottom w:w="240" w:type="dxa"/>
+              <w:right w:w="180" w:type="dxa"/>
+            </w:tcMar>
+            <w:vAlign w:val="center"/>
+            <w:hideMark/>
+          </w:tcPr>
+          <w:p>
+            <w:r>
+              <w:t>Imprime el resultado de la comparación (true/false) en la consola de salida.</w:t>
+            </w:r>
+          </w:p>
+        </w:tc>
+        <w:tc>
+          <w:tcPr>
+            <w:tcW w:w="0" w:type="auto"/>
+            <w:tcBorders>
+              <w:top w:val="single" w:sz="6" w:space="0" w:color="auto"/>
+              <w:left w:val="single" w:sz="6" w:space="0" w:color="auto"/>
+              <w:bottom w:val="single" w:sz="6" w:space="0" w:color="auto"/>
+              <w:right w:val="single" w:sz="6" w:space="0" w:color="auto"/>
+            </w:tcBorders>
+            <w:tcMar>
+              <w:top w:w="240" w:type="dxa"/>
+              <w:left w:w="0" w:type="dxa"/>
+              <w:bottom w:w="240" w:type="dxa"/>
+              <w:right w:w="0" w:type="dxa"/>
+            </w:tcMar>
+            <w:vAlign w:val="center"/>
+            <w:hideMark/>
+          </w:tcPr>
+          <w:p>
+            <w:proofErr w:type="spellStart"/>
+            <w:r>
+              <w:t>Prints</w:t>
+            </w:r>
+            <w:proofErr w:type="spellEnd"/>
+            <w:r>
+              <w:t xml:space="preserve"> </w:t>
+            </w:r>
+            <w:proofErr w:type="spellStart"/>
+            <w:r>
+              <w:t>the</w:t>
+            </w:r>
+            <w:proofErr w:type="spellEnd"/>
+            <w:r>
+              <w:t xml:space="preserve"> </w:t>
+            </w:r>
+            <w:proofErr w:type="spellStart"/>
+            <w:r>
+              <w:t>comparison</w:t>
+            </w:r>
+            <w:proofErr w:type="spellEnd"/>
+            <w:r>
+              <w:t xml:space="preserve"> </w:t>
+            </w:r>
+            <w:proofErr w:type="spellStart"/>
+            <w:r>
+              <w:t>result</w:t>
+            </w:r>
+            <w:proofErr w:type="spellEnd"/>
+            <w:r>
+              <w:t xml:space="preserve"> (true/false) </w:t>
+            </w:r>
+            <w:proofErr w:type="spellStart"/>
+            <w:r>
+              <w:t>to</w:t>
+            </w:r>
+            <w:proofErr w:type="spellEnd"/>
+            <w:r>
+              <w:t xml:space="preserve"> </w:t>
+            </w:r>
+            <w:proofErr w:type="spellStart"/>
+            <w:r>
+              <w:t>the</w:t>
+            </w:r>
+            <w:proofErr w:type="spellEnd"/>
+            <w:r>
+              <w:t xml:space="preserve"> output </w:t>
+            </w:r>
+            <w:proofErr w:type="spellStart"/>
+            <w:r>
+              <w:t>console</w:t>
+            </w:r>
+            <w:proofErr w:type="spellEnd"/>
+            <w:r>
+              <w:t>.</w:t>
+            </w:r>
+          </w:p>
+        </w:tc>
+      </w:tr>
+    </w:tbl>
+    <w:p/>
+    <w:p/>
+    <w:p/>
+    <w:p/>
+    <w:p/>
+    <w:p>
+      <w:pPr>
+        <w:rPr>
+          <w:rFonts w:ascii="Arial" w:hAnsi="Arial" w:cs="Arial"/>
+        </w:rPr>
+      </w:pPr>
+    </w:p>
+    <w:p>
+      <w:pPr>
+        <w:rPr>
+          <w:rFonts w:ascii="Arial" w:hAnsi="Arial" w:cs="Arial"/>
+        </w:rPr>
+      </w:pPr>
+    </w:p>
+    <w:p>
+      <w:pPr>
+        <w:rPr>
+          <w:rFonts w:ascii="Arial" w:hAnsi="Arial" w:cs="Arial"/>
+        </w:rPr>
+      </w:pPr>
+      <w:r>
+        <w:rPr>
+          <w:rFonts w:ascii="Arial" w:hAnsi="Arial" w:cs="Arial"/>
+        </w:rPr>
+        <w:lastRenderedPageBreak/>
+        <w:t>Primera sección</w:t>
+      </w:r>
+    </w:p>
+    <w:tbl>
+      <w:tblPr>
+        <w:tblW w:w="0" w:type="auto"/>
+        <w:tblCellSpacing w:w="15" w:type="dxa"/>
+        <w:tblCellMar>
+          <w:left w:w="0" w:type="dxa"/>
+          <w:right w:w="0" w:type="dxa"/>
+        </w:tblCellMar>
+        <w:tblLook w:val="04A0" w:firstRow="1" w:lastRow="0" w:firstColumn="1" w:lastColumn="0" w:noHBand="0" w:noVBand="1"/>
+      </w:tblPr>
+      <w:tblGrid>
+        <w:gridCol w:w="3310"/>
+        <w:gridCol w:w="2953"/>
+        <w:gridCol w:w="2559"/>
+      </w:tblGrid>
+      <w:tr>
+        <w:trPr>
+          <w:tblHeader/>
+          <w:tblCellSpacing w:w="15" w:type="dxa"/>
+        </w:trPr>
+        <w:tc>
+          <w:tcPr>
+            <w:tcW w:w="0" w:type="auto"/>
+            <w:tcBorders>
+              <w:top w:val="single" w:sz="6" w:space="0" w:color="auto"/>
+              <w:left w:val="single" w:sz="6" w:space="0" w:color="auto"/>
+              <w:bottom w:val="single" w:sz="6" w:space="0" w:color="auto"/>
+              <w:right w:val="single" w:sz="6" w:space="0" w:color="auto"/>
+            </w:tcBorders>
+            <w:tcMar>
+              <w:top w:w="240" w:type="dxa"/>
+              <w:left w:w="0" w:type="dxa"/>
+              <w:bottom w:w="240" w:type="dxa"/>
+              <w:right w:w="180" w:type="dxa"/>
+            </w:tcMar>
+            <w:vAlign w:val="center"/>
+            <w:hideMark/>
+          </w:tcPr>
+          <w:p>
+            <w:pPr>
+              <w:rPr>
+                <w:rFonts w:ascii="Arial" w:hAnsi="Arial" w:cs="Arial"/>
+              </w:rPr>
+            </w:pPr>
+            <w:r>
+              <w:rPr>
+                <w:rFonts w:ascii="Arial" w:hAnsi="Arial" w:cs="Arial"/>
+                <w:b/>
+                <w:bCs/>
+              </w:rPr>
+              <w:t>Línea de Código</w:t>
+            </w:r>
+          </w:p>
+        </w:tc>
+        <w:tc>
+          <w:tcPr>
+            <w:tcW w:w="0" w:type="auto"/>
+            <w:tcBorders>
+              <w:top w:val="single" w:sz="6" w:space="0" w:color="auto"/>
+              <w:left w:val="single" w:sz="6" w:space="0" w:color="auto"/>
+              <w:bottom w:val="single" w:sz="6" w:space="0" w:color="auto"/>
+              <w:right w:val="single" w:sz="6" w:space="0" w:color="auto"/>
+            </w:tcBorders>
+            <w:tcMar>
+              <w:top w:w="240" w:type="dxa"/>
+              <w:left w:w="0" w:type="dxa"/>
+              <w:bottom w:w="240" w:type="dxa"/>
+              <w:right w:w="180" w:type="dxa"/>
+            </w:tcMar>
+            <w:vAlign w:val="center"/>
+            <w:hideMark/>
+          </w:tcPr>
+          <w:p>
+            <w:pPr>
+              <w:rPr>
+                <w:rFonts w:ascii="Arial" w:hAnsi="Arial" w:cs="Arial"/>
+              </w:rPr>
+            </w:pPr>
+            <w:r>
+              <w:rPr>
+                <w:rFonts w:ascii="Arial" w:hAnsi="Arial" w:cs="Arial"/>
+                <w:b/>
+                <w:bCs/>
+              </w:rPr>
+              <w:t xml:space="preserve">Descripción en </w:t>
+            </w:r>
+            <w:proofErr w:type="gramStart"/>
+            <w:r>
+              <w:rPr>
+                <w:rFonts w:ascii="Arial" w:hAnsi="Arial" w:cs="Arial"/>
+                <w:b/>
+                <w:bCs/>
+              </w:rPr>
+              <w:t>Español</w:t>
+            </w:r>
+            <w:proofErr w:type="gramEnd"/>
+          </w:p>
+        </w:tc>
+        <w:tc>
+          <w:tcPr>
+            <w:tcW w:w="0" w:type="auto"/>
+            <w:tcBorders>
+              <w:top w:val="single" w:sz="6" w:space="0" w:color="auto"/>
+              <w:left w:val="single" w:sz="6" w:space="0" w:color="auto"/>
+              <w:bottom w:val="single" w:sz="6" w:space="0" w:color="auto"/>
+              <w:right w:val="single" w:sz="6" w:space="0" w:color="auto"/>
+            </w:tcBorders>
+            <w:tcMar>
+              <w:top w:w="240" w:type="dxa"/>
+              <w:left w:w="0" w:type="dxa"/>
+              <w:bottom w:w="240" w:type="dxa"/>
+              <w:right w:w="0" w:type="dxa"/>
+            </w:tcMar>
+            <w:vAlign w:val="center"/>
+            <w:hideMark/>
+          </w:tcPr>
+          <w:p>
+            <w:pPr>
+              <w:rPr>
+                <w:rFonts w:ascii="Arial" w:hAnsi="Arial" w:cs="Arial"/>
+              </w:rPr>
+            </w:pPr>
+            <w:proofErr w:type="spellStart"/>
+            <w:r>
+              <w:rPr>
+                <w:rFonts w:ascii="Arial" w:hAnsi="Arial" w:cs="Arial"/>
+                <w:b/>
+                <w:bCs/>
+              </w:rPr>
+              <w:t>Description</w:t>
+            </w:r>
+            <w:proofErr w:type="spellEnd"/>
+            <w:r>
+              <w:rPr>
+                <w:rFonts w:ascii="Arial" w:hAnsi="Arial" w:cs="Arial"/>
+                <w:b/>
+                <w:bCs/>
+              </w:rPr>
+              <w:t xml:space="preserve"> in English</w:t>
+            </w:r>
+          </w:p>
+        </w:tc>
+      </w:tr>
+      <w:tr>
+        <w:trPr>
+          <w:tblCellSpacing w:w="15" w:type="dxa"/>
+        </w:trPr>
+        <w:tc>
+          <w:tcPr>
+            <w:tcW w:w="0" w:type="auto"/>
+            <w:tcBorders>
+              <w:top w:val="single" w:sz="6" w:space="0" w:color="auto"/>
+              <w:left w:val="single" w:sz="6" w:space="0" w:color="auto"/>
+              <w:bottom w:val="single" w:sz="6" w:space="0" w:color="auto"/>
+              <w:right w:val="single" w:sz="6" w:space="0" w:color="auto"/>
+            </w:tcBorders>
+            <w:tcMar>
+              <w:top w:w="240" w:type="dxa"/>
+              <w:left w:w="0" w:type="dxa"/>
+              <w:bottom w:w="240" w:type="dxa"/>
+              <w:right w:w="180" w:type="dxa"/>
+            </w:tcMar>
+            <w:vAlign w:val="center"/>
+            <w:hideMark/>
+          </w:tcPr>
+          <w:p>
+            <w:pPr>
+              <w:rPr>
+                <w:rFonts w:ascii="Arial" w:hAnsi="Arial" w:cs="Arial"/>
+              </w:rPr>
+            </w:pPr>
+            <w:proofErr w:type="spellStart"/>
+            <w:r>
+              <w:rPr>
+                <w:rFonts w:ascii="Arial" w:hAnsi="Arial" w:cs="Arial"/>
+              </w:rPr>
+              <w:t>String</w:t>
+            </w:r>
+            <w:proofErr w:type="spellEnd"/>
+            <w:r>
+              <w:rPr>
+                <w:rFonts w:ascii="Arial" w:hAnsi="Arial" w:cs="Arial"/>
+              </w:rPr>
+              <w:t xml:space="preserve"> V = </w:t>
+            </w:r>
+            <w:proofErr w:type="spellStart"/>
+            <w:r>
+              <w:rPr>
+                <w:rFonts w:ascii="Arial" w:hAnsi="Arial" w:cs="Arial"/>
+              </w:rPr>
+              <w:t>txtEscribeundato.getText</w:t>
+            </w:r>
+            <w:proofErr w:type="spellEnd"/>
+            <w:r>
+              <w:rPr>
+                <w:rFonts w:ascii="Arial" w:hAnsi="Arial" w:cs="Arial"/>
+              </w:rPr>
+              <w:t>();</w:t>
+            </w:r>
+          </w:p>
+        </w:tc>
+        <w:tc>
+          <w:tcPr>
+            <w:tcW w:w="0" w:type="auto"/>
+            <w:tcBorders>
+              <w:top w:val="single" w:sz="6" w:space="0" w:color="auto"/>
+              <w:left w:val="single" w:sz="6" w:space="0" w:color="auto"/>
+              <w:bottom w:val="single" w:sz="6" w:space="0" w:color="auto"/>
+              <w:right w:val="single" w:sz="6" w:space="0" w:color="auto"/>
+            </w:tcBorders>
+            <w:tcMar>
+              <w:top w:w="240" w:type="dxa"/>
+              <w:left w:w="0" w:type="dxa"/>
+              <w:bottom w:w="240" w:type="dxa"/>
+              <w:right w:w="180" w:type="dxa"/>
+            </w:tcMar>
+            <w:vAlign w:val="center"/>
+            <w:hideMark/>
+          </w:tcPr>
+          <w:p>
+            <w:pPr>
+              <w:rPr>
+                <w:rFonts w:ascii="Arial" w:hAnsi="Arial" w:cs="Arial"/>
+              </w:rPr>
+            </w:pPr>
+            <w:r>
+              <w:rPr>
+                <w:rFonts w:ascii="Arial" w:hAnsi="Arial" w:cs="Arial"/>
+              </w:rPr>
+              <w:t>Guarda el texto del campo de entrada en la variable V.</w:t>
+            </w:r>
+          </w:p>
+        </w:tc>
+        <w:tc>
+          <w:tcPr>
+            <w:tcW w:w="0" w:type="auto"/>
+            <w:tcBorders>
+              <w:top w:val="single" w:sz="6" w:space="0" w:color="auto"/>
+              <w:left w:val="single" w:sz="6" w:space="0" w:color="auto"/>
+              <w:bottom w:val="single" w:sz="6" w:space="0" w:color="auto"/>
+              <w:right w:val="single" w:sz="6" w:space="0" w:color="auto"/>
+            </w:tcBorders>
+            <w:tcMar>
+              <w:top w:w="240" w:type="dxa"/>
+              <w:left w:w="0" w:type="dxa"/>
+              <w:bottom w:w="240" w:type="dxa"/>
+              <w:right w:w="0" w:type="dxa"/>
+            </w:tcMar>
+            <w:vAlign w:val="center"/>
+            <w:hideMark/>
+          </w:tcPr>
+          <w:p>
+            <w:pPr>
+              <w:rPr>
+                <w:rFonts w:ascii="Arial" w:hAnsi="Arial" w:cs="Arial"/>
+              </w:rPr>
+            </w:pPr>
+            <w:proofErr w:type="spellStart"/>
+            <w:r>
+              <w:rPr>
+                <w:rFonts w:ascii="Arial" w:hAnsi="Arial" w:cs="Arial"/>
+              </w:rPr>
+              <w:t>Stores</w:t>
+            </w:r>
+            <w:proofErr w:type="spellEnd"/>
+            <w:r>
+              <w:rPr>
+                <w:rFonts w:ascii="Arial" w:hAnsi="Arial" w:cs="Arial"/>
+              </w:rPr>
+              <w:t xml:space="preserve"> </w:t>
+            </w:r>
+            <w:proofErr w:type="spellStart"/>
+            <w:r>
+              <w:rPr>
+                <w:rFonts w:ascii="Arial" w:hAnsi="Arial" w:cs="Arial"/>
+              </w:rPr>
+              <w:t>the</w:t>
+            </w:r>
+            <w:proofErr w:type="spellEnd"/>
+            <w:r>
+              <w:rPr>
+                <w:rFonts w:ascii="Arial" w:hAnsi="Arial" w:cs="Arial"/>
+              </w:rPr>
+              <w:t xml:space="preserve"> input </w:t>
+            </w:r>
+            <w:proofErr w:type="spellStart"/>
+            <w:r>
+              <w:rPr>
+                <w:rFonts w:ascii="Arial" w:hAnsi="Arial" w:cs="Arial"/>
+              </w:rPr>
+              <w:t>field</w:t>
+            </w:r>
+            <w:proofErr w:type="spellEnd"/>
+            <w:r>
+              <w:rPr>
+                <w:rFonts w:ascii="Arial" w:hAnsi="Arial" w:cs="Arial"/>
+              </w:rPr>
+              <w:t xml:space="preserve"> </w:t>
+            </w:r>
+            <w:proofErr w:type="spellStart"/>
+            <w:r>
+              <w:rPr>
+                <w:rFonts w:ascii="Arial" w:hAnsi="Arial" w:cs="Arial"/>
+              </w:rPr>
+              <w:t>text</w:t>
+            </w:r>
+            <w:proofErr w:type="spellEnd"/>
+            <w:r>
+              <w:rPr>
+                <w:rFonts w:ascii="Arial" w:hAnsi="Arial" w:cs="Arial"/>
+              </w:rPr>
+              <w:t xml:space="preserve"> </w:t>
+            </w:r>
+            <w:proofErr w:type="spellStart"/>
+            <w:r>
+              <w:rPr>
+                <w:rFonts w:ascii="Arial" w:hAnsi="Arial" w:cs="Arial"/>
+              </w:rPr>
+              <w:t>into</w:t>
+            </w:r>
+            <w:proofErr w:type="spellEnd"/>
+            <w:r>
+              <w:rPr>
+                <w:rFonts w:ascii="Arial" w:hAnsi="Arial" w:cs="Arial"/>
+              </w:rPr>
+              <w:t xml:space="preserve"> </w:t>
+            </w:r>
+            <w:proofErr w:type="spellStart"/>
+            <w:r>
+              <w:rPr>
+                <w:rFonts w:ascii="Arial" w:hAnsi="Arial" w:cs="Arial"/>
+              </w:rPr>
+              <w:t>the</w:t>
+            </w:r>
+            <w:proofErr w:type="spellEnd"/>
+            <w:r>
+              <w:rPr>
+                <w:rFonts w:ascii="Arial" w:hAnsi="Arial" w:cs="Arial"/>
+              </w:rPr>
+              <w:t xml:space="preserve"> variable V.</w:t>
+            </w:r>
+          </w:p>
+        </w:tc>
+      </w:tr>
+      <w:tr>
+        <w:trPr>
+          <w:tblCellSpacing w:w="15" w:type="dxa"/>
+        </w:trPr>
+        <w:tc>
+          <w:tcPr>
+            <w:tcW w:w="0" w:type="auto"/>
+            <w:tcBorders>
+              <w:top w:val="single" w:sz="6" w:space="0" w:color="auto"/>
+              <w:left w:val="single" w:sz="6" w:space="0" w:color="auto"/>
+              <w:bottom w:val="single" w:sz="6" w:space="0" w:color="auto"/>
+              <w:right w:val="single" w:sz="6" w:space="0" w:color="auto"/>
+            </w:tcBorders>
+            <w:tcMar>
+              <w:top w:w="240" w:type="dxa"/>
+              <w:left w:w="0" w:type="dxa"/>
+              <w:bottom w:w="240" w:type="dxa"/>
+              <w:right w:w="180" w:type="dxa"/>
+            </w:tcMar>
+            <w:vAlign w:val="center"/>
+            <w:hideMark/>
+          </w:tcPr>
+          <w:p>
+            <w:pPr>
+              <w:rPr>
+                <w:rFonts w:ascii="Arial" w:hAnsi="Arial" w:cs="Arial"/>
+              </w:rPr>
+            </w:pPr>
+            <w:proofErr w:type="spellStart"/>
+            <w:r>
+              <w:rPr>
+                <w:rFonts w:ascii="Arial" w:hAnsi="Arial" w:cs="Arial"/>
+              </w:rPr>
+              <w:t>if</w:t>
+            </w:r>
+            <w:proofErr w:type="spellEnd"/>
+            <w:r>
+              <w:rPr>
+                <w:rFonts w:ascii="Arial" w:hAnsi="Arial" w:cs="Arial"/>
+              </w:rPr>
+              <w:t>(</w:t>
+            </w:r>
+            <w:proofErr w:type="spellStart"/>
+            <w:proofErr w:type="gramStart"/>
+            <w:r>
+              <w:rPr>
+                <w:rFonts w:ascii="Arial" w:hAnsi="Arial" w:cs="Arial"/>
+              </w:rPr>
+              <w:t>V.length</w:t>
+            </w:r>
+            <w:proofErr w:type="spellEnd"/>
+            <w:proofErr w:type="gramEnd"/>
+            <w:r>
+              <w:rPr>
+                <w:rFonts w:ascii="Arial" w:hAnsi="Arial" w:cs="Arial"/>
+              </w:rPr>
+              <w:t>()==0)</w:t>
+            </w:r>
+          </w:p>
+        </w:tc>
+        <w:tc>
+          <w:tcPr>
+            <w:tcW w:w="0" w:type="auto"/>
+            <w:tcBorders>
+              <w:top w:val="single" w:sz="6" w:space="0" w:color="auto"/>
+              <w:left w:val="single" w:sz="6" w:space="0" w:color="auto"/>
+              <w:bottom w:val="single" w:sz="6" w:space="0" w:color="auto"/>
+              <w:right w:val="single" w:sz="6" w:space="0" w:color="auto"/>
+            </w:tcBorders>
+            <w:tcMar>
+              <w:top w:w="240" w:type="dxa"/>
+              <w:left w:w="0" w:type="dxa"/>
+              <w:bottom w:w="240" w:type="dxa"/>
+              <w:right w:w="180" w:type="dxa"/>
+            </w:tcMar>
+            <w:vAlign w:val="center"/>
+            <w:hideMark/>
+          </w:tcPr>
+          <w:p>
+            <w:pPr>
+              <w:rPr>
+                <w:rFonts w:ascii="Arial" w:hAnsi="Arial" w:cs="Arial"/>
+              </w:rPr>
+            </w:pPr>
+            <w:r>
+              <w:rPr>
+                <w:rFonts w:ascii="Arial" w:hAnsi="Arial" w:cs="Arial"/>
+              </w:rPr>
+              <w:t>Verifica si el usuario dejó el campo vacío.</w:t>
+            </w:r>
+          </w:p>
+        </w:tc>
+        <w:tc>
+          <w:tcPr>
+            <w:tcW w:w="0" w:type="auto"/>
+            <w:tcBorders>
+              <w:top w:val="single" w:sz="6" w:space="0" w:color="auto"/>
+              <w:left w:val="single" w:sz="6" w:space="0" w:color="auto"/>
+              <w:bottom w:val="single" w:sz="6" w:space="0" w:color="auto"/>
+              <w:right w:val="single" w:sz="6" w:space="0" w:color="auto"/>
+            </w:tcBorders>
+            <w:tcMar>
+              <w:top w:w="240" w:type="dxa"/>
+              <w:left w:w="0" w:type="dxa"/>
+              <w:bottom w:w="240" w:type="dxa"/>
+              <w:right w:w="0" w:type="dxa"/>
+            </w:tcMar>
+            <w:vAlign w:val="center"/>
+            <w:hideMark/>
+          </w:tcPr>
+          <w:p>
+            <w:pPr>
+              <w:rPr>
+                <w:rFonts w:ascii="Arial" w:hAnsi="Arial" w:cs="Arial"/>
+              </w:rPr>
+            </w:pPr>
+            <w:proofErr w:type="spellStart"/>
+            <w:r>
+              <w:rPr>
+                <w:rFonts w:ascii="Arial" w:hAnsi="Arial" w:cs="Arial"/>
+              </w:rPr>
+              <w:t>Checks</w:t>
+            </w:r>
+            <w:proofErr w:type="spellEnd"/>
+            <w:r>
+              <w:rPr>
+                <w:rFonts w:ascii="Arial" w:hAnsi="Arial" w:cs="Arial"/>
+              </w:rPr>
+              <w:t xml:space="preserve"> </w:t>
+            </w:r>
+            <w:proofErr w:type="spellStart"/>
+            <w:r>
+              <w:rPr>
+                <w:rFonts w:ascii="Arial" w:hAnsi="Arial" w:cs="Arial"/>
+              </w:rPr>
+              <w:t>if</w:t>
+            </w:r>
+            <w:proofErr w:type="spellEnd"/>
+            <w:r>
+              <w:rPr>
+                <w:rFonts w:ascii="Arial" w:hAnsi="Arial" w:cs="Arial"/>
+              </w:rPr>
+              <w:t xml:space="preserve"> </w:t>
+            </w:r>
+            <w:proofErr w:type="spellStart"/>
+            <w:r>
+              <w:rPr>
+                <w:rFonts w:ascii="Arial" w:hAnsi="Arial" w:cs="Arial"/>
+              </w:rPr>
+              <w:t>the</w:t>
+            </w:r>
+            <w:proofErr w:type="spellEnd"/>
+            <w:r>
+              <w:rPr>
+                <w:rFonts w:ascii="Arial" w:hAnsi="Arial" w:cs="Arial"/>
+              </w:rPr>
+              <w:t xml:space="preserve"> </w:t>
+            </w:r>
+            <w:proofErr w:type="spellStart"/>
+            <w:r>
+              <w:rPr>
+                <w:rFonts w:ascii="Arial" w:hAnsi="Arial" w:cs="Arial"/>
+              </w:rPr>
+              <w:t>user</w:t>
+            </w:r>
+            <w:proofErr w:type="spellEnd"/>
+            <w:r>
+              <w:rPr>
+                <w:rFonts w:ascii="Arial" w:hAnsi="Arial" w:cs="Arial"/>
+              </w:rPr>
+              <w:t xml:space="preserve"> </w:t>
+            </w:r>
+            <w:proofErr w:type="spellStart"/>
+            <w:r>
+              <w:rPr>
+                <w:rFonts w:ascii="Arial" w:hAnsi="Arial" w:cs="Arial"/>
+              </w:rPr>
+              <w:t>left</w:t>
+            </w:r>
+            <w:proofErr w:type="spellEnd"/>
+            <w:r>
+              <w:rPr>
+                <w:rFonts w:ascii="Arial" w:hAnsi="Arial" w:cs="Arial"/>
+              </w:rPr>
+              <w:t xml:space="preserve"> </w:t>
+            </w:r>
+            <w:proofErr w:type="spellStart"/>
+            <w:r>
+              <w:rPr>
+                <w:rFonts w:ascii="Arial" w:hAnsi="Arial" w:cs="Arial"/>
+              </w:rPr>
+              <w:t>the</w:t>
+            </w:r>
+            <w:proofErr w:type="spellEnd"/>
+            <w:r>
+              <w:rPr>
+                <w:rFonts w:ascii="Arial" w:hAnsi="Arial" w:cs="Arial"/>
+              </w:rPr>
+              <w:t xml:space="preserve"> </w:t>
+            </w:r>
+            <w:proofErr w:type="spellStart"/>
+            <w:r>
+              <w:rPr>
+                <w:rFonts w:ascii="Arial" w:hAnsi="Arial" w:cs="Arial"/>
+              </w:rPr>
+              <w:t>field</w:t>
+            </w:r>
+            <w:proofErr w:type="spellEnd"/>
+            <w:r>
+              <w:rPr>
+                <w:rFonts w:ascii="Arial" w:hAnsi="Arial" w:cs="Arial"/>
+              </w:rPr>
+              <w:t xml:space="preserve"> </w:t>
+            </w:r>
+            <w:proofErr w:type="spellStart"/>
+            <w:r>
+              <w:rPr>
+                <w:rFonts w:ascii="Arial" w:hAnsi="Arial" w:cs="Arial"/>
+              </w:rPr>
+              <w:t>empty</w:t>
+            </w:r>
+            <w:proofErr w:type="spellEnd"/>
+            <w:r>
+              <w:rPr>
+                <w:rFonts w:ascii="Arial" w:hAnsi="Arial" w:cs="Arial"/>
+              </w:rPr>
+              <w:t>.</w:t>
+            </w:r>
+          </w:p>
+        </w:tc>
+      </w:tr>
+      <w:tr>
+        <w:trPr>
+          <w:tblCellSpacing w:w="15" w:type="dxa"/>
+        </w:trPr>
+        <w:tc>
+          <w:tcPr>
+            <w:tcW w:w="0" w:type="auto"/>
+            <w:tcBorders>
+              <w:top w:val="single" w:sz="6" w:space="0" w:color="auto"/>
+              <w:left w:val="single" w:sz="6" w:space="0" w:color="auto"/>
+              <w:bottom w:val="single" w:sz="6" w:space="0" w:color="auto"/>
+              <w:right w:val="single" w:sz="6" w:space="0" w:color="auto"/>
+            </w:tcBorders>
+            <w:tcMar>
+              <w:top w:w="240" w:type="dxa"/>
+              <w:left w:w="0" w:type="dxa"/>
+              <w:bottom w:w="240" w:type="dxa"/>
+              <w:right w:w="180" w:type="dxa"/>
+            </w:tcMar>
+            <w:vAlign w:val="center"/>
+            <w:hideMark/>
+          </w:tcPr>
+          <w:p>
+            <w:pPr>
+              <w:rPr>
+                <w:rFonts w:ascii="Arial" w:hAnsi="Arial" w:cs="Arial"/>
+              </w:rPr>
+            </w:pPr>
+            <w:proofErr w:type="spellStart"/>
+            <w:proofErr w:type="gramStart"/>
+            <w:r>
+              <w:rPr>
+                <w:rFonts w:ascii="Arial" w:hAnsi="Arial" w:cs="Arial"/>
+              </w:rPr>
+              <w:t>if</w:t>
+            </w:r>
+            <w:proofErr w:type="spellEnd"/>
+            <w:r>
+              <w:rPr>
+                <w:rFonts w:ascii="Arial" w:hAnsi="Arial" w:cs="Arial"/>
+              </w:rPr>
+              <w:t>(</w:t>
+            </w:r>
+            <w:proofErr w:type="spellStart"/>
+            <w:proofErr w:type="gramEnd"/>
+            <w:r>
+              <w:rPr>
+                <w:rFonts w:ascii="Arial" w:hAnsi="Arial" w:cs="Arial"/>
+              </w:rPr>
+              <w:t>Validarletras</w:t>
+            </w:r>
+            <w:proofErr w:type="spellEnd"/>
+            <w:r>
+              <w:rPr>
+                <w:rFonts w:ascii="Arial" w:hAnsi="Arial" w:cs="Arial"/>
+              </w:rPr>
+              <w:t>(V))</w:t>
+            </w:r>
+          </w:p>
+        </w:tc>
+        <w:tc>
+          <w:tcPr>
+            <w:tcW w:w="0" w:type="auto"/>
+            <w:tcBorders>
+              <w:top w:val="single" w:sz="6" w:space="0" w:color="auto"/>
+              <w:left w:val="single" w:sz="6" w:space="0" w:color="auto"/>
+              <w:bottom w:val="single" w:sz="6" w:space="0" w:color="auto"/>
+              <w:right w:val="single" w:sz="6" w:space="0" w:color="auto"/>
+            </w:tcBorders>
+            <w:tcMar>
+              <w:top w:w="240" w:type="dxa"/>
+              <w:left w:w="0" w:type="dxa"/>
+              <w:bottom w:w="240" w:type="dxa"/>
+              <w:right w:w="180" w:type="dxa"/>
+            </w:tcMar>
+            <w:vAlign w:val="center"/>
+            <w:hideMark/>
+          </w:tcPr>
+          <w:p>
+            <w:pPr>
+              <w:rPr>
+                <w:rFonts w:ascii="Arial" w:hAnsi="Arial" w:cs="Arial"/>
+              </w:rPr>
+            </w:pPr>
+            <w:r>
+              <w:rPr>
+                <w:rFonts w:ascii="Arial" w:hAnsi="Arial" w:cs="Arial"/>
+              </w:rPr>
+              <w:t>Llama a la función que revisa si todo el texto son letras (A-Z, a-z).</w:t>
+            </w:r>
+          </w:p>
+        </w:tc>
+        <w:tc>
+          <w:tcPr>
+            <w:tcW w:w="0" w:type="auto"/>
+            <w:tcBorders>
+              <w:top w:val="single" w:sz="6" w:space="0" w:color="auto"/>
+              <w:left w:val="single" w:sz="6" w:space="0" w:color="auto"/>
+              <w:bottom w:val="single" w:sz="6" w:space="0" w:color="auto"/>
+              <w:right w:val="single" w:sz="6" w:space="0" w:color="auto"/>
+            </w:tcBorders>
+            <w:tcMar>
+              <w:top w:w="240" w:type="dxa"/>
+              <w:left w:w="0" w:type="dxa"/>
+              <w:bottom w:w="240" w:type="dxa"/>
+              <w:right w:w="0" w:type="dxa"/>
+            </w:tcMar>
+            <w:vAlign w:val="center"/>
+            <w:hideMark/>
+          </w:tcPr>
+          <w:p>
+            <w:pPr>
+              <w:rPr>
+                <w:rFonts w:ascii="Arial" w:hAnsi="Arial" w:cs="Arial"/>
+              </w:rPr>
+            </w:pPr>
+            <w:proofErr w:type="spellStart"/>
+            <w:r>
+              <w:rPr>
+                <w:rFonts w:ascii="Arial" w:hAnsi="Arial" w:cs="Arial"/>
+              </w:rPr>
+              <w:t>Calls</w:t>
+            </w:r>
+            <w:proofErr w:type="spellEnd"/>
+            <w:r>
+              <w:rPr>
+                <w:rFonts w:ascii="Arial" w:hAnsi="Arial" w:cs="Arial"/>
+              </w:rPr>
+              <w:t xml:space="preserve"> </w:t>
+            </w:r>
+            <w:proofErr w:type="spellStart"/>
+            <w:r>
+              <w:rPr>
+                <w:rFonts w:ascii="Arial" w:hAnsi="Arial" w:cs="Arial"/>
+              </w:rPr>
+              <w:t>the</w:t>
+            </w:r>
+            <w:proofErr w:type="spellEnd"/>
+            <w:r>
+              <w:rPr>
+                <w:rFonts w:ascii="Arial" w:hAnsi="Arial" w:cs="Arial"/>
+              </w:rPr>
+              <w:t xml:space="preserve"> </w:t>
+            </w:r>
+            <w:proofErr w:type="spellStart"/>
+            <w:r>
+              <w:rPr>
+                <w:rFonts w:ascii="Arial" w:hAnsi="Arial" w:cs="Arial"/>
+              </w:rPr>
+              <w:t>function</w:t>
+            </w:r>
+            <w:proofErr w:type="spellEnd"/>
+            <w:r>
+              <w:rPr>
+                <w:rFonts w:ascii="Arial" w:hAnsi="Arial" w:cs="Arial"/>
+              </w:rPr>
+              <w:t xml:space="preserve"> </w:t>
+            </w:r>
+            <w:proofErr w:type="spellStart"/>
+            <w:r>
+              <w:rPr>
+                <w:rFonts w:ascii="Arial" w:hAnsi="Arial" w:cs="Arial"/>
+              </w:rPr>
+              <w:t>that</w:t>
+            </w:r>
+            <w:proofErr w:type="spellEnd"/>
+            <w:r>
+              <w:rPr>
+                <w:rFonts w:ascii="Arial" w:hAnsi="Arial" w:cs="Arial"/>
+              </w:rPr>
+              <w:t xml:space="preserve"> </w:t>
+            </w:r>
+            <w:proofErr w:type="spellStart"/>
+            <w:r>
+              <w:rPr>
+                <w:rFonts w:ascii="Arial" w:hAnsi="Arial" w:cs="Arial"/>
+              </w:rPr>
+              <w:t>checks</w:t>
+            </w:r>
+            <w:proofErr w:type="spellEnd"/>
+            <w:r>
+              <w:rPr>
+                <w:rFonts w:ascii="Arial" w:hAnsi="Arial" w:cs="Arial"/>
+              </w:rPr>
+              <w:t xml:space="preserve"> </w:t>
+            </w:r>
+            <w:proofErr w:type="spellStart"/>
+            <w:r>
+              <w:rPr>
+                <w:rFonts w:ascii="Arial" w:hAnsi="Arial" w:cs="Arial"/>
+              </w:rPr>
+              <w:t>if</w:t>
+            </w:r>
+            <w:proofErr w:type="spellEnd"/>
+            <w:r>
+              <w:rPr>
+                <w:rFonts w:ascii="Arial" w:hAnsi="Arial" w:cs="Arial"/>
+              </w:rPr>
+              <w:t xml:space="preserve"> </w:t>
+            </w:r>
+            <w:proofErr w:type="spellStart"/>
+            <w:r>
+              <w:rPr>
+                <w:rFonts w:ascii="Arial" w:hAnsi="Arial" w:cs="Arial"/>
+              </w:rPr>
+              <w:t>the</w:t>
+            </w:r>
+            <w:proofErr w:type="spellEnd"/>
+            <w:r>
+              <w:rPr>
+                <w:rFonts w:ascii="Arial" w:hAnsi="Arial" w:cs="Arial"/>
+              </w:rPr>
+              <w:t xml:space="preserve"> </w:t>
+            </w:r>
+            <w:proofErr w:type="spellStart"/>
+            <w:r>
+              <w:rPr>
+                <w:rFonts w:ascii="Arial" w:hAnsi="Arial" w:cs="Arial"/>
+              </w:rPr>
+              <w:t>entire</w:t>
+            </w:r>
+            <w:proofErr w:type="spellEnd"/>
+            <w:r>
+              <w:rPr>
+                <w:rFonts w:ascii="Arial" w:hAnsi="Arial" w:cs="Arial"/>
+              </w:rPr>
+              <w:t xml:space="preserve"> </w:t>
+            </w:r>
+            <w:proofErr w:type="spellStart"/>
+            <w:r>
+              <w:rPr>
+                <w:rFonts w:ascii="Arial" w:hAnsi="Arial" w:cs="Arial"/>
+              </w:rPr>
+              <w:t>text</w:t>
+            </w:r>
+            <w:proofErr w:type="spellEnd"/>
+            <w:r>
+              <w:rPr>
+                <w:rFonts w:ascii="Arial" w:hAnsi="Arial" w:cs="Arial"/>
+              </w:rPr>
+              <w:t xml:space="preserve"> </w:t>
+            </w:r>
+            <w:proofErr w:type="spellStart"/>
+            <w:r>
+              <w:rPr>
+                <w:rFonts w:ascii="Arial" w:hAnsi="Arial" w:cs="Arial"/>
+              </w:rPr>
+              <w:t>consists</w:t>
+            </w:r>
+            <w:proofErr w:type="spellEnd"/>
+            <w:r>
+              <w:rPr>
+                <w:rFonts w:ascii="Arial" w:hAnsi="Arial" w:cs="Arial"/>
+              </w:rPr>
+              <w:t xml:space="preserve"> </w:t>
+            </w:r>
+            <w:proofErr w:type="spellStart"/>
+            <w:r>
+              <w:rPr>
+                <w:rFonts w:ascii="Arial" w:hAnsi="Arial" w:cs="Arial"/>
+              </w:rPr>
+              <w:t>of</w:t>
+            </w:r>
+            <w:proofErr w:type="spellEnd"/>
+            <w:r>
+              <w:rPr>
+                <w:rFonts w:ascii="Arial" w:hAnsi="Arial" w:cs="Arial"/>
+              </w:rPr>
+              <w:t xml:space="preserve"> </w:t>
+            </w:r>
+            <w:proofErr w:type="spellStart"/>
+            <w:r>
+              <w:rPr>
+                <w:rFonts w:ascii="Arial" w:hAnsi="Arial" w:cs="Arial"/>
+              </w:rPr>
+              <w:t>letters</w:t>
+            </w:r>
+            <w:proofErr w:type="spellEnd"/>
+            <w:r>
+              <w:rPr>
+                <w:rFonts w:ascii="Arial" w:hAnsi="Arial" w:cs="Arial"/>
+              </w:rPr>
+              <w:t xml:space="preserve"> (A-Z, a-z).</w:t>
+            </w:r>
+          </w:p>
+        </w:tc>
+      </w:tr>
+      <w:tr>
+        <w:trPr>
+          <w:tblCellSpacing w:w="15" w:type="dxa"/>
+        </w:trPr>
+        <w:tc>
+          <w:tcPr>
+            <w:tcW w:w="0" w:type="auto"/>
+            <w:tcBorders>
+              <w:top w:val="single" w:sz="6" w:space="0" w:color="auto"/>
+              <w:left w:val="single" w:sz="6" w:space="0" w:color="auto"/>
+              <w:bottom w:val="single" w:sz="6" w:space="0" w:color="auto"/>
+              <w:right w:val="single" w:sz="6" w:space="0" w:color="auto"/>
+            </w:tcBorders>
+            <w:tcMar>
+              <w:top w:w="240" w:type="dxa"/>
+              <w:left w:w="0" w:type="dxa"/>
+              <w:bottom w:w="240" w:type="dxa"/>
+              <w:right w:w="180" w:type="dxa"/>
+            </w:tcMar>
+            <w:vAlign w:val="center"/>
+            <w:hideMark/>
+          </w:tcPr>
+          <w:p>
+            <w:pPr>
+              <w:rPr>
+                <w:rFonts w:ascii="Arial" w:hAnsi="Arial" w:cs="Arial"/>
+              </w:rPr>
+            </w:pPr>
+            <w:proofErr w:type="spellStart"/>
+            <w:r>
+              <w:rPr>
+                <w:rFonts w:ascii="Arial" w:hAnsi="Arial" w:cs="Arial"/>
+              </w:rPr>
+              <w:t>for</w:t>
+            </w:r>
+            <w:proofErr w:type="spellEnd"/>
+            <w:r>
+              <w:rPr>
+                <w:rFonts w:ascii="Arial" w:hAnsi="Arial" w:cs="Arial"/>
+              </w:rPr>
+              <w:t xml:space="preserve"> (</w:t>
+            </w:r>
+            <w:proofErr w:type="spellStart"/>
+            <w:r>
+              <w:rPr>
+                <w:rFonts w:ascii="Arial" w:hAnsi="Arial" w:cs="Arial"/>
+              </w:rPr>
+              <w:t>int</w:t>
+            </w:r>
+            <w:proofErr w:type="spellEnd"/>
+            <w:r>
+              <w:rPr>
+                <w:rFonts w:ascii="Arial" w:hAnsi="Arial" w:cs="Arial"/>
+              </w:rPr>
+              <w:t xml:space="preserve"> i = 0; i &lt; </w:t>
+            </w:r>
+            <w:proofErr w:type="spellStart"/>
+            <w:proofErr w:type="gramStart"/>
+            <w:r>
+              <w:rPr>
+                <w:rFonts w:ascii="Arial" w:hAnsi="Arial" w:cs="Arial"/>
+              </w:rPr>
+              <w:t>a.length</w:t>
+            </w:r>
+            <w:proofErr w:type="spellEnd"/>
+            <w:proofErr w:type="gramEnd"/>
+            <w:r>
+              <w:rPr>
+                <w:rFonts w:ascii="Arial" w:hAnsi="Arial" w:cs="Arial"/>
+              </w:rPr>
+              <w:t>(); i++)</w:t>
+            </w:r>
+          </w:p>
+        </w:tc>
+        <w:tc>
+          <w:tcPr>
+            <w:tcW w:w="0" w:type="auto"/>
+            <w:tcBorders>
+              <w:top w:val="single" w:sz="6" w:space="0" w:color="auto"/>
+              <w:left w:val="single" w:sz="6" w:space="0" w:color="auto"/>
+              <w:bottom w:val="single" w:sz="6" w:space="0" w:color="auto"/>
+              <w:right w:val="single" w:sz="6" w:space="0" w:color="auto"/>
+            </w:tcBorders>
+            <w:tcMar>
+              <w:top w:w="240" w:type="dxa"/>
+              <w:left w:w="0" w:type="dxa"/>
+              <w:bottom w:w="240" w:type="dxa"/>
+              <w:right w:w="180" w:type="dxa"/>
+            </w:tcMar>
+            <w:vAlign w:val="center"/>
+            <w:hideMark/>
+          </w:tcPr>
+          <w:p>
+            <w:pPr>
+              <w:rPr>
+                <w:rFonts w:ascii="Arial" w:hAnsi="Arial" w:cs="Arial"/>
+              </w:rPr>
+            </w:pPr>
+            <w:r>
+              <w:rPr>
+                <w:rFonts w:ascii="Arial" w:hAnsi="Arial" w:cs="Arial"/>
+              </w:rPr>
+              <w:t>Inicia un ciclo para revisar el texto carácter por carácter.</w:t>
+            </w:r>
+          </w:p>
+        </w:tc>
+        <w:tc>
+          <w:tcPr>
+            <w:tcW w:w="0" w:type="auto"/>
+            <w:tcBorders>
+              <w:top w:val="single" w:sz="6" w:space="0" w:color="auto"/>
+              <w:left w:val="single" w:sz="6" w:space="0" w:color="auto"/>
+              <w:bottom w:val="single" w:sz="6" w:space="0" w:color="auto"/>
+              <w:right w:val="single" w:sz="6" w:space="0" w:color="auto"/>
+            </w:tcBorders>
+            <w:tcMar>
+              <w:top w:w="240" w:type="dxa"/>
+              <w:left w:w="0" w:type="dxa"/>
+              <w:bottom w:w="240" w:type="dxa"/>
+              <w:right w:w="0" w:type="dxa"/>
+            </w:tcMar>
+            <w:vAlign w:val="center"/>
+            <w:hideMark/>
+          </w:tcPr>
+          <w:p>
+            <w:pPr>
+              <w:rPr>
+                <w:rFonts w:ascii="Arial" w:hAnsi="Arial" w:cs="Arial"/>
+              </w:rPr>
+            </w:pPr>
+            <w:proofErr w:type="spellStart"/>
+            <w:r>
+              <w:rPr>
+                <w:rFonts w:ascii="Arial" w:hAnsi="Arial" w:cs="Arial"/>
+              </w:rPr>
+              <w:t>Starts</w:t>
+            </w:r>
+            <w:proofErr w:type="spellEnd"/>
+            <w:r>
+              <w:rPr>
+                <w:rFonts w:ascii="Arial" w:hAnsi="Arial" w:cs="Arial"/>
+              </w:rPr>
+              <w:t xml:space="preserve"> a </w:t>
+            </w:r>
+            <w:proofErr w:type="spellStart"/>
+            <w:r>
+              <w:rPr>
+                <w:rFonts w:ascii="Arial" w:hAnsi="Arial" w:cs="Arial"/>
+              </w:rPr>
+              <w:t>loop</w:t>
+            </w:r>
+            <w:proofErr w:type="spellEnd"/>
+            <w:r>
+              <w:rPr>
+                <w:rFonts w:ascii="Arial" w:hAnsi="Arial" w:cs="Arial"/>
+              </w:rPr>
+              <w:t xml:space="preserve"> </w:t>
+            </w:r>
+            <w:proofErr w:type="spellStart"/>
+            <w:r>
+              <w:rPr>
+                <w:rFonts w:ascii="Arial" w:hAnsi="Arial" w:cs="Arial"/>
+              </w:rPr>
+              <w:t>to</w:t>
+            </w:r>
+            <w:proofErr w:type="spellEnd"/>
+            <w:r>
+              <w:rPr>
+                <w:rFonts w:ascii="Arial" w:hAnsi="Arial" w:cs="Arial"/>
+              </w:rPr>
+              <w:t xml:space="preserve"> </w:t>
+            </w:r>
+            <w:proofErr w:type="spellStart"/>
+            <w:r>
+              <w:rPr>
+                <w:rFonts w:ascii="Arial" w:hAnsi="Arial" w:cs="Arial"/>
+              </w:rPr>
+              <w:t>check</w:t>
+            </w:r>
+            <w:proofErr w:type="spellEnd"/>
+            <w:r>
+              <w:rPr>
+                <w:rFonts w:ascii="Arial" w:hAnsi="Arial" w:cs="Arial"/>
+              </w:rPr>
+              <w:t xml:space="preserve"> </w:t>
+            </w:r>
+            <w:proofErr w:type="spellStart"/>
+            <w:r>
+              <w:rPr>
+                <w:rFonts w:ascii="Arial" w:hAnsi="Arial" w:cs="Arial"/>
+              </w:rPr>
+              <w:t>the</w:t>
+            </w:r>
+            <w:proofErr w:type="spellEnd"/>
+            <w:r>
+              <w:rPr>
+                <w:rFonts w:ascii="Arial" w:hAnsi="Arial" w:cs="Arial"/>
+              </w:rPr>
+              <w:t xml:space="preserve"> </w:t>
+            </w:r>
+            <w:proofErr w:type="spellStart"/>
+            <w:r>
+              <w:rPr>
+                <w:rFonts w:ascii="Arial" w:hAnsi="Arial" w:cs="Arial"/>
+              </w:rPr>
+              <w:t>text</w:t>
+            </w:r>
+            <w:proofErr w:type="spellEnd"/>
+            <w:r>
+              <w:rPr>
+                <w:rFonts w:ascii="Arial" w:hAnsi="Arial" w:cs="Arial"/>
+              </w:rPr>
+              <w:t xml:space="preserve"> </w:t>
+            </w:r>
+            <w:proofErr w:type="spellStart"/>
+            <w:r>
+              <w:rPr>
+                <w:rFonts w:ascii="Arial" w:hAnsi="Arial" w:cs="Arial"/>
+              </w:rPr>
+              <w:t>character</w:t>
+            </w:r>
+            <w:proofErr w:type="spellEnd"/>
+            <w:r>
+              <w:rPr>
+                <w:rFonts w:ascii="Arial" w:hAnsi="Arial" w:cs="Arial"/>
+              </w:rPr>
+              <w:t xml:space="preserve"> </w:t>
+            </w:r>
+            <w:proofErr w:type="spellStart"/>
+            <w:r>
+              <w:rPr>
+                <w:rFonts w:ascii="Arial" w:hAnsi="Arial" w:cs="Arial"/>
+              </w:rPr>
+              <w:t>by</w:t>
+            </w:r>
+            <w:proofErr w:type="spellEnd"/>
+            <w:r>
+              <w:rPr>
+                <w:rFonts w:ascii="Arial" w:hAnsi="Arial" w:cs="Arial"/>
+              </w:rPr>
+              <w:t xml:space="preserve"> </w:t>
+            </w:r>
+            <w:proofErr w:type="spellStart"/>
+            <w:r>
+              <w:rPr>
+                <w:rFonts w:ascii="Arial" w:hAnsi="Arial" w:cs="Arial"/>
+              </w:rPr>
+              <w:t>character</w:t>
+            </w:r>
+            <w:proofErr w:type="spellEnd"/>
+            <w:r>
+              <w:rPr>
+                <w:rFonts w:ascii="Arial" w:hAnsi="Arial" w:cs="Arial"/>
+              </w:rPr>
+              <w:t>.</w:t>
+            </w:r>
+          </w:p>
+        </w:tc>
+      </w:tr>
+      <w:tr>
+        <w:trPr>
+          <w:tblCellSpacing w:w="15" w:type="dxa"/>
+        </w:trPr>
+        <w:tc>
+          <w:tcPr>
+            <w:tcW w:w="0" w:type="auto"/>
+            <w:tcBorders>
+              <w:top w:val="single" w:sz="6" w:space="0" w:color="auto"/>
+              <w:left w:val="single" w:sz="6" w:space="0" w:color="auto"/>
+              <w:bottom w:val="single" w:sz="6" w:space="0" w:color="auto"/>
+              <w:right w:val="single" w:sz="6" w:space="0" w:color="auto"/>
+            </w:tcBorders>
+            <w:tcMar>
+              <w:top w:w="240" w:type="dxa"/>
+              <w:left w:w="0" w:type="dxa"/>
+              <w:bottom w:w="240" w:type="dxa"/>
+              <w:right w:w="180" w:type="dxa"/>
+            </w:tcMar>
+            <w:vAlign w:val="center"/>
+            <w:hideMark/>
+          </w:tcPr>
+          <w:p>
+            <w:pPr>
+              <w:rPr>
+                <w:rFonts w:ascii="Arial" w:hAnsi="Arial" w:cs="Arial"/>
+              </w:rPr>
+            </w:pPr>
+            <w:proofErr w:type="spellStart"/>
+            <w:proofErr w:type="gramStart"/>
+            <w:r>
+              <w:rPr>
+                <w:rFonts w:ascii="Arial" w:hAnsi="Arial" w:cs="Arial"/>
+              </w:rPr>
+              <w:t>a.codePointAt</w:t>
+            </w:r>
+            <w:proofErr w:type="spellEnd"/>
+            <w:proofErr w:type="gramEnd"/>
+            <w:r>
+              <w:rPr>
+                <w:rFonts w:ascii="Arial" w:hAnsi="Arial" w:cs="Arial"/>
+              </w:rPr>
+              <w:t>(i)&gt;=65 &amp;&amp; ... &lt;=90</w:t>
+            </w:r>
+          </w:p>
+        </w:tc>
+        <w:tc>
+          <w:tcPr>
+            <w:tcW w:w="0" w:type="auto"/>
+            <w:tcBorders>
+              <w:top w:val="single" w:sz="6" w:space="0" w:color="auto"/>
+              <w:left w:val="single" w:sz="6" w:space="0" w:color="auto"/>
+              <w:bottom w:val="single" w:sz="6" w:space="0" w:color="auto"/>
+              <w:right w:val="single" w:sz="6" w:space="0" w:color="auto"/>
+            </w:tcBorders>
+            <w:tcMar>
+              <w:top w:w="240" w:type="dxa"/>
+              <w:left w:w="0" w:type="dxa"/>
+              <w:bottom w:w="240" w:type="dxa"/>
+              <w:right w:w="180" w:type="dxa"/>
+            </w:tcMar>
+            <w:vAlign w:val="center"/>
+            <w:hideMark/>
+          </w:tcPr>
+          <w:p>
+            <w:pPr>
+              <w:rPr>
+                <w:rFonts w:ascii="Arial" w:hAnsi="Arial" w:cs="Arial"/>
+              </w:rPr>
+            </w:pPr>
+            <w:r>
+              <w:rPr>
+                <w:rFonts w:ascii="Arial" w:hAnsi="Arial" w:cs="Arial"/>
+              </w:rPr>
+              <w:t>Comprueba si el carácter es una letra mayúscula usando su código ASCII.</w:t>
+            </w:r>
+          </w:p>
+        </w:tc>
+        <w:tc>
+          <w:tcPr>
+            <w:tcW w:w="0" w:type="auto"/>
+            <w:tcBorders>
+              <w:top w:val="single" w:sz="6" w:space="0" w:color="auto"/>
+              <w:left w:val="single" w:sz="6" w:space="0" w:color="auto"/>
+              <w:bottom w:val="single" w:sz="6" w:space="0" w:color="auto"/>
+              <w:right w:val="single" w:sz="6" w:space="0" w:color="auto"/>
+            </w:tcBorders>
+            <w:tcMar>
+              <w:top w:w="240" w:type="dxa"/>
+              <w:left w:w="0" w:type="dxa"/>
+              <w:bottom w:w="240" w:type="dxa"/>
+              <w:right w:w="0" w:type="dxa"/>
+            </w:tcMar>
+            <w:vAlign w:val="center"/>
+            <w:hideMark/>
+          </w:tcPr>
+          <w:p>
+            <w:pPr>
+              <w:rPr>
+                <w:rFonts w:ascii="Arial" w:hAnsi="Arial" w:cs="Arial"/>
+              </w:rPr>
+            </w:pPr>
+            <w:proofErr w:type="spellStart"/>
+            <w:r>
+              <w:rPr>
+                <w:rFonts w:ascii="Arial" w:hAnsi="Arial" w:cs="Arial"/>
+              </w:rPr>
+              <w:t>Checks</w:t>
+            </w:r>
+            <w:proofErr w:type="spellEnd"/>
+            <w:r>
+              <w:rPr>
+                <w:rFonts w:ascii="Arial" w:hAnsi="Arial" w:cs="Arial"/>
+              </w:rPr>
+              <w:t xml:space="preserve"> </w:t>
+            </w:r>
+            <w:proofErr w:type="spellStart"/>
+            <w:r>
+              <w:rPr>
+                <w:rFonts w:ascii="Arial" w:hAnsi="Arial" w:cs="Arial"/>
+              </w:rPr>
+              <w:t>if</w:t>
+            </w:r>
+            <w:proofErr w:type="spellEnd"/>
+            <w:r>
+              <w:rPr>
+                <w:rFonts w:ascii="Arial" w:hAnsi="Arial" w:cs="Arial"/>
+              </w:rPr>
+              <w:t xml:space="preserve"> </w:t>
+            </w:r>
+            <w:proofErr w:type="spellStart"/>
+            <w:r>
+              <w:rPr>
+                <w:rFonts w:ascii="Arial" w:hAnsi="Arial" w:cs="Arial"/>
+              </w:rPr>
+              <w:t>the</w:t>
+            </w:r>
+            <w:proofErr w:type="spellEnd"/>
+            <w:r>
+              <w:rPr>
+                <w:rFonts w:ascii="Arial" w:hAnsi="Arial" w:cs="Arial"/>
+              </w:rPr>
+              <w:t xml:space="preserve"> </w:t>
+            </w:r>
+            <w:proofErr w:type="spellStart"/>
+            <w:r>
+              <w:rPr>
+                <w:rFonts w:ascii="Arial" w:hAnsi="Arial" w:cs="Arial"/>
+              </w:rPr>
+              <w:t>character</w:t>
+            </w:r>
+            <w:proofErr w:type="spellEnd"/>
+            <w:r>
+              <w:rPr>
+                <w:rFonts w:ascii="Arial" w:hAnsi="Arial" w:cs="Arial"/>
+              </w:rPr>
+              <w:t xml:space="preserve"> </w:t>
+            </w:r>
+            <w:proofErr w:type="spellStart"/>
+            <w:r>
+              <w:rPr>
+                <w:rFonts w:ascii="Arial" w:hAnsi="Arial" w:cs="Arial"/>
+              </w:rPr>
+              <w:t>is</w:t>
+            </w:r>
+            <w:proofErr w:type="spellEnd"/>
+            <w:r>
+              <w:rPr>
+                <w:rFonts w:ascii="Arial" w:hAnsi="Arial" w:cs="Arial"/>
+              </w:rPr>
+              <w:t xml:space="preserve"> </w:t>
+            </w:r>
+            <w:proofErr w:type="spellStart"/>
+            <w:r>
+              <w:rPr>
+                <w:rFonts w:ascii="Arial" w:hAnsi="Arial" w:cs="Arial"/>
+              </w:rPr>
+              <w:t>an</w:t>
+            </w:r>
+            <w:proofErr w:type="spellEnd"/>
+            <w:r>
+              <w:rPr>
+                <w:rFonts w:ascii="Arial" w:hAnsi="Arial" w:cs="Arial"/>
+              </w:rPr>
+              <w:t xml:space="preserve"> </w:t>
+            </w:r>
+            <w:proofErr w:type="spellStart"/>
+            <w:r>
+              <w:rPr>
+                <w:rFonts w:ascii="Arial" w:hAnsi="Arial" w:cs="Arial"/>
+              </w:rPr>
+              <w:t>uppercase</w:t>
+            </w:r>
+            <w:proofErr w:type="spellEnd"/>
+            <w:r>
+              <w:rPr>
+                <w:rFonts w:ascii="Arial" w:hAnsi="Arial" w:cs="Arial"/>
+              </w:rPr>
+              <w:t xml:space="preserve"> </w:t>
+            </w:r>
+            <w:proofErr w:type="spellStart"/>
+            <w:r>
+              <w:rPr>
+                <w:rFonts w:ascii="Arial" w:hAnsi="Arial" w:cs="Arial"/>
+              </w:rPr>
+              <w:t>letter</w:t>
+            </w:r>
+            <w:proofErr w:type="spellEnd"/>
+            <w:r>
+              <w:rPr>
+                <w:rFonts w:ascii="Arial" w:hAnsi="Arial" w:cs="Arial"/>
+              </w:rPr>
+              <w:t xml:space="preserve"> </w:t>
+            </w:r>
+            <w:proofErr w:type="spellStart"/>
+            <w:r>
+              <w:rPr>
+                <w:rFonts w:ascii="Arial" w:hAnsi="Arial" w:cs="Arial"/>
+              </w:rPr>
+              <w:t>using</w:t>
+            </w:r>
+            <w:proofErr w:type="spellEnd"/>
+            <w:r>
+              <w:rPr>
+                <w:rFonts w:ascii="Arial" w:hAnsi="Arial" w:cs="Arial"/>
+              </w:rPr>
+              <w:t xml:space="preserve"> </w:t>
+            </w:r>
+            <w:proofErr w:type="spellStart"/>
+            <w:r>
+              <w:rPr>
+                <w:rFonts w:ascii="Arial" w:hAnsi="Arial" w:cs="Arial"/>
+              </w:rPr>
+              <w:t>its</w:t>
+            </w:r>
+            <w:proofErr w:type="spellEnd"/>
+            <w:r>
+              <w:rPr>
+                <w:rFonts w:ascii="Arial" w:hAnsi="Arial" w:cs="Arial"/>
+              </w:rPr>
+              <w:t xml:space="preserve"> ASCII </w:t>
+            </w:r>
+            <w:proofErr w:type="spellStart"/>
+            <w:r>
+              <w:rPr>
+                <w:rFonts w:ascii="Arial" w:hAnsi="Arial" w:cs="Arial"/>
+              </w:rPr>
+              <w:t>code</w:t>
+            </w:r>
+            <w:proofErr w:type="spellEnd"/>
+            <w:r>
+              <w:rPr>
+                <w:rFonts w:ascii="Arial" w:hAnsi="Arial" w:cs="Arial"/>
+              </w:rPr>
+              <w:t>.</w:t>
+            </w:r>
+          </w:p>
+        </w:tc>
+      </w:tr>
+      <w:tr>
+        <w:trPr>
+          <w:tblCellSpacing w:w="15" w:type="dxa"/>
+        </w:trPr>
+        <w:tc>
+          <w:tcPr>
+            <w:tcW w:w="0" w:type="auto"/>
+            <w:tcBorders>
+              <w:top w:val="single" w:sz="6" w:space="0" w:color="auto"/>
+              <w:left w:val="single" w:sz="6" w:space="0" w:color="auto"/>
+              <w:bottom w:val="single" w:sz="6" w:space="0" w:color="auto"/>
+              <w:right w:val="single" w:sz="6" w:space="0" w:color="auto"/>
+            </w:tcBorders>
+            <w:tcMar>
+              <w:top w:w="240" w:type="dxa"/>
+              <w:left w:w="0" w:type="dxa"/>
+              <w:bottom w:w="240" w:type="dxa"/>
+              <w:right w:w="180" w:type="dxa"/>
+            </w:tcMar>
+            <w:vAlign w:val="center"/>
+            <w:hideMark/>
+          </w:tcPr>
+          <w:p>
+            <w:pPr>
+              <w:rPr>
+                <w:rFonts w:ascii="Arial" w:hAnsi="Arial" w:cs="Arial"/>
+              </w:rPr>
+            </w:pPr>
+            <w:proofErr w:type="spellStart"/>
+            <w:proofErr w:type="gramStart"/>
+            <w:r>
+              <w:rPr>
+                <w:rFonts w:ascii="Arial" w:hAnsi="Arial" w:cs="Arial"/>
+              </w:rPr>
+              <w:t>a.codePointAt</w:t>
+            </w:r>
+            <w:proofErr w:type="spellEnd"/>
+            <w:proofErr w:type="gramEnd"/>
+            <w:r>
+              <w:rPr>
+                <w:rFonts w:ascii="Arial" w:hAnsi="Arial" w:cs="Arial"/>
+              </w:rPr>
+              <w:t>(i)&gt;=97 &amp;&amp; ... &lt;=122</w:t>
+            </w:r>
+          </w:p>
+        </w:tc>
+        <w:tc>
+          <w:tcPr>
+            <w:tcW w:w="0" w:type="auto"/>
+            <w:tcBorders>
+              <w:top w:val="single" w:sz="6" w:space="0" w:color="auto"/>
+              <w:left w:val="single" w:sz="6" w:space="0" w:color="auto"/>
+              <w:bottom w:val="single" w:sz="6" w:space="0" w:color="auto"/>
+              <w:right w:val="single" w:sz="6" w:space="0" w:color="auto"/>
+            </w:tcBorders>
+            <w:tcMar>
+              <w:top w:w="240" w:type="dxa"/>
+              <w:left w:w="0" w:type="dxa"/>
+              <w:bottom w:w="240" w:type="dxa"/>
+              <w:right w:w="180" w:type="dxa"/>
+            </w:tcMar>
+            <w:vAlign w:val="center"/>
+            <w:hideMark/>
+          </w:tcPr>
+          <w:p>
+            <w:pPr>
+              <w:rPr>
+                <w:rFonts w:ascii="Arial" w:hAnsi="Arial" w:cs="Arial"/>
+              </w:rPr>
+            </w:pPr>
+            <w:r>
+              <w:rPr>
+                <w:rFonts w:ascii="Arial" w:hAnsi="Arial" w:cs="Arial"/>
+              </w:rPr>
+              <w:t>Comprueba si el carácter es una letra minúscula usando su código ASCII.</w:t>
+            </w:r>
+          </w:p>
+        </w:tc>
+        <w:tc>
+          <w:tcPr>
+            <w:tcW w:w="0" w:type="auto"/>
+            <w:tcBorders>
+              <w:top w:val="single" w:sz="6" w:space="0" w:color="auto"/>
+              <w:left w:val="single" w:sz="6" w:space="0" w:color="auto"/>
+              <w:bottom w:val="single" w:sz="6" w:space="0" w:color="auto"/>
+              <w:right w:val="single" w:sz="6" w:space="0" w:color="auto"/>
+            </w:tcBorders>
+            <w:tcMar>
+              <w:top w:w="240" w:type="dxa"/>
+              <w:left w:w="0" w:type="dxa"/>
+              <w:bottom w:w="240" w:type="dxa"/>
+              <w:right w:w="0" w:type="dxa"/>
+            </w:tcMar>
+            <w:vAlign w:val="center"/>
+            <w:hideMark/>
+          </w:tcPr>
+          <w:p>
+            <w:pPr>
+              <w:rPr>
+                <w:rFonts w:ascii="Arial" w:hAnsi="Arial" w:cs="Arial"/>
+              </w:rPr>
+            </w:pPr>
+            <w:proofErr w:type="spellStart"/>
+            <w:r>
+              <w:rPr>
+                <w:rFonts w:ascii="Arial" w:hAnsi="Arial" w:cs="Arial"/>
+              </w:rPr>
+              <w:t>Checks</w:t>
+            </w:r>
+            <w:proofErr w:type="spellEnd"/>
+            <w:r>
+              <w:rPr>
+                <w:rFonts w:ascii="Arial" w:hAnsi="Arial" w:cs="Arial"/>
+              </w:rPr>
+              <w:t xml:space="preserve"> </w:t>
+            </w:r>
+            <w:proofErr w:type="spellStart"/>
+            <w:r>
+              <w:rPr>
+                <w:rFonts w:ascii="Arial" w:hAnsi="Arial" w:cs="Arial"/>
+              </w:rPr>
+              <w:t>if</w:t>
+            </w:r>
+            <w:proofErr w:type="spellEnd"/>
+            <w:r>
+              <w:rPr>
+                <w:rFonts w:ascii="Arial" w:hAnsi="Arial" w:cs="Arial"/>
+              </w:rPr>
+              <w:t xml:space="preserve"> </w:t>
+            </w:r>
+            <w:proofErr w:type="spellStart"/>
+            <w:r>
+              <w:rPr>
+                <w:rFonts w:ascii="Arial" w:hAnsi="Arial" w:cs="Arial"/>
+              </w:rPr>
+              <w:t>the</w:t>
+            </w:r>
+            <w:proofErr w:type="spellEnd"/>
+            <w:r>
+              <w:rPr>
+                <w:rFonts w:ascii="Arial" w:hAnsi="Arial" w:cs="Arial"/>
+              </w:rPr>
+              <w:t xml:space="preserve"> </w:t>
+            </w:r>
+            <w:proofErr w:type="spellStart"/>
+            <w:r>
+              <w:rPr>
+                <w:rFonts w:ascii="Arial" w:hAnsi="Arial" w:cs="Arial"/>
+              </w:rPr>
+              <w:t>character</w:t>
+            </w:r>
+            <w:proofErr w:type="spellEnd"/>
+            <w:r>
+              <w:rPr>
+                <w:rFonts w:ascii="Arial" w:hAnsi="Arial" w:cs="Arial"/>
+              </w:rPr>
+              <w:t xml:space="preserve"> </w:t>
+            </w:r>
+            <w:proofErr w:type="spellStart"/>
+            <w:r>
+              <w:rPr>
+                <w:rFonts w:ascii="Arial" w:hAnsi="Arial" w:cs="Arial"/>
+              </w:rPr>
+              <w:t>is</w:t>
+            </w:r>
+            <w:proofErr w:type="spellEnd"/>
+            <w:r>
+              <w:rPr>
+                <w:rFonts w:ascii="Arial" w:hAnsi="Arial" w:cs="Arial"/>
+              </w:rPr>
+              <w:t xml:space="preserve"> a </w:t>
+            </w:r>
+            <w:proofErr w:type="spellStart"/>
+            <w:r>
+              <w:rPr>
+                <w:rFonts w:ascii="Arial" w:hAnsi="Arial" w:cs="Arial"/>
+              </w:rPr>
+              <w:t>lowercase</w:t>
+            </w:r>
+            <w:proofErr w:type="spellEnd"/>
+            <w:r>
+              <w:rPr>
+                <w:rFonts w:ascii="Arial" w:hAnsi="Arial" w:cs="Arial"/>
+              </w:rPr>
+              <w:t xml:space="preserve"> </w:t>
+            </w:r>
+            <w:proofErr w:type="spellStart"/>
+            <w:r>
+              <w:rPr>
+                <w:rFonts w:ascii="Arial" w:hAnsi="Arial" w:cs="Arial"/>
+              </w:rPr>
+              <w:t>letter</w:t>
+            </w:r>
+            <w:proofErr w:type="spellEnd"/>
+            <w:r>
+              <w:rPr>
+                <w:rFonts w:ascii="Arial" w:hAnsi="Arial" w:cs="Arial"/>
+              </w:rPr>
+              <w:t xml:space="preserve"> </w:t>
+            </w:r>
+            <w:proofErr w:type="spellStart"/>
+            <w:r>
+              <w:rPr>
+                <w:rFonts w:ascii="Arial" w:hAnsi="Arial" w:cs="Arial"/>
+              </w:rPr>
+              <w:t>using</w:t>
+            </w:r>
+            <w:proofErr w:type="spellEnd"/>
+            <w:r>
+              <w:rPr>
+                <w:rFonts w:ascii="Arial" w:hAnsi="Arial" w:cs="Arial"/>
+              </w:rPr>
+              <w:t xml:space="preserve"> </w:t>
+            </w:r>
+            <w:proofErr w:type="spellStart"/>
+            <w:r>
+              <w:rPr>
+                <w:rFonts w:ascii="Arial" w:hAnsi="Arial" w:cs="Arial"/>
+              </w:rPr>
+              <w:t>its</w:t>
+            </w:r>
+            <w:proofErr w:type="spellEnd"/>
+            <w:r>
+              <w:rPr>
+                <w:rFonts w:ascii="Arial" w:hAnsi="Arial" w:cs="Arial"/>
+              </w:rPr>
+              <w:t xml:space="preserve"> ASCII </w:t>
+            </w:r>
+            <w:proofErr w:type="spellStart"/>
+            <w:r>
+              <w:rPr>
+                <w:rFonts w:ascii="Arial" w:hAnsi="Arial" w:cs="Arial"/>
+              </w:rPr>
+              <w:t>code</w:t>
+            </w:r>
+            <w:proofErr w:type="spellEnd"/>
+            <w:r>
+              <w:rPr>
+                <w:rFonts w:ascii="Arial" w:hAnsi="Arial" w:cs="Arial"/>
+              </w:rPr>
+              <w:t>.</w:t>
+            </w:r>
+          </w:p>
+        </w:tc>
+      </w:tr>
+      <w:tr>
+        <w:trPr>
+          <w:tblCellSpacing w:w="15" w:type="dxa"/>
+        </w:trPr>
+        <w:tc>
+          <w:tcPr>
+            <w:tcW w:w="0" w:type="auto"/>
+            <w:tcBorders>
+              <w:top w:val="single" w:sz="6" w:space="0" w:color="auto"/>
+              <w:left w:val="single" w:sz="6" w:space="0" w:color="auto"/>
+              <w:bottom w:val="single" w:sz="6" w:space="0" w:color="auto"/>
+              <w:right w:val="single" w:sz="6" w:space="0" w:color="auto"/>
+            </w:tcBorders>
+            <w:tcMar>
+              <w:top w:w="240" w:type="dxa"/>
+              <w:left w:w="0" w:type="dxa"/>
+              <w:bottom w:w="240" w:type="dxa"/>
+              <w:right w:w="180" w:type="dxa"/>
+            </w:tcMar>
+            <w:vAlign w:val="center"/>
+            <w:hideMark/>
+          </w:tcPr>
+          <w:p>
+            <w:pPr>
+              <w:rPr>
+                <w:rFonts w:ascii="Arial" w:hAnsi="Arial" w:cs="Arial"/>
+              </w:rPr>
+            </w:pPr>
+            <w:proofErr w:type="spellStart"/>
+            <w:r>
+              <w:rPr>
+                <w:rFonts w:ascii="Arial" w:hAnsi="Arial" w:cs="Arial"/>
+              </w:rPr>
+              <w:lastRenderedPageBreak/>
+              <w:t>if</w:t>
+            </w:r>
+            <w:proofErr w:type="spellEnd"/>
+            <w:r>
+              <w:rPr>
+                <w:rFonts w:ascii="Arial" w:hAnsi="Arial" w:cs="Arial"/>
+              </w:rPr>
+              <w:t>(c==</w:t>
+            </w:r>
+            <w:proofErr w:type="spellStart"/>
+            <w:proofErr w:type="gramStart"/>
+            <w:r>
+              <w:rPr>
+                <w:rFonts w:ascii="Arial" w:hAnsi="Arial" w:cs="Arial"/>
+              </w:rPr>
+              <w:t>a.length</w:t>
+            </w:r>
+            <w:proofErr w:type="spellEnd"/>
+            <w:proofErr w:type="gramEnd"/>
+            <w:r>
+              <w:rPr>
+                <w:rFonts w:ascii="Arial" w:hAnsi="Arial" w:cs="Arial"/>
+              </w:rPr>
+              <w:t>())</w:t>
+            </w:r>
+          </w:p>
+        </w:tc>
+        <w:tc>
+          <w:tcPr>
+            <w:tcW w:w="0" w:type="auto"/>
+            <w:tcBorders>
+              <w:top w:val="single" w:sz="6" w:space="0" w:color="auto"/>
+              <w:left w:val="single" w:sz="6" w:space="0" w:color="auto"/>
+              <w:bottom w:val="single" w:sz="6" w:space="0" w:color="auto"/>
+              <w:right w:val="single" w:sz="6" w:space="0" w:color="auto"/>
+            </w:tcBorders>
+            <w:tcMar>
+              <w:top w:w="240" w:type="dxa"/>
+              <w:left w:w="0" w:type="dxa"/>
+              <w:bottom w:w="240" w:type="dxa"/>
+              <w:right w:w="180" w:type="dxa"/>
+            </w:tcMar>
+            <w:vAlign w:val="center"/>
+            <w:hideMark/>
+          </w:tcPr>
+          <w:p>
+            <w:pPr>
+              <w:rPr>
+                <w:rFonts w:ascii="Arial" w:hAnsi="Arial" w:cs="Arial"/>
+              </w:rPr>
+            </w:pPr>
+            <w:r>
+              <w:rPr>
+                <w:rFonts w:ascii="Arial" w:hAnsi="Arial" w:cs="Arial"/>
+              </w:rPr>
+              <w:t>Si el contador de coincidencias es igual al largo del texto, confirma que es válido.</w:t>
+            </w:r>
+          </w:p>
+        </w:tc>
+        <w:tc>
+          <w:tcPr>
+            <w:tcW w:w="0" w:type="auto"/>
+            <w:tcBorders>
+              <w:top w:val="single" w:sz="6" w:space="0" w:color="auto"/>
+              <w:left w:val="single" w:sz="6" w:space="0" w:color="auto"/>
+              <w:bottom w:val="single" w:sz="6" w:space="0" w:color="auto"/>
+              <w:right w:val="single" w:sz="6" w:space="0" w:color="auto"/>
+            </w:tcBorders>
+            <w:tcMar>
+              <w:top w:w="240" w:type="dxa"/>
+              <w:left w:w="0" w:type="dxa"/>
+              <w:bottom w:w="240" w:type="dxa"/>
+              <w:right w:w="0" w:type="dxa"/>
+            </w:tcMar>
+            <w:vAlign w:val="center"/>
+            <w:hideMark/>
+          </w:tcPr>
+          <w:p>
+            <w:pPr>
+              <w:rPr>
+                <w:rFonts w:ascii="Arial" w:hAnsi="Arial" w:cs="Arial"/>
+              </w:rPr>
+            </w:pPr>
+            <w:proofErr w:type="spellStart"/>
+            <w:r>
+              <w:rPr>
+                <w:rFonts w:ascii="Arial" w:hAnsi="Arial" w:cs="Arial"/>
+              </w:rPr>
+              <w:t>If</w:t>
+            </w:r>
+            <w:proofErr w:type="spellEnd"/>
+            <w:r>
+              <w:rPr>
+                <w:rFonts w:ascii="Arial" w:hAnsi="Arial" w:cs="Arial"/>
+              </w:rPr>
+              <w:t xml:space="preserve"> </w:t>
+            </w:r>
+            <w:proofErr w:type="spellStart"/>
+            <w:r>
+              <w:rPr>
+                <w:rFonts w:ascii="Arial" w:hAnsi="Arial" w:cs="Arial"/>
+              </w:rPr>
+              <w:t>the</w:t>
+            </w:r>
+            <w:proofErr w:type="spellEnd"/>
+            <w:r>
+              <w:rPr>
+                <w:rFonts w:ascii="Arial" w:hAnsi="Arial" w:cs="Arial"/>
+              </w:rPr>
+              <w:t xml:space="preserve"> match </w:t>
+            </w:r>
+            <w:proofErr w:type="spellStart"/>
+            <w:r>
+              <w:rPr>
+                <w:rFonts w:ascii="Arial" w:hAnsi="Arial" w:cs="Arial"/>
+              </w:rPr>
+              <w:t>counter</w:t>
+            </w:r>
+            <w:proofErr w:type="spellEnd"/>
+            <w:r>
+              <w:rPr>
+                <w:rFonts w:ascii="Arial" w:hAnsi="Arial" w:cs="Arial"/>
+              </w:rPr>
+              <w:t xml:space="preserve"> </w:t>
+            </w:r>
+            <w:proofErr w:type="spellStart"/>
+            <w:r>
+              <w:rPr>
+                <w:rFonts w:ascii="Arial" w:hAnsi="Arial" w:cs="Arial"/>
+              </w:rPr>
+              <w:t>equals</w:t>
+            </w:r>
+            <w:proofErr w:type="spellEnd"/>
+            <w:r>
+              <w:rPr>
+                <w:rFonts w:ascii="Arial" w:hAnsi="Arial" w:cs="Arial"/>
+              </w:rPr>
+              <w:t xml:space="preserve"> </w:t>
+            </w:r>
+            <w:proofErr w:type="spellStart"/>
+            <w:r>
+              <w:rPr>
+                <w:rFonts w:ascii="Arial" w:hAnsi="Arial" w:cs="Arial"/>
+              </w:rPr>
+              <w:t>the</w:t>
+            </w:r>
+            <w:proofErr w:type="spellEnd"/>
+            <w:r>
+              <w:rPr>
+                <w:rFonts w:ascii="Arial" w:hAnsi="Arial" w:cs="Arial"/>
+              </w:rPr>
+              <w:t xml:space="preserve"> </w:t>
+            </w:r>
+            <w:proofErr w:type="spellStart"/>
+            <w:r>
+              <w:rPr>
+                <w:rFonts w:ascii="Arial" w:hAnsi="Arial" w:cs="Arial"/>
+              </w:rPr>
+              <w:t>text</w:t>
+            </w:r>
+            <w:proofErr w:type="spellEnd"/>
+            <w:r>
+              <w:rPr>
+                <w:rFonts w:ascii="Arial" w:hAnsi="Arial" w:cs="Arial"/>
+              </w:rPr>
+              <w:t xml:space="preserve"> </w:t>
+            </w:r>
+            <w:proofErr w:type="spellStart"/>
+            <w:r>
+              <w:rPr>
+                <w:rFonts w:ascii="Arial" w:hAnsi="Arial" w:cs="Arial"/>
+              </w:rPr>
+              <w:t>length</w:t>
+            </w:r>
+            <w:proofErr w:type="spellEnd"/>
+            <w:r>
+              <w:rPr>
+                <w:rFonts w:ascii="Arial" w:hAnsi="Arial" w:cs="Arial"/>
+              </w:rPr>
+              <w:t xml:space="preserve">, </w:t>
+            </w:r>
+            <w:proofErr w:type="spellStart"/>
+            <w:r>
+              <w:rPr>
+                <w:rFonts w:ascii="Arial" w:hAnsi="Arial" w:cs="Arial"/>
+              </w:rPr>
+              <w:t>it</w:t>
+            </w:r>
+            <w:proofErr w:type="spellEnd"/>
+            <w:r>
+              <w:rPr>
+                <w:rFonts w:ascii="Arial" w:hAnsi="Arial" w:cs="Arial"/>
+              </w:rPr>
+              <w:t xml:space="preserve"> </w:t>
+            </w:r>
+            <w:proofErr w:type="spellStart"/>
+            <w:r>
+              <w:rPr>
+                <w:rFonts w:ascii="Arial" w:hAnsi="Arial" w:cs="Arial"/>
+              </w:rPr>
+              <w:t>confirms</w:t>
+            </w:r>
+            <w:proofErr w:type="spellEnd"/>
+            <w:r>
+              <w:rPr>
+                <w:rFonts w:ascii="Arial" w:hAnsi="Arial" w:cs="Arial"/>
+              </w:rPr>
+              <w:t xml:space="preserve"> </w:t>
+            </w:r>
+            <w:proofErr w:type="spellStart"/>
+            <w:r>
+              <w:rPr>
+                <w:rFonts w:ascii="Arial" w:hAnsi="Arial" w:cs="Arial"/>
+              </w:rPr>
+              <w:t>it</w:t>
+            </w:r>
+            <w:proofErr w:type="spellEnd"/>
+            <w:r>
+              <w:rPr>
+                <w:rFonts w:ascii="Arial" w:hAnsi="Arial" w:cs="Arial"/>
+              </w:rPr>
+              <w:t xml:space="preserve"> </w:t>
+            </w:r>
+            <w:proofErr w:type="spellStart"/>
+            <w:r>
+              <w:rPr>
+                <w:rFonts w:ascii="Arial" w:hAnsi="Arial" w:cs="Arial"/>
+              </w:rPr>
+              <w:t>is</w:t>
+            </w:r>
+            <w:proofErr w:type="spellEnd"/>
+            <w:r>
+              <w:rPr>
+                <w:rFonts w:ascii="Arial" w:hAnsi="Arial" w:cs="Arial"/>
+              </w:rPr>
+              <w:t xml:space="preserve"> </w:t>
+            </w:r>
+            <w:proofErr w:type="spellStart"/>
+            <w:r>
+              <w:rPr>
+                <w:rFonts w:ascii="Arial" w:hAnsi="Arial" w:cs="Arial"/>
+              </w:rPr>
+              <w:t>valid</w:t>
+            </w:r>
+            <w:proofErr w:type="spellEnd"/>
+            <w:r>
+              <w:rPr>
+                <w:rFonts w:ascii="Arial" w:hAnsi="Arial" w:cs="Arial"/>
+              </w:rPr>
+              <w:t>.</w:t>
+            </w:r>
+          </w:p>
+        </w:tc>
+      </w:tr>
+      <w:tr>
+        <w:trPr>
+          <w:tblCellSpacing w:w="15" w:type="dxa"/>
+        </w:trPr>
+        <w:tc>
+          <w:tcPr>
+            <w:tcW w:w="0" w:type="auto"/>
+            <w:tcBorders>
+              <w:top w:val="single" w:sz="6" w:space="0" w:color="auto"/>
+              <w:left w:val="single" w:sz="6" w:space="0" w:color="auto"/>
+              <w:bottom w:val="single" w:sz="6" w:space="0" w:color="auto"/>
+              <w:right w:val="single" w:sz="6" w:space="0" w:color="auto"/>
+            </w:tcBorders>
+            <w:tcMar>
+              <w:top w:w="240" w:type="dxa"/>
+              <w:left w:w="0" w:type="dxa"/>
+              <w:bottom w:w="240" w:type="dxa"/>
+              <w:right w:w="180" w:type="dxa"/>
+            </w:tcMar>
+            <w:vAlign w:val="center"/>
+            <w:hideMark/>
+          </w:tcPr>
+          <w:p>
+            <w:pPr>
+              <w:rPr>
+                <w:rFonts w:ascii="Arial" w:hAnsi="Arial" w:cs="Arial"/>
+              </w:rPr>
+            </w:pPr>
+            <w:proofErr w:type="spellStart"/>
+            <w:proofErr w:type="gramStart"/>
+            <w:r>
+              <w:rPr>
+                <w:rFonts w:ascii="Arial" w:hAnsi="Arial" w:cs="Arial"/>
+              </w:rPr>
+              <w:t>a.codePointAt</w:t>
+            </w:r>
+            <w:proofErr w:type="spellEnd"/>
+            <w:proofErr w:type="gramEnd"/>
+            <w:r>
+              <w:rPr>
+                <w:rFonts w:ascii="Arial" w:hAnsi="Arial" w:cs="Arial"/>
+              </w:rPr>
+              <w:t>(i)&gt;=48 &amp;&amp; ... &lt;=57</w:t>
+            </w:r>
+          </w:p>
+        </w:tc>
+        <w:tc>
+          <w:tcPr>
+            <w:tcW w:w="0" w:type="auto"/>
+            <w:tcBorders>
+              <w:top w:val="single" w:sz="6" w:space="0" w:color="auto"/>
+              <w:left w:val="single" w:sz="6" w:space="0" w:color="auto"/>
+              <w:bottom w:val="single" w:sz="6" w:space="0" w:color="auto"/>
+              <w:right w:val="single" w:sz="6" w:space="0" w:color="auto"/>
+            </w:tcBorders>
+            <w:tcMar>
+              <w:top w:w="240" w:type="dxa"/>
+              <w:left w:w="0" w:type="dxa"/>
+              <w:bottom w:w="240" w:type="dxa"/>
+              <w:right w:w="180" w:type="dxa"/>
+            </w:tcMar>
+            <w:vAlign w:val="center"/>
+            <w:hideMark/>
+          </w:tcPr>
+          <w:p>
+            <w:pPr>
+              <w:rPr>
+                <w:rFonts w:ascii="Arial" w:hAnsi="Arial" w:cs="Arial"/>
+              </w:rPr>
+            </w:pPr>
+            <w:r>
+              <w:rPr>
+                <w:rFonts w:ascii="Arial" w:hAnsi="Arial" w:cs="Arial"/>
+              </w:rPr>
+              <w:t>Comprueba si el carácter es un número (del 0 al 9 en ASCII).</w:t>
+            </w:r>
+          </w:p>
+        </w:tc>
+        <w:tc>
+          <w:tcPr>
+            <w:tcW w:w="0" w:type="auto"/>
+            <w:tcBorders>
+              <w:top w:val="single" w:sz="6" w:space="0" w:color="auto"/>
+              <w:left w:val="single" w:sz="6" w:space="0" w:color="auto"/>
+              <w:bottom w:val="single" w:sz="6" w:space="0" w:color="auto"/>
+              <w:right w:val="single" w:sz="6" w:space="0" w:color="auto"/>
+            </w:tcBorders>
+            <w:tcMar>
+              <w:top w:w="240" w:type="dxa"/>
+              <w:left w:w="0" w:type="dxa"/>
+              <w:bottom w:w="240" w:type="dxa"/>
+              <w:right w:w="0" w:type="dxa"/>
+            </w:tcMar>
+            <w:vAlign w:val="center"/>
+            <w:hideMark/>
+          </w:tcPr>
+          <w:p>
+            <w:pPr>
+              <w:rPr>
+                <w:rFonts w:ascii="Arial" w:hAnsi="Arial" w:cs="Arial"/>
+              </w:rPr>
+            </w:pPr>
+            <w:proofErr w:type="spellStart"/>
+            <w:r>
+              <w:rPr>
+                <w:rFonts w:ascii="Arial" w:hAnsi="Arial" w:cs="Arial"/>
+              </w:rPr>
+              <w:t>Checks</w:t>
+            </w:r>
+            <w:proofErr w:type="spellEnd"/>
+            <w:r>
+              <w:rPr>
+                <w:rFonts w:ascii="Arial" w:hAnsi="Arial" w:cs="Arial"/>
+              </w:rPr>
+              <w:t xml:space="preserve"> </w:t>
+            </w:r>
+            <w:proofErr w:type="spellStart"/>
+            <w:r>
+              <w:rPr>
+                <w:rFonts w:ascii="Arial" w:hAnsi="Arial" w:cs="Arial"/>
+              </w:rPr>
+              <w:t>if</w:t>
+            </w:r>
+            <w:proofErr w:type="spellEnd"/>
+            <w:r>
+              <w:rPr>
+                <w:rFonts w:ascii="Arial" w:hAnsi="Arial" w:cs="Arial"/>
+              </w:rPr>
+              <w:t xml:space="preserve"> </w:t>
+            </w:r>
+            <w:proofErr w:type="spellStart"/>
+            <w:r>
+              <w:rPr>
+                <w:rFonts w:ascii="Arial" w:hAnsi="Arial" w:cs="Arial"/>
+              </w:rPr>
+              <w:t>the</w:t>
+            </w:r>
+            <w:proofErr w:type="spellEnd"/>
+            <w:r>
+              <w:rPr>
+                <w:rFonts w:ascii="Arial" w:hAnsi="Arial" w:cs="Arial"/>
+              </w:rPr>
+              <w:t xml:space="preserve"> </w:t>
+            </w:r>
+            <w:proofErr w:type="spellStart"/>
+            <w:r>
+              <w:rPr>
+                <w:rFonts w:ascii="Arial" w:hAnsi="Arial" w:cs="Arial"/>
+              </w:rPr>
+              <w:t>character</w:t>
+            </w:r>
+            <w:proofErr w:type="spellEnd"/>
+            <w:r>
+              <w:rPr>
+                <w:rFonts w:ascii="Arial" w:hAnsi="Arial" w:cs="Arial"/>
+              </w:rPr>
+              <w:t xml:space="preserve"> </w:t>
+            </w:r>
+            <w:proofErr w:type="spellStart"/>
+            <w:r>
+              <w:rPr>
+                <w:rFonts w:ascii="Arial" w:hAnsi="Arial" w:cs="Arial"/>
+              </w:rPr>
+              <w:t>is</w:t>
+            </w:r>
+            <w:proofErr w:type="spellEnd"/>
+            <w:r>
+              <w:rPr>
+                <w:rFonts w:ascii="Arial" w:hAnsi="Arial" w:cs="Arial"/>
+              </w:rPr>
+              <w:t xml:space="preserve"> a </w:t>
+            </w:r>
+            <w:proofErr w:type="spellStart"/>
+            <w:r>
+              <w:rPr>
+                <w:rFonts w:ascii="Arial" w:hAnsi="Arial" w:cs="Arial"/>
+              </w:rPr>
+              <w:t>number</w:t>
+            </w:r>
+            <w:proofErr w:type="spellEnd"/>
+            <w:r>
+              <w:rPr>
+                <w:rFonts w:ascii="Arial" w:hAnsi="Arial" w:cs="Arial"/>
+              </w:rPr>
+              <w:t xml:space="preserve"> (</w:t>
+            </w:r>
+            <w:proofErr w:type="spellStart"/>
+            <w:r>
+              <w:rPr>
+                <w:rFonts w:ascii="Arial" w:hAnsi="Arial" w:cs="Arial"/>
+              </w:rPr>
+              <w:t>from</w:t>
+            </w:r>
+            <w:proofErr w:type="spellEnd"/>
+            <w:r>
+              <w:rPr>
+                <w:rFonts w:ascii="Arial" w:hAnsi="Arial" w:cs="Arial"/>
+              </w:rPr>
+              <w:t xml:space="preserve"> 0 </w:t>
+            </w:r>
+            <w:proofErr w:type="spellStart"/>
+            <w:r>
+              <w:rPr>
+                <w:rFonts w:ascii="Arial" w:hAnsi="Arial" w:cs="Arial"/>
+              </w:rPr>
+              <w:t>to</w:t>
+            </w:r>
+            <w:proofErr w:type="spellEnd"/>
+            <w:r>
+              <w:rPr>
+                <w:rFonts w:ascii="Arial" w:hAnsi="Arial" w:cs="Arial"/>
+              </w:rPr>
+              <w:t xml:space="preserve"> 9 in ASCII).</w:t>
+            </w:r>
+          </w:p>
+        </w:tc>
+      </w:tr>
+      <w:tr>
+        <w:trPr>
+          <w:tblCellSpacing w:w="15" w:type="dxa"/>
+        </w:trPr>
+        <w:tc>
+          <w:tcPr>
+            <w:tcW w:w="0" w:type="auto"/>
+            <w:tcBorders>
+              <w:top w:val="single" w:sz="6" w:space="0" w:color="auto"/>
+              <w:left w:val="single" w:sz="6" w:space="0" w:color="auto"/>
+              <w:bottom w:val="single" w:sz="6" w:space="0" w:color="auto"/>
+              <w:right w:val="single" w:sz="6" w:space="0" w:color="auto"/>
+            </w:tcBorders>
+            <w:tcMar>
+              <w:top w:w="240" w:type="dxa"/>
+              <w:left w:w="0" w:type="dxa"/>
+              <w:bottom w:w="240" w:type="dxa"/>
+              <w:right w:w="180" w:type="dxa"/>
+            </w:tcMar>
+            <w:vAlign w:val="center"/>
+            <w:hideMark/>
+          </w:tcPr>
+          <w:p>
+            <w:pPr>
+              <w:rPr>
+                <w:rFonts w:ascii="Arial" w:hAnsi="Arial" w:cs="Arial"/>
+              </w:rPr>
+            </w:pPr>
+            <w:proofErr w:type="spellStart"/>
+            <w:proofErr w:type="gramStart"/>
+            <w:r>
+              <w:rPr>
+                <w:rFonts w:ascii="Arial" w:hAnsi="Arial" w:cs="Arial"/>
+              </w:rPr>
+              <w:t>a.codePointAt</w:t>
+            </w:r>
+            <w:proofErr w:type="spellEnd"/>
+            <w:proofErr w:type="gramEnd"/>
+            <w:r>
+              <w:rPr>
+                <w:rFonts w:ascii="Arial" w:hAnsi="Arial" w:cs="Arial"/>
+              </w:rPr>
+              <w:t>(i)==64 || 36 || 35</w:t>
+            </w:r>
+          </w:p>
+        </w:tc>
+        <w:tc>
+          <w:tcPr>
+            <w:tcW w:w="0" w:type="auto"/>
+            <w:tcBorders>
+              <w:top w:val="single" w:sz="6" w:space="0" w:color="auto"/>
+              <w:left w:val="single" w:sz="6" w:space="0" w:color="auto"/>
+              <w:bottom w:val="single" w:sz="6" w:space="0" w:color="auto"/>
+              <w:right w:val="single" w:sz="6" w:space="0" w:color="auto"/>
+            </w:tcBorders>
+            <w:tcMar>
+              <w:top w:w="240" w:type="dxa"/>
+              <w:left w:w="0" w:type="dxa"/>
+              <w:bottom w:w="240" w:type="dxa"/>
+              <w:right w:w="180" w:type="dxa"/>
+            </w:tcMar>
+            <w:vAlign w:val="center"/>
+            <w:hideMark/>
+          </w:tcPr>
+          <w:p>
+            <w:pPr>
+              <w:rPr>
+                <w:rFonts w:ascii="Arial" w:hAnsi="Arial" w:cs="Arial"/>
+              </w:rPr>
+            </w:pPr>
+            <w:r>
+              <w:rPr>
+                <w:rFonts w:ascii="Arial" w:hAnsi="Arial" w:cs="Arial"/>
+              </w:rPr>
+              <w:t>Verifica si el carácter es un símbolo específico (@, $, o #).</w:t>
+            </w:r>
+          </w:p>
+        </w:tc>
+        <w:tc>
+          <w:tcPr>
+            <w:tcW w:w="0" w:type="auto"/>
+            <w:tcBorders>
+              <w:top w:val="single" w:sz="6" w:space="0" w:color="auto"/>
+              <w:left w:val="single" w:sz="6" w:space="0" w:color="auto"/>
+              <w:bottom w:val="single" w:sz="6" w:space="0" w:color="auto"/>
+              <w:right w:val="single" w:sz="6" w:space="0" w:color="auto"/>
+            </w:tcBorders>
+            <w:tcMar>
+              <w:top w:w="240" w:type="dxa"/>
+              <w:left w:w="0" w:type="dxa"/>
+              <w:bottom w:w="240" w:type="dxa"/>
+              <w:right w:w="0" w:type="dxa"/>
+            </w:tcMar>
+            <w:vAlign w:val="center"/>
+            <w:hideMark/>
+          </w:tcPr>
+          <w:p>
+            <w:pPr>
+              <w:rPr>
+                <w:rFonts w:ascii="Arial" w:hAnsi="Arial" w:cs="Arial"/>
+              </w:rPr>
+            </w:pPr>
+            <w:proofErr w:type="spellStart"/>
+            <w:r>
+              <w:rPr>
+                <w:rFonts w:ascii="Arial" w:hAnsi="Arial" w:cs="Arial"/>
+              </w:rPr>
+              <w:t>Checks</w:t>
+            </w:r>
+            <w:proofErr w:type="spellEnd"/>
+            <w:r>
+              <w:rPr>
+                <w:rFonts w:ascii="Arial" w:hAnsi="Arial" w:cs="Arial"/>
+              </w:rPr>
+              <w:t xml:space="preserve"> </w:t>
+            </w:r>
+            <w:proofErr w:type="spellStart"/>
+            <w:r>
+              <w:rPr>
+                <w:rFonts w:ascii="Arial" w:hAnsi="Arial" w:cs="Arial"/>
+              </w:rPr>
+              <w:t>if</w:t>
+            </w:r>
+            <w:proofErr w:type="spellEnd"/>
+            <w:r>
+              <w:rPr>
+                <w:rFonts w:ascii="Arial" w:hAnsi="Arial" w:cs="Arial"/>
+              </w:rPr>
+              <w:t xml:space="preserve"> </w:t>
+            </w:r>
+            <w:proofErr w:type="spellStart"/>
+            <w:r>
+              <w:rPr>
+                <w:rFonts w:ascii="Arial" w:hAnsi="Arial" w:cs="Arial"/>
+              </w:rPr>
+              <w:t>the</w:t>
+            </w:r>
+            <w:proofErr w:type="spellEnd"/>
+            <w:r>
+              <w:rPr>
+                <w:rFonts w:ascii="Arial" w:hAnsi="Arial" w:cs="Arial"/>
+              </w:rPr>
+              <w:t xml:space="preserve"> </w:t>
+            </w:r>
+            <w:proofErr w:type="spellStart"/>
+            <w:r>
+              <w:rPr>
+                <w:rFonts w:ascii="Arial" w:hAnsi="Arial" w:cs="Arial"/>
+              </w:rPr>
+              <w:t>character</w:t>
+            </w:r>
+            <w:proofErr w:type="spellEnd"/>
+            <w:r>
+              <w:rPr>
+                <w:rFonts w:ascii="Arial" w:hAnsi="Arial" w:cs="Arial"/>
+              </w:rPr>
+              <w:t xml:space="preserve"> </w:t>
+            </w:r>
+            <w:proofErr w:type="spellStart"/>
+            <w:r>
+              <w:rPr>
+                <w:rFonts w:ascii="Arial" w:hAnsi="Arial" w:cs="Arial"/>
+              </w:rPr>
+              <w:t>is</w:t>
+            </w:r>
+            <w:proofErr w:type="spellEnd"/>
+            <w:r>
+              <w:rPr>
+                <w:rFonts w:ascii="Arial" w:hAnsi="Arial" w:cs="Arial"/>
+              </w:rPr>
+              <w:t xml:space="preserve"> a </w:t>
+            </w:r>
+            <w:proofErr w:type="spellStart"/>
+            <w:r>
+              <w:rPr>
+                <w:rFonts w:ascii="Arial" w:hAnsi="Arial" w:cs="Arial"/>
+              </w:rPr>
+              <w:t>specific</w:t>
+            </w:r>
+            <w:proofErr w:type="spellEnd"/>
+            <w:r>
+              <w:rPr>
+                <w:rFonts w:ascii="Arial" w:hAnsi="Arial" w:cs="Arial"/>
+              </w:rPr>
+              <w:t xml:space="preserve"> symbol (@, $, </w:t>
+            </w:r>
+            <w:proofErr w:type="spellStart"/>
+            <w:r>
+              <w:rPr>
+                <w:rFonts w:ascii="Arial" w:hAnsi="Arial" w:cs="Arial"/>
+              </w:rPr>
+              <w:t>or</w:t>
+            </w:r>
+            <w:proofErr w:type="spellEnd"/>
+            <w:r>
+              <w:rPr>
+                <w:rFonts w:ascii="Arial" w:hAnsi="Arial" w:cs="Arial"/>
+              </w:rPr>
+              <w:t xml:space="preserve"> #).</w:t>
+            </w:r>
+          </w:p>
+        </w:tc>
+      </w:tr>
+    </w:tbl>
+    <w:p>
+      <w:pPr>
+        <w:rPr>
+          <w:rFonts w:ascii="Arial" w:hAnsi="Arial" w:cs="Arial"/>
+        </w:rPr>
+      </w:pPr>
+    </w:p>
+    <w:p>
+      <w:pPr>
+        <w:rPr>
+          <w:rFonts w:ascii="Arial" w:hAnsi="Arial" w:cs="Arial"/>
+        </w:rPr>
+      </w:pPr>
+      <w:r>
+        <w:rPr>
+          <w:rFonts w:ascii="Arial" w:hAnsi="Arial" w:cs="Arial"/>
+        </w:rPr>
+        <w:t>Implementación. -</w:t>
+      </w:r>
+    </w:p>
+    <w:p>
+      <w:pPr>
+        <w:rPr>
+          <w:rFonts w:ascii="Arial" w:hAnsi="Arial" w:cs="Arial"/>
+        </w:rPr>
+      </w:pPr>
+      <w:r>
+        <w:rPr>
+          <w:rFonts w:ascii="Arial" w:hAnsi="Arial" w:cs="Arial"/>
+        </w:rPr>
+        <w:drawing>
+          <wp:inline distT="0" distB="0" distL="0" distR="0" wp14:anchorId="40E6C7B0" wp14:editId="08F1D0E9">
+            <wp:extent cx="4867954" cy="3258005"/>
+            <wp:effectExtent l="0" t="0" r="0" b="0"/>
+            <wp:docPr id="339233581" name="Imagen 1" descr="Interfaz de usuario gráfica, Aplicación&#10;&#10;Descripción generada automáticamente"/>
+            <wp:cNvGraphicFramePr>
+              <a:graphicFrameLocks xmlns:a="http://schemas.openxmlformats.org/drawingml/2006/main" noChangeAspect="1"/>
+            </wp:cNvGraphicFramePr>
+            <a:graphic xmlns:a="http://schemas.openxmlformats.org/drawingml/2006/main">
+              <a:graphicData uri="http://schemas.openxmlformats.org/drawingml/2006/picture">
+                <pic:pic xmlns:pic="http://schemas.openxmlformats.org/drawingml/2006/picture">
+                  <pic:nvPicPr>
+                    <pic:cNvPr id="339233581" name="Imagen 1" descr="Interfaz de usuario gráfica, Aplicación&#10;&#10;Descripción generada automáticamente"/>
+                    <pic:cNvPicPr/>
+                  </pic:nvPicPr>
+                  <pic:blipFill>
+                    <a:blip r:embed="rId22"/>
+                    <a:stretch>
+                      <a:fillRect/>
+                    </a:stretch>
+                  </pic:blipFill>
+                  <pic:spPr>
+                    <a:xfrm>
+                      <a:off x="0" y="0"/>
+                      <a:ext cx="4867954" cy="3258005"/>
+                    </a:xfrm>
+                    <a:prstGeom prst="rect">
+                      <a:avLst/>
+                    </a:prstGeom>
+                  </pic:spPr>
+                </pic:pic>
+              </a:graphicData>
+            </a:graphic>
+          </wp:inline>
+        </w:drawing>
+      </w:r>
+    </w:p>
+    <w:p>
+      <w:pPr>
+        <w:rPr>
+          <w:rFonts w:ascii="Arial" w:hAnsi="Arial" w:cs="Arial"/>
+        </w:rPr>
+      </w:pPr>
+      <w:r>
+        <w:rPr>
+          <w:rFonts w:ascii="Arial" w:hAnsi="Arial" w:cs="Arial"/>
+        </w:rPr>
+        <w:lastRenderedPageBreak/>
+        <w:drawing>
+          <wp:inline distT="0" distB="0" distL="0" distR="0" wp14:anchorId="7EA51467" wp14:editId="190ECAB4">
+            <wp:extent cx="5087060" cy="3972479"/>
+            <wp:effectExtent l="0" t="0" r="0" b="9525"/>
+            <wp:docPr id="1680730149" name="Imagen 1" descr="Interfaz de usuario gráfica, Aplicación&#10;&#10;Descripción generada automáticamente"/>
+            <wp:cNvGraphicFramePr>
+              <a:graphicFrameLocks xmlns:a="http://schemas.openxmlformats.org/drawingml/2006/main" noChangeAspect="1"/>
+            </wp:cNvGraphicFramePr>
+            <a:graphic xmlns:a="http://schemas.openxmlformats.org/drawingml/2006/main">
+              <a:graphicData uri="http://schemas.openxmlformats.org/drawingml/2006/picture">
+                <pic:pic xmlns:pic="http://schemas.openxmlformats.org/drawingml/2006/picture">
+                  <pic:nvPicPr>
+                    <pic:cNvPr id="1680730149" name="Imagen 1" descr="Interfaz de usuario gráfica, Aplicación&#10;&#10;Descripción generada automáticamente"/>
+                    <pic:cNvPicPr/>
+                  </pic:nvPicPr>
+                  <pic:blipFill>
+                    <a:blip r:embed="rId23"/>
+                    <a:stretch>
+                      <a:fillRect/>
+                    </a:stretch>
+                  </pic:blipFill>
+                  <pic:spPr>
+                    <a:xfrm>
+                      <a:off x="0" y="0"/>
+                      <a:ext cx="5087060" cy="3972479"/>
+                    </a:xfrm>
+                    <a:prstGeom prst="rect">
+                      <a:avLst/>
+                    </a:prstGeom>
+                  </pic:spPr>
+                </pic:pic>
+              </a:graphicData>
+            </a:graphic>
+          </wp:inline>
+        </w:drawing>
+      </w:r>
+    </w:p>
+    <w:p>
+      <w:pPr>
+        <w:rPr>
+          <w:rFonts w:ascii="Arial" w:hAnsi="Arial" w:cs="Arial"/>
+        </w:rPr>
+      </w:pPr>
+      <w:r>
+        <w:rPr>
+          <w:rFonts w:ascii="Arial" w:hAnsi="Arial" w:cs="Arial"/>
+        </w:rPr>
+        <w:lastRenderedPageBreak/>
+        <w:drawing>
+          <wp:inline distT="0" distB="0" distL="0" distR="0" wp14:anchorId="0963AF53" wp14:editId="3FF66828">
+            <wp:extent cx="5572903" cy="4944165"/>
+            <wp:effectExtent l="0" t="0" r="8890" b="8890"/>
+            <wp:docPr id="778969306" name="Imagen 1" descr="Interfaz de usuario gráfica&#10;&#10;Descripción generada automáticamente"/>
+            <wp:cNvGraphicFramePr>
+              <a:graphicFrameLocks xmlns:a="http://schemas.openxmlformats.org/drawingml/2006/main" noChangeAspect="1"/>
+            </wp:cNvGraphicFramePr>
+            <a:graphic xmlns:a="http://schemas.openxmlformats.org/drawingml/2006/main">
+              <a:graphicData uri="http://schemas.openxmlformats.org/drawingml/2006/picture">
+                <pic:pic xmlns:pic="http://schemas.openxmlformats.org/drawingml/2006/picture">
+                  <pic:nvPicPr>
+                    <pic:cNvPr id="778969306" name="Imagen 1" descr="Interfaz de usuario gráfica&#10;&#10;Descripción generada automáticamente"/>
+                    <pic:cNvPicPr/>
+                  </pic:nvPicPr>
+                  <pic:blipFill>
+                    <a:blip r:embed="rId24"/>
+                    <a:stretch>
+                      <a:fillRect/>
+                    </a:stretch>
+                  </pic:blipFill>
+                  <pic:spPr>
+                    <a:xfrm>
+                      <a:off x="0" y="0"/>
+                      <a:ext cx="5572903" cy="4944165"/>
+                    </a:xfrm>
+                    <a:prstGeom prst="rect">
+                      <a:avLst/>
+                    </a:prstGeom>
+                  </pic:spPr>
+                </pic:pic>
+              </a:graphicData>
+            </a:graphic>
+          </wp:inline>
+        </w:drawing>
+      </w:r>
+    </w:p>
+    <w:p>
+      <w:pPr>
+        <w:rPr>
+          <w:rFonts w:ascii="Arial" w:hAnsi="Arial" w:cs="Arial"/>
+        </w:rPr>
+      </w:pPr>
+      <w:r>
+        <w:rPr>
+          <w:rFonts w:ascii="Arial" w:hAnsi="Arial" w:cs="Arial"/>
+        </w:rPr>
+        <w:t>Conclusión. -</w:t>
+      </w:r>
+    </w:p>
+    <w:p>
+      <w:pPr>
+        <w:rPr>
+          <w:rFonts w:ascii="Arial" w:hAnsi="Arial" w:cs="Arial"/>
+        </w:rPr>
+      </w:pPr>
+      <w:r>
+        <w:rPr>
+          <w:rFonts w:ascii="Arial" w:hAnsi="Arial" w:cs="Arial"/>
+        </w:rPr>
+        <w:t>Esta practica ya se me hizo más complicada que las anteriores porque ya son temas un poco más complejos, o bueno a mi en lo personal solo pude resolver la tercera sección, las otras dos no, la segunda tuve que investigar y me salió el contáis, ya en la tercera la hice como la hizo el profe</w:t>
+      </w:r>
+    </w:p>
+    <w:p>
+      <w:pPr>
+        <w:rPr>
+          <w:rFonts w:ascii="Arial" w:hAnsi="Arial" w:cs="Arial"/>
+        </w:rPr>
+      </w:pPr>
+    </w:p>
+    <w:p>
+      <w:pPr>
+        <w:rPr>
+          <w:rFonts w:ascii="Arial" w:hAnsi="Arial" w:cs="Arial"/>
+        </w:rPr>
+      </w:pPr>
     </w:p>
     <w:p>
       <w:pPr>
